--- a/documentos/baremo-erasmus-ies-castelar.docx
+++ b/documentos/baremo-erasmus-ies-castelar.docx
@@ -1,238 +1,222 @@
 
 <file path=word/document.xml><?xml version="1.0" encoding="utf-8"?>
-<w:document xmlns:mc="http://schemas.openxmlformats.org/markup-compatibility/2006" xmlns:o="urn:schemas-microsoft-com:office:office" xmlns:r="http://schemas.openxmlformats.org/officeDocument/2006/relationships" xmlns:m="http://schemas.openxmlformats.org/officeDocument/2006/math" xmlns:v="urn:schemas-microsoft-com:vml" xmlns:wp="http://schemas.openxmlformats.org/drawingml/2006/wordprocessingDrawing" xmlns:w10="urn:schemas-microsoft-com:office:word" xmlns:w="http://schemas.openxmlformats.org/wordprocessingml/2006/main" xmlns:wne="http://schemas.microsoft.com/office/word/2006/wordml" xmlns:sl="http://schemas.openxmlformats.org/schemaLibrary/2006/main" xmlns:a="http://schemas.openxmlformats.org/drawingml/2006/main" xmlns:pic="http://schemas.openxmlformats.org/drawingml/2006/picture" xmlns:c="http://schemas.openxmlformats.org/drawingml/2006/chart" xmlns:lc="http://schemas.openxmlformats.org/drawingml/2006/lockedCanvas" xmlns:dgm="http://schemas.openxmlformats.org/drawingml/2006/diagram" xmlns:wps="http://schemas.microsoft.com/office/word/2010/wordprocessingShape" xmlns:wpg="http://schemas.microsoft.com/office/word/2010/wordprocessingGroup" xmlns:w14="http://schemas.microsoft.com/office/word/2010/wordml" xmlns:w15="http://schemas.microsoft.com/office/word/2012/wordml" xmlns:w16="http://schemas.microsoft.com/office/word/2018/wordml" xmlns:w16cex="http://schemas.microsoft.com/office/word/2018/wordml/cex" xmlns:w16cid="http://schemas.microsoft.com/office/word/2016/wordml/cid" xmlns="http://schemas.microsoft.com/office/tasks/2019/documenttasks" xmlns:cr="http://schemas.microsoft.com/office/comments/2020/reactions">
+<w:document xmlns:wpc="http://schemas.microsoft.com/office/word/2010/wordprocessingCanvas" xmlns:cx="http://schemas.microsoft.com/office/drawing/2014/chartex" xmlns:cx1="http://schemas.microsoft.com/office/drawing/2015/9/8/chartex" xmlns:cx2="http://schemas.microsoft.com/office/drawing/2015/10/21/chartex" xmlns:cx3="http://schemas.microsoft.com/office/drawing/2016/5/9/chartex" xmlns:cx4="http://schemas.microsoft.com/office/drawing/2016/5/10/chartex" xmlns:cx5="http://schemas.microsoft.com/office/drawing/2016/5/11/chartex" xmlns:cx6="http://schemas.microsoft.com/office/drawing/2016/5/12/chartex" xmlns:cx7="http://schemas.microsoft.com/office/drawing/2016/5/13/chartex" xmlns:cx8="http://schemas.microsoft.com/office/drawing/2016/5/14/chartex" xmlns:mc="http://schemas.openxmlformats.org/markup-compatibility/2006" xmlns:aink="http://schemas.microsoft.com/office/drawing/2016/ink" xmlns:am3d="http://schemas.microsoft.com/office/drawing/2017/model3d" xmlns:o="urn:schemas-microsoft-com:office:office" xmlns:oel="http://schemas.microsoft.com/office/2019/extlst" xmlns:r="http://schemas.openxmlformats.org/officeDocument/2006/relationships" xmlns:m="http://schemas.openxmlformats.org/officeDocument/2006/math" xmlns:v="urn:schemas-microsoft-com:vml" xmlns:wp14="http://schemas.microsoft.com/office/word/2010/wordprocessingDrawing" xmlns:wp="http://schemas.openxmlformats.org/drawingml/2006/wordprocessingDrawing" xmlns:w10="urn:schemas-microsoft-com:office:word" xmlns:w="http://schemas.openxmlformats.org/wordprocessingml/2006/main" xmlns:w14="http://schemas.microsoft.com/office/word/2010/wordml" xmlns:w15="http://schemas.microsoft.com/office/word/2012/wordml" xmlns:w16cex="http://schemas.microsoft.com/office/word/2018/wordml/cex" xmlns:w16cid="http://schemas.microsoft.com/office/word/2016/wordml/cid" xmlns:w16="http://schemas.microsoft.com/office/word/2018/wordml" xmlns:w16du="http://schemas.microsoft.com/office/word/2023/wordml/word16du" xmlns:w16sdtdh="http://schemas.microsoft.com/office/word/2020/wordml/sdtdatahash" xmlns:w16sdtfl="http://schemas.microsoft.com/office/word/2024/wordml/sdtformatlock" xmlns:w16se="http://schemas.microsoft.com/office/word/2015/wordml/symex" xmlns:wpg="http://schemas.microsoft.com/office/word/2010/wordprocessingGroup" xmlns:wpi="http://schemas.microsoft.com/office/word/2010/wordprocessingInk" xmlns:wne="http://schemas.microsoft.com/office/word/2006/wordml" xmlns:wps="http://schemas.microsoft.com/office/word/2010/wordprocessingShape" mc:Ignorable="w14 w15 w16se w16cid w16 w16cex w16sdtdh w16sdtfl w16du wp14">
   <w:body>
     <w:p>
       <w:pPr>
         <w:spacing w:line="240" w:lineRule="auto"/>
-        <w:ind w:left="-284" w:right="-427" w:firstLine="0"/>
+        <w:ind w:left="-284" w:right="-427"/>
         <w:jc w:val="center"/>
         <w:rPr>
-          <w:rFonts w:ascii="Times New Roman" w:cs="Times New Roman" w:eastAsia="Times New Roman" w:hAnsi="Times New Roman"/>
-          <w:b w:val="1"/>
-          <w:bCs w:val="1"/>
+          <w:rFonts w:ascii="Times New Roman" w:eastAsia="Times New Roman" w:hAnsi="Times New Roman" w:cs="Times New Roman"/>
+          <w:b/>
+          <w:bCs/>
           <w:sz w:val="24"/>
           <w:szCs w:val="24"/>
         </w:rPr>
       </w:pPr>
       <w:r>
         <w:rPr>
-          <w:rFonts w:ascii="Times New Roman" w:cs="Times New Roman" w:eastAsia="Times New Roman" w:hAnsi="Times New Roman"/>
-          <w:b w:val="1"/>
-          <w:bCs w:val="1"/>
+          <w:rFonts w:ascii="Times New Roman" w:eastAsia="Times New Roman" w:hAnsi="Times New Roman" w:cs="Times New Roman"/>
+          <w:b/>
+          <w:bCs/>
           <w:sz w:val="24"/>
           <w:szCs w:val="24"/>
-          <w:rtl w:val="0"/>
-        </w:rPr>
-        <w:t xml:space="preserve">BAREMO</w:t>
+        </w:rPr>
+        <w:t>BAREMO</w:t>
       </w:r>
     </w:p>
     <w:p>
       <w:pPr>
         <w:spacing w:line="240" w:lineRule="auto"/>
-        <w:ind w:left="-284" w:right="-427" w:firstLine="0"/>
+        <w:ind w:left="-284" w:right="-427"/>
         <w:jc w:val="both"/>
         <w:rPr>
-          <w:rFonts w:ascii="Times New Roman" w:cs="Times New Roman" w:eastAsia="Times New Roman" w:hAnsi="Times New Roman"/>
+          <w:rFonts w:ascii="Times New Roman" w:eastAsia="Times New Roman" w:hAnsi="Times New Roman" w:cs="Times New Roman"/>
           <w:sz w:val="24"/>
           <w:szCs w:val="24"/>
         </w:rPr>
       </w:pPr>
-      <w:r>
-        <w:rPr>
-          <w:rtl w:val="0"/>
-        </w:rPr>
-      </w:r>
     </w:p>
     <w:p>
       <w:pPr>
         <w:spacing w:line="240" w:lineRule="auto"/>
-        <w:ind w:left="-284" w:right="-427" w:firstLine="0"/>
+        <w:ind w:left="-284" w:right="-427"/>
         <w:jc w:val="both"/>
         <w:rPr>
-          <w:rFonts w:ascii="Times New Roman" w:cs="Times New Roman" w:eastAsia="Times New Roman" w:hAnsi="Times New Roman"/>
+          <w:rFonts w:ascii="Times New Roman" w:eastAsia="Times New Roman" w:hAnsi="Times New Roman" w:cs="Times New Roman"/>
           <w:sz w:val="24"/>
           <w:szCs w:val="24"/>
         </w:rPr>
       </w:pPr>
       <w:r>
         <w:rPr>
-          <w:rFonts w:ascii="Times New Roman" w:cs="Times New Roman" w:eastAsia="Times New Roman" w:hAnsi="Times New Roman"/>
+          <w:rFonts w:ascii="Times New Roman" w:eastAsia="Times New Roman" w:hAnsi="Times New Roman" w:cs="Times New Roman"/>
           <w:sz w:val="24"/>
           <w:szCs w:val="24"/>
-          <w:rtl w:val="0"/>
-        </w:rPr>
-        <w:t xml:space="preserve">En primer lugar, se clasificará a los participantes en distintos grupos de prioridad, en función de su obtención de beca en movilidades KA1 Erasmus+ en el Centro durante convocatorias anteriores, sin incluir movilidades por proyectos KA2 (Asociaciones Estratégicas).</w:t>
-      </w:r>
-    </w:p>
-    <w:p>
-      <w:pPr>
-        <w:spacing w:line="240" w:lineRule="auto"/>
-        <w:ind w:left="-284" w:right="-427" w:firstLine="0"/>
-        <w:jc w:val="both"/>
-        <w:rPr>
-          <w:rFonts w:ascii="Times New Roman" w:cs="Times New Roman" w:eastAsia="Times New Roman" w:hAnsi="Times New Roman"/>
+        </w:rPr>
+        <w:t xml:space="preserve">En primer lugar, se clasificará </w:t>
+      </w:r>
+      <w:proofErr w:type="gramStart"/>
+      <w:r>
+        <w:rPr>
+          <w:rFonts w:ascii="Times New Roman" w:eastAsia="Times New Roman" w:hAnsi="Times New Roman" w:cs="Times New Roman"/>
           <w:sz w:val="24"/>
           <w:szCs w:val="24"/>
         </w:rPr>
-      </w:pPr>
-      <w:r>
-        <w:rPr>
-          <w:rtl w:val="0"/>
-        </w:rPr>
-      </w:r>
+        <w:t>a</w:t>
+      </w:r>
+      <w:proofErr w:type="gramEnd"/>
+      <w:r>
+        <w:rPr>
+          <w:rFonts w:ascii="Times New Roman" w:eastAsia="Times New Roman" w:hAnsi="Times New Roman" w:cs="Times New Roman"/>
+          <w:sz w:val="24"/>
+          <w:szCs w:val="24"/>
+        </w:rPr>
+        <w:t xml:space="preserve"> los participantes en distintos grupos de prioridad, en función de su obtención de beca en movilidades KA1 Erasmus+ en el Centro durante convocatorias anteriores, sin incluir movilidades por proyectos KA2 (Asociaciones Estratégicas).</w:t>
+      </w:r>
+    </w:p>
+    <w:p>
+      <w:pPr>
+        <w:spacing w:line="240" w:lineRule="auto"/>
+        <w:ind w:left="-284" w:right="-427"/>
+        <w:jc w:val="both"/>
+        <w:rPr>
+          <w:rFonts w:ascii="Times New Roman" w:eastAsia="Times New Roman" w:hAnsi="Times New Roman" w:cs="Times New Roman"/>
+          <w:sz w:val="24"/>
+          <w:szCs w:val="24"/>
+        </w:rPr>
+      </w:pPr>
     </w:p>
     <w:tbl>
       <w:tblPr>
-        <w:tblStyle w:val="Table1"/>
-        <w:tblW w:w="8805.0" w:type="dxa"/>
-        <w:jc w:val="left"/>
-        <w:tblInd w:w="-149.0" w:type="dxa"/>
+        <w:tblStyle w:val="a"/>
+        <w:tblW w:w="8805" w:type="dxa"/>
+        <w:tblInd w:w="-149" w:type="dxa"/>
         <w:tblBorders>
-          <w:top w:color="000000" w:space="0" w:sz="8" w:val="single"/>
-          <w:left w:color="000000" w:space="0" w:sz="8" w:val="single"/>
-          <w:bottom w:color="000000" w:space="0" w:sz="8" w:val="single"/>
-          <w:right w:color="000000" w:space="0" w:sz="8" w:val="single"/>
-          <w:insideH w:color="000000" w:space="0" w:sz="8" w:val="single"/>
-          <w:insideV w:color="000000" w:space="0" w:sz="8" w:val="single"/>
+          <w:top w:val="single" w:sz="8" w:space="0" w:color="000000"/>
+          <w:left w:val="single" w:sz="8" w:space="0" w:color="000000"/>
+          <w:bottom w:val="single" w:sz="8" w:space="0" w:color="000000"/>
+          <w:right w:val="single" w:sz="8" w:space="0" w:color="000000"/>
+          <w:insideH w:val="single" w:sz="8" w:space="0" w:color="000000"/>
+          <w:insideV w:val="single" w:sz="8" w:space="0" w:color="000000"/>
         </w:tblBorders>
         <w:tblLayout w:type="fixed"/>
-        <w:tblLook w:val="0600"/>
+        <w:tblLook w:val="0600" w:firstRow="0" w:lastRow="0" w:firstColumn="0" w:lastColumn="0" w:noHBand="1" w:noVBand="1"/>
       </w:tblPr>
       <w:tblGrid>
         <w:gridCol w:w="1890"/>
         <w:gridCol w:w="6915"/>
-        <w:tblGridChange w:id="0">
-          <w:tblGrid>
-            <w:gridCol w:w="1890"/>
-            <w:gridCol w:w="6915"/>
-          </w:tblGrid>
-        </w:tblGridChange>
       </w:tblGrid>
       <w:tr>
-        <w:trPr>
-          <w:cantSplit w:val="0"/>
-          <w:tblHeader w:val="0"/>
-        </w:trPr>
-        <w:tc>
-          <w:tcPr>
-            <w:shd w:fill="auto" w:val="clear"/>
+        <w:tc>
+          <w:tcPr>
+            <w:tcW w:w="1890" w:type="dxa"/>
             <w:tcMar>
-              <w:top w:w="100.0" w:type="dxa"/>
-              <w:left w:w="100.0" w:type="dxa"/>
-              <w:bottom w:w="100.0" w:type="dxa"/>
-              <w:right w:w="100.0" w:type="dxa"/>
+              <w:top w:w="100" w:type="dxa"/>
+              <w:left w:w="100" w:type="dxa"/>
+              <w:bottom w:w="100" w:type="dxa"/>
+              <w:right w:w="100" w:type="dxa"/>
             </w:tcMar>
-            <w:vAlign w:val="top"/>
           </w:tcPr>
           <w:p>
             <w:pPr>
               <w:widowControl w:val="0"/>
               <w:spacing w:line="240" w:lineRule="auto"/>
               <w:rPr>
-                <w:rFonts w:ascii="Times New Roman" w:cs="Times New Roman" w:eastAsia="Times New Roman" w:hAnsi="Times New Roman"/>
-                <w:sz w:val="24"/>
-                <w:szCs w:val="24"/>
-              </w:rPr>
-            </w:pPr>
-            <w:r>
-              <w:rPr>
-                <w:rFonts w:ascii="Times New Roman" w:cs="Times New Roman" w:eastAsia="Times New Roman" w:hAnsi="Times New Roman"/>
-                <w:sz w:val="24"/>
-                <w:szCs w:val="24"/>
-                <w:rtl w:val="0"/>
-              </w:rPr>
-              <w:t xml:space="preserve">Grupo 1</w:t>
-            </w:r>
-          </w:p>
-        </w:tc>
-        <w:tc>
-          <w:tcPr>
-            <w:shd w:fill="auto" w:val="clear"/>
+                <w:rFonts w:ascii="Times New Roman" w:eastAsia="Times New Roman" w:hAnsi="Times New Roman" w:cs="Times New Roman"/>
+                <w:sz w:val="24"/>
+                <w:szCs w:val="24"/>
+              </w:rPr>
+            </w:pPr>
+            <w:r>
+              <w:rPr>
+                <w:rFonts w:ascii="Times New Roman" w:eastAsia="Times New Roman" w:hAnsi="Times New Roman" w:cs="Times New Roman"/>
+                <w:sz w:val="24"/>
+                <w:szCs w:val="24"/>
+              </w:rPr>
+              <w:t>Grupo 1</w:t>
+            </w:r>
+          </w:p>
+        </w:tc>
+        <w:tc>
+          <w:tcPr>
+            <w:tcW w:w="6915" w:type="dxa"/>
             <w:tcMar>
-              <w:top w:w="100.0" w:type="dxa"/>
-              <w:left w:w="100.0" w:type="dxa"/>
-              <w:bottom w:w="100.0" w:type="dxa"/>
-              <w:right w:w="100.0" w:type="dxa"/>
+              <w:top w:w="100" w:type="dxa"/>
+              <w:left w:w="100" w:type="dxa"/>
+              <w:bottom w:w="100" w:type="dxa"/>
+              <w:right w:w="100" w:type="dxa"/>
             </w:tcMar>
-            <w:vAlign w:val="top"/>
           </w:tcPr>
           <w:p>
             <w:pPr>
               <w:widowControl w:val="0"/>
               <w:spacing w:line="240" w:lineRule="auto"/>
               <w:rPr>
-                <w:rFonts w:ascii="Times New Roman" w:cs="Times New Roman" w:eastAsia="Times New Roman" w:hAnsi="Times New Roman"/>
-                <w:sz w:val="24"/>
-                <w:szCs w:val="24"/>
-              </w:rPr>
-            </w:pPr>
-            <w:r>
-              <w:rPr>
-                <w:rFonts w:ascii="Times New Roman" w:cs="Times New Roman" w:eastAsia="Times New Roman" w:hAnsi="Times New Roman"/>
-                <w:sz w:val="24"/>
-                <w:szCs w:val="24"/>
-                <w:rtl w:val="0"/>
-              </w:rPr>
-              <w:t xml:space="preserve">No obtuvo beca para movilidad KA1 en los dos últimos cursos</w:t>
+                <w:rFonts w:ascii="Times New Roman" w:eastAsia="Times New Roman" w:hAnsi="Times New Roman" w:cs="Times New Roman"/>
+                <w:sz w:val="24"/>
+                <w:szCs w:val="24"/>
+              </w:rPr>
+            </w:pPr>
+            <w:r>
+              <w:rPr>
+                <w:rFonts w:ascii="Times New Roman" w:eastAsia="Times New Roman" w:hAnsi="Times New Roman" w:cs="Times New Roman"/>
+                <w:sz w:val="24"/>
+                <w:szCs w:val="24"/>
+              </w:rPr>
+              <w:t>No obtuvo beca para movilidad KA1 en los dos últimos cursos</w:t>
             </w:r>
           </w:p>
         </w:tc>
       </w:tr>
       <w:tr>
-        <w:trPr>
-          <w:cantSplit w:val="0"/>
-          <w:tblHeader w:val="0"/>
-        </w:trPr>
-        <w:tc>
-          <w:tcPr>
-            <w:shd w:fill="auto" w:val="clear"/>
+        <w:tc>
+          <w:tcPr>
+            <w:tcW w:w="1890" w:type="dxa"/>
             <w:tcMar>
-              <w:top w:w="100.0" w:type="dxa"/>
-              <w:left w:w="100.0" w:type="dxa"/>
-              <w:bottom w:w="100.0" w:type="dxa"/>
-              <w:right w:w="100.0" w:type="dxa"/>
+              <w:top w:w="100" w:type="dxa"/>
+              <w:left w:w="100" w:type="dxa"/>
+              <w:bottom w:w="100" w:type="dxa"/>
+              <w:right w:w="100" w:type="dxa"/>
             </w:tcMar>
-            <w:vAlign w:val="top"/>
           </w:tcPr>
           <w:p>
             <w:pPr>
               <w:widowControl w:val="0"/>
               <w:spacing w:line="240" w:lineRule="auto"/>
               <w:rPr>
-                <w:rFonts w:ascii="Times New Roman" w:cs="Times New Roman" w:eastAsia="Times New Roman" w:hAnsi="Times New Roman"/>
-                <w:sz w:val="24"/>
-                <w:szCs w:val="24"/>
-              </w:rPr>
-            </w:pPr>
-            <w:r>
-              <w:rPr>
-                <w:rFonts w:ascii="Times New Roman" w:cs="Times New Roman" w:eastAsia="Times New Roman" w:hAnsi="Times New Roman"/>
-                <w:sz w:val="24"/>
-                <w:szCs w:val="24"/>
-                <w:rtl w:val="0"/>
-              </w:rPr>
-              <w:t xml:space="preserve">Grupo 2</w:t>
-            </w:r>
-          </w:p>
-        </w:tc>
-        <w:tc>
-          <w:tcPr>
-            <w:shd w:fill="auto" w:val="clear"/>
+                <w:rFonts w:ascii="Times New Roman" w:eastAsia="Times New Roman" w:hAnsi="Times New Roman" w:cs="Times New Roman"/>
+                <w:sz w:val="24"/>
+                <w:szCs w:val="24"/>
+              </w:rPr>
+            </w:pPr>
+            <w:r>
+              <w:rPr>
+                <w:rFonts w:ascii="Times New Roman" w:eastAsia="Times New Roman" w:hAnsi="Times New Roman" w:cs="Times New Roman"/>
+                <w:sz w:val="24"/>
+                <w:szCs w:val="24"/>
+              </w:rPr>
+              <w:t>Grupo 2</w:t>
+            </w:r>
+          </w:p>
+        </w:tc>
+        <w:tc>
+          <w:tcPr>
+            <w:tcW w:w="6915" w:type="dxa"/>
             <w:tcMar>
-              <w:top w:w="100.0" w:type="dxa"/>
-              <w:left w:w="100.0" w:type="dxa"/>
-              <w:bottom w:w="100.0" w:type="dxa"/>
-              <w:right w:w="100.0" w:type="dxa"/>
+              <w:top w:w="100" w:type="dxa"/>
+              <w:left w:w="100" w:type="dxa"/>
+              <w:bottom w:w="100" w:type="dxa"/>
+              <w:right w:w="100" w:type="dxa"/>
             </w:tcMar>
-            <w:vAlign w:val="top"/>
           </w:tcPr>
           <w:p>
             <w:pPr>
               <w:widowControl w:val="0"/>
               <w:spacing w:line="240" w:lineRule="auto"/>
               <w:rPr>
-                <w:rFonts w:ascii="Times New Roman" w:cs="Times New Roman" w:eastAsia="Times New Roman" w:hAnsi="Times New Roman"/>
+                <w:rFonts w:ascii="Times New Roman" w:eastAsia="Times New Roman" w:hAnsi="Times New Roman" w:cs="Times New Roman"/>
                 <w:sz w:val="24"/>
                 <w:szCs w:val="24"/>
               </w:rPr>
@@ -244,66 +228,83 @@
               <w:rPr>
                 <w:color w:val="C00000"/>
               </w:rPr>
-              <w:t>[20__/__]</w:t>
+              <w:t>[20</w:t>
+            </w:r>
+            <w:r>
+              <w:rPr>
+                <w:color w:val="C00000"/>
+              </w:rPr>
+              <w:t>24</w:t>
+            </w:r>
+            <w:r>
+              <w:rPr>
+                <w:color w:val="C00000"/>
+              </w:rPr>
+              <w:t>/</w:t>
+            </w:r>
+            <w:r>
+              <w:rPr>
+                <w:color w:val="C00000"/>
+              </w:rPr>
+              <w:t>25</w:t>
+            </w:r>
+            <w:r>
+              <w:rPr>
+                <w:color w:val="C00000"/>
+              </w:rPr>
+              <w:t>]</w:t>
             </w:r>
           </w:p>
         </w:tc>
       </w:tr>
       <w:tr>
-        <w:trPr>
-          <w:cantSplit w:val="0"/>
-          <w:tblHeader w:val="0"/>
-        </w:trPr>
-        <w:tc>
-          <w:tcPr>
-            <w:shd w:fill="auto" w:val="clear"/>
+        <w:tc>
+          <w:tcPr>
+            <w:tcW w:w="1890" w:type="dxa"/>
             <w:tcMar>
-              <w:top w:w="100.0" w:type="dxa"/>
-              <w:left w:w="100.0" w:type="dxa"/>
-              <w:bottom w:w="100.0" w:type="dxa"/>
-              <w:right w:w="100.0" w:type="dxa"/>
+              <w:top w:w="100" w:type="dxa"/>
+              <w:left w:w="100" w:type="dxa"/>
+              <w:bottom w:w="100" w:type="dxa"/>
+              <w:right w:w="100" w:type="dxa"/>
             </w:tcMar>
-            <w:vAlign w:val="top"/>
           </w:tcPr>
           <w:p>
             <w:pPr>
               <w:widowControl w:val="0"/>
               <w:spacing w:line="240" w:lineRule="auto"/>
               <w:rPr>
-                <w:rFonts w:ascii="Times New Roman" w:cs="Times New Roman" w:eastAsia="Times New Roman" w:hAnsi="Times New Roman"/>
-                <w:sz w:val="24"/>
-                <w:szCs w:val="24"/>
-              </w:rPr>
-            </w:pPr>
-            <w:r>
-              <w:rPr>
-                <w:rFonts w:ascii="Times New Roman" w:cs="Times New Roman" w:eastAsia="Times New Roman" w:hAnsi="Times New Roman"/>
-                <w:sz w:val="24"/>
-                <w:szCs w:val="24"/>
-                <w:rtl w:val="0"/>
-              </w:rPr>
-              <w:t xml:space="preserve">Grupo 3</w:t>
-            </w:r>
-          </w:p>
-        </w:tc>
-        <w:tc>
-          <w:tcPr>
-            <w:shd w:fill="auto" w:val="clear"/>
+                <w:rFonts w:ascii="Times New Roman" w:eastAsia="Times New Roman" w:hAnsi="Times New Roman" w:cs="Times New Roman"/>
+                <w:sz w:val="24"/>
+                <w:szCs w:val="24"/>
+              </w:rPr>
+            </w:pPr>
+            <w:r>
+              <w:rPr>
+                <w:rFonts w:ascii="Times New Roman" w:eastAsia="Times New Roman" w:hAnsi="Times New Roman" w:cs="Times New Roman"/>
+                <w:sz w:val="24"/>
+                <w:szCs w:val="24"/>
+              </w:rPr>
+              <w:t>Grupo 3</w:t>
+            </w:r>
+          </w:p>
+        </w:tc>
+        <w:tc>
+          <w:tcPr>
+            <w:tcW w:w="6915" w:type="dxa"/>
             <w:tcMar>
-              <w:top w:w="100.0" w:type="dxa"/>
-              <w:left w:w="100.0" w:type="dxa"/>
-              <w:bottom w:w="100.0" w:type="dxa"/>
-              <w:right w:w="100.0" w:type="dxa"/>
+              <w:top w:w="100" w:type="dxa"/>
+              <w:left w:w="100" w:type="dxa"/>
+              <w:bottom w:w="100" w:type="dxa"/>
+              <w:right w:w="100" w:type="dxa"/>
             </w:tcMar>
-            <w:vAlign w:val="top"/>
           </w:tcPr>
           <w:p>
             <w:pPr>
               <w:widowControl w:val="0"/>
               <w:spacing w:line="240" w:lineRule="auto"/>
-              <w:ind w:right="-98.14960629921245"/>
-              <w:rPr>
-                <w:rFonts w:ascii="Times New Roman" w:cs="Times New Roman" w:eastAsia="Times New Roman" w:hAnsi="Times New Roman"/>
+              <w:ind w:right="-98"/>
+              <w:rPr>
+                <w:rFonts w:ascii="Times New Roman" w:eastAsia="Times New Roman" w:hAnsi="Times New Roman" w:cs="Times New Roman"/>
                 <w:sz w:val="24"/>
                 <w:szCs w:val="24"/>
               </w:rPr>
@@ -315,75 +316,91 @@
               <w:rPr>
                 <w:color w:val="C00000"/>
               </w:rPr>
-              <w:t>[20__/__]</w:t>
+              <w:t>[20</w:t>
+            </w:r>
+            <w:r>
+              <w:rPr>
+                <w:color w:val="C00000"/>
+              </w:rPr>
+              <w:t>25</w:t>
+            </w:r>
+            <w:r>
+              <w:rPr>
+                <w:color w:val="C00000"/>
+              </w:rPr>
+              <w:t>/</w:t>
+            </w:r>
+            <w:r>
+              <w:rPr>
+                <w:color w:val="C00000"/>
+              </w:rPr>
+              <w:t>26</w:t>
+            </w:r>
+            <w:r>
+              <w:rPr>
+                <w:color w:val="C00000"/>
+              </w:rPr>
+              <w:t>]</w:t>
             </w:r>
           </w:p>
         </w:tc>
       </w:tr>
       <w:tr>
-        <w:trPr>
-          <w:cantSplit w:val="0"/>
-          <w:tblHeader w:val="0"/>
-        </w:trPr>
-        <w:tc>
-          <w:tcPr>
-            <w:shd w:fill="auto" w:val="clear"/>
+        <w:tc>
+          <w:tcPr>
+            <w:tcW w:w="1890" w:type="dxa"/>
             <w:tcMar>
-              <w:top w:w="100.0" w:type="dxa"/>
-              <w:left w:w="100.0" w:type="dxa"/>
-              <w:bottom w:w="100.0" w:type="dxa"/>
-              <w:right w:w="100.0" w:type="dxa"/>
+              <w:top w:w="100" w:type="dxa"/>
+              <w:left w:w="100" w:type="dxa"/>
+              <w:bottom w:w="100" w:type="dxa"/>
+              <w:right w:w="100" w:type="dxa"/>
             </w:tcMar>
-            <w:vAlign w:val="top"/>
           </w:tcPr>
           <w:p>
             <w:pPr>
               <w:widowControl w:val="0"/>
               <w:spacing w:line="240" w:lineRule="auto"/>
               <w:rPr>
-                <w:rFonts w:ascii="Times New Roman" w:cs="Times New Roman" w:eastAsia="Times New Roman" w:hAnsi="Times New Roman"/>
-                <w:sz w:val="24"/>
-                <w:szCs w:val="24"/>
-              </w:rPr>
-            </w:pPr>
-            <w:r>
-              <w:rPr>
-                <w:rFonts w:ascii="Times New Roman" w:cs="Times New Roman" w:eastAsia="Times New Roman" w:hAnsi="Times New Roman"/>
-                <w:sz w:val="24"/>
-                <w:szCs w:val="24"/>
-                <w:rtl w:val="0"/>
-              </w:rPr>
-              <w:t xml:space="preserve">Grupo 4</w:t>
-            </w:r>
-          </w:p>
-        </w:tc>
-        <w:tc>
-          <w:tcPr>
-            <w:shd w:fill="auto" w:val="clear"/>
+                <w:rFonts w:ascii="Times New Roman" w:eastAsia="Times New Roman" w:hAnsi="Times New Roman" w:cs="Times New Roman"/>
+                <w:sz w:val="24"/>
+                <w:szCs w:val="24"/>
+              </w:rPr>
+            </w:pPr>
+            <w:r>
+              <w:rPr>
+                <w:rFonts w:ascii="Times New Roman" w:eastAsia="Times New Roman" w:hAnsi="Times New Roman" w:cs="Times New Roman"/>
+                <w:sz w:val="24"/>
+                <w:szCs w:val="24"/>
+              </w:rPr>
+              <w:t>Grupo 4</w:t>
+            </w:r>
+          </w:p>
+        </w:tc>
+        <w:tc>
+          <w:tcPr>
+            <w:tcW w:w="6915" w:type="dxa"/>
             <w:tcMar>
-              <w:top w:w="100.0" w:type="dxa"/>
-              <w:left w:w="100.0" w:type="dxa"/>
-              <w:bottom w:w="100.0" w:type="dxa"/>
-              <w:right w:w="100.0" w:type="dxa"/>
+              <w:top w:w="100" w:type="dxa"/>
+              <w:left w:w="100" w:type="dxa"/>
+              <w:bottom w:w="100" w:type="dxa"/>
+              <w:right w:w="100" w:type="dxa"/>
             </w:tcMar>
-            <w:vAlign w:val="top"/>
           </w:tcPr>
           <w:p>
             <w:pPr>
               <w:widowControl w:val="0"/>
               <w:spacing w:line="240" w:lineRule="auto"/>
               <w:rPr>
-                <w:rFonts w:ascii="Times New Roman" w:cs="Times New Roman" w:eastAsia="Times New Roman" w:hAnsi="Times New Roman"/>
-                <w:sz w:val="24"/>
-                <w:szCs w:val="24"/>
-              </w:rPr>
-            </w:pPr>
-            <w:r>
-              <w:rPr>
-                <w:rFonts w:ascii="Times New Roman" w:cs="Times New Roman" w:eastAsia="Times New Roman" w:hAnsi="Times New Roman"/>
-                <w:sz w:val="24"/>
-                <w:szCs w:val="24"/>
-                <w:rtl w:val="0"/>
+                <w:rFonts w:ascii="Times New Roman" w:eastAsia="Times New Roman" w:hAnsi="Times New Roman" w:cs="Times New Roman"/>
+                <w:sz w:val="24"/>
+                <w:szCs w:val="24"/>
+              </w:rPr>
+            </w:pPr>
+            <w:r>
+              <w:rPr>
+                <w:rFonts w:ascii="Times New Roman" w:eastAsia="Times New Roman" w:hAnsi="Times New Roman" w:cs="Times New Roman"/>
+                <w:sz w:val="24"/>
+                <w:szCs w:val="24"/>
               </w:rPr>
               <w:t xml:space="preserve">Solicitudes valoradas con menos de 3 puntos. </w:t>
             </w:r>
@@ -394,139 +411,124 @@
     <w:p>
       <w:pPr>
         <w:spacing w:line="240" w:lineRule="auto"/>
-        <w:ind w:left="-284" w:right="-427" w:firstLine="0"/>
+        <w:ind w:left="-284" w:right="-427"/>
         <w:jc w:val="both"/>
         <w:rPr>
-          <w:rFonts w:ascii="Times New Roman" w:cs="Times New Roman" w:eastAsia="Times New Roman" w:hAnsi="Times New Roman"/>
+          <w:rFonts w:ascii="Times New Roman" w:eastAsia="Times New Roman" w:hAnsi="Times New Roman" w:cs="Times New Roman"/>
           <w:sz w:val="24"/>
           <w:szCs w:val="24"/>
         </w:rPr>
       </w:pPr>
-      <w:r>
-        <w:rPr>
-          <w:rtl w:val="0"/>
-        </w:rPr>
-      </w:r>
     </w:p>
     <w:p>
       <w:pPr>
         <w:spacing w:line="240" w:lineRule="auto"/>
-        <w:ind w:left="-284" w:right="-427" w:firstLine="0"/>
+        <w:ind w:left="-284" w:right="-427"/>
         <w:jc w:val="both"/>
         <w:rPr>
-          <w:rFonts w:ascii="Times New Roman" w:cs="Times New Roman" w:eastAsia="Times New Roman" w:hAnsi="Times New Roman"/>
+          <w:rFonts w:ascii="Times New Roman" w:eastAsia="Times New Roman" w:hAnsi="Times New Roman" w:cs="Times New Roman"/>
           <w:sz w:val="24"/>
           <w:szCs w:val="24"/>
         </w:rPr>
       </w:pPr>
       <w:r>
         <w:rPr>
-          <w:rFonts w:ascii="Times New Roman" w:cs="Times New Roman" w:eastAsia="Times New Roman" w:hAnsi="Times New Roman"/>
+          <w:rFonts w:ascii="Times New Roman" w:eastAsia="Times New Roman" w:hAnsi="Times New Roman" w:cs="Times New Roman"/>
           <w:sz w:val="24"/>
           <w:szCs w:val="24"/>
-          <w:rtl w:val="0"/>
-        </w:rPr>
-        <w:t xml:space="preserve">A continuación, se aplicarán los baremos descritos a continuación a las solicitudes del Grupo 1. Si ya se hubieran cubierto todas las movilidades disponibles, las solicitudes del grupo 2 y 3 quedarían en lista de espera, aunque incluso las puntuaciones fuesen mayores que en el grupo anterior. Si aún quedaran becas en esa movilidad en concreto, se seguiría asignando hasta conceder todas las movilidades. NO se bareman proyectos de una modalidad a otra, si un participante no lo ha solicitado en su orden de preferencias.</w:t>
-      </w:r>
-    </w:p>
-    <w:p>
-      <w:pPr>
-        <w:spacing w:line="240" w:lineRule="auto"/>
-        <w:ind w:left="-284" w:right="-427" w:firstLine="0"/>
-        <w:jc w:val="both"/>
-        <w:rPr>
-          <w:rFonts w:ascii="Times New Roman" w:cs="Times New Roman" w:eastAsia="Times New Roman" w:hAnsi="Times New Roman"/>
+        </w:rPr>
+        <w:t>A continuación, se aplicarán los baremos descritos a continuación a las solicitudes del Grupo 1. Si ya se hubieran cubierto todas las movilidades disponibles, las solicitudes del grupo 2 y 3 quedarían en lista de espera, aunque incluso las puntuaciones fuesen mayores que en el grupo anterior. Si aún quedaran becas en esa movilidad en concreto, se seguiría asignando hasta conceder todas las movilidades. NO se bareman proyectos de una modalidad a otra, si un participante no lo ha solicitado en su orden de pre</w:t>
+      </w:r>
+      <w:r>
+        <w:rPr>
+          <w:rFonts w:ascii="Times New Roman" w:eastAsia="Times New Roman" w:hAnsi="Times New Roman" w:cs="Times New Roman"/>
           <w:sz w:val="24"/>
           <w:szCs w:val="24"/>
         </w:rPr>
-      </w:pPr>
-      <w:r>
-        <w:rPr>
-          <w:rtl w:val="0"/>
-        </w:rPr>
+        <w:t>ferencias.</w:t>
       </w:r>
     </w:p>
     <w:p>
       <w:pPr>
         <w:spacing w:line="240" w:lineRule="auto"/>
-        <w:ind w:left="-284" w:right="-427" w:firstLine="0"/>
+        <w:ind w:left="-284" w:right="-427"/>
         <w:jc w:val="both"/>
         <w:rPr>
-          <w:rFonts w:ascii="Times New Roman" w:cs="Times New Roman" w:eastAsia="Times New Roman" w:hAnsi="Times New Roman"/>
+          <w:rFonts w:ascii="Times New Roman" w:eastAsia="Times New Roman" w:hAnsi="Times New Roman" w:cs="Times New Roman"/>
           <w:sz w:val="24"/>
           <w:szCs w:val="24"/>
         </w:rPr>
       </w:pPr>
-      <w:r>
-        <w:rPr>
-          <w:rFonts w:ascii="Times New Roman" w:cs="Times New Roman" w:eastAsia="Times New Roman" w:hAnsi="Times New Roman"/>
+    </w:p>
+    <w:p>
+      <w:pPr>
+        <w:spacing w:line="240" w:lineRule="auto"/>
+        <w:ind w:left="-284" w:right="-427"/>
+        <w:jc w:val="both"/>
+        <w:rPr>
+          <w:rFonts w:ascii="Times New Roman" w:eastAsia="Times New Roman" w:hAnsi="Times New Roman" w:cs="Times New Roman"/>
           <w:sz w:val="24"/>
           <w:szCs w:val="24"/>
-          <w:rtl w:val="0"/>
-        </w:rPr>
-        <w:t xml:space="preserve">Se aplicará el siguiente Baremo:</w:t>
+        </w:rPr>
+      </w:pPr>
+      <w:r>
+        <w:rPr>
+          <w:rFonts w:ascii="Times New Roman" w:eastAsia="Times New Roman" w:hAnsi="Times New Roman" w:cs="Times New Roman"/>
+          <w:sz w:val="24"/>
+          <w:szCs w:val="24"/>
+        </w:rPr>
+        <w:t>Se aplicará el siguiente Baremo:</w:t>
       </w:r>
     </w:p>
     <w:p>
       <w:pPr>
         <w:spacing w:line="240" w:lineRule="auto"/>
-        <w:ind w:left="-284" w:right="-427" w:firstLine="0"/>
+        <w:ind w:left="-284" w:right="-427"/>
         <w:jc w:val="both"/>
         <w:rPr>
-          <w:rFonts w:ascii="Times New Roman" w:cs="Times New Roman" w:eastAsia="Times New Roman" w:hAnsi="Times New Roman"/>
+          <w:rFonts w:ascii="Times New Roman" w:eastAsia="Times New Roman" w:hAnsi="Times New Roman" w:cs="Times New Roman"/>
           <w:sz w:val="20"/>
           <w:szCs w:val="20"/>
         </w:rPr>
       </w:pPr>
-      <w:r>
-        <w:rPr>
-          <w:rtl w:val="0"/>
-        </w:rPr>
-      </w:r>
     </w:p>
     <w:tbl>
       <w:tblPr>
-        <w:tblStyle w:val="Table2"/>
-        <w:tblW w:w="8805.0" w:type="dxa"/>
+        <w:tblStyle w:val="a0"/>
+        <w:tblW w:w="8805" w:type="dxa"/>
         <w:jc w:val="center"/>
+        <w:tblInd w:w="0" w:type="dxa"/>
         <w:tblBorders>
-          <w:top w:color="00000a" w:space="0" w:sz="4" w:val="single"/>
-          <w:left w:color="00000a" w:space="0" w:sz="4" w:val="single"/>
-          <w:bottom w:color="00000a" w:space="0" w:sz="4" w:val="single"/>
-          <w:right w:color="00000a" w:space="0" w:sz="4" w:val="single"/>
-          <w:insideH w:color="00000a" w:space="0" w:sz="4" w:val="single"/>
-          <w:insideV w:color="00000a" w:space="0" w:sz="4" w:val="single"/>
+          <w:top w:val="single" w:sz="4" w:space="0" w:color="00000A"/>
+          <w:left w:val="single" w:sz="4" w:space="0" w:color="00000A"/>
+          <w:bottom w:val="single" w:sz="4" w:space="0" w:color="00000A"/>
+          <w:right w:val="single" w:sz="4" w:space="0" w:color="00000A"/>
+          <w:insideH w:val="single" w:sz="4" w:space="0" w:color="00000A"/>
+          <w:insideV w:val="single" w:sz="4" w:space="0" w:color="00000A"/>
         </w:tblBorders>
         <w:tblLayout w:type="fixed"/>
-        <w:tblLook w:val="0400"/>
+        <w:tblLook w:val="0400" w:firstRow="0" w:lastRow="0" w:firstColumn="0" w:lastColumn="0" w:noHBand="0" w:noVBand="1"/>
       </w:tblPr>
       <w:tblGrid>
         <w:gridCol w:w="6225"/>
         <w:gridCol w:w="2580"/>
-        <w:tblGridChange w:id="0">
-          <w:tblGrid>
-            <w:gridCol w:w="6225"/>
-            <w:gridCol w:w="2580"/>
-          </w:tblGrid>
-        </w:tblGridChange>
       </w:tblGrid>
       <w:tr>
         <w:trPr>
-          <w:cantSplit w:val="0"/>
-          <w:trHeight w:val="526" w:hRule="atLeast"/>
-          <w:tblHeader w:val="0"/>
+          <w:trHeight w:val="526"/>
+          <w:jc w:val="center"/>
         </w:trPr>
         <w:tc>
           <w:tcPr>
-            <w:tcBorders>
-              <w:top w:color="00000a" w:space="0" w:sz="4" w:val="single"/>
-              <w:left w:color="00000a" w:space="0" w:sz="4" w:val="single"/>
-              <w:bottom w:color="00000a" w:space="0" w:sz="4" w:val="single"/>
-              <w:right w:color="00000a" w:space="0" w:sz="4" w:val="single"/>
-            </w:tcBorders>
-            <w:shd w:fill="auto" w:val="clear"/>
+            <w:tcW w:w="6225" w:type="dxa"/>
+            <w:tcBorders>
+              <w:top w:val="single" w:sz="4" w:space="0" w:color="00000A"/>
+              <w:left w:val="single" w:sz="4" w:space="0" w:color="00000A"/>
+              <w:bottom w:val="single" w:sz="4" w:space="0" w:color="00000A"/>
+              <w:right w:val="single" w:sz="4" w:space="0" w:color="00000A"/>
+            </w:tcBorders>
             <w:tcMar>
-              <w:left w:w="108.0" w:type="dxa"/>
+              <w:left w:w="108" w:type="dxa"/>
             </w:tcMar>
             <w:vAlign w:val="center"/>
           </w:tcPr>
@@ -536,84 +538,81 @@
               <w:ind w:right="-6"/>
               <w:jc w:val="center"/>
               <w:rPr>
-                <w:rFonts w:ascii="Times New Roman" w:cs="Times New Roman" w:eastAsia="Times New Roman" w:hAnsi="Times New Roman"/>
-                <w:b w:val="1"/>
-                <w:bCs w:val="1"/>
+                <w:rFonts w:ascii="Times New Roman" w:eastAsia="Times New Roman" w:hAnsi="Times New Roman" w:cs="Times New Roman"/>
+                <w:b/>
+                <w:bCs/>
                 <w:sz w:val="28"/>
                 <w:szCs w:val="28"/>
               </w:rPr>
             </w:pPr>
             <w:r>
               <w:rPr>
-                <w:rFonts w:ascii="Times New Roman" w:cs="Times New Roman" w:eastAsia="Times New Roman" w:hAnsi="Times New Roman"/>
-                <w:b w:val="1"/>
-                <w:bCs w:val="1"/>
+                <w:rFonts w:ascii="Times New Roman" w:eastAsia="Times New Roman" w:hAnsi="Times New Roman" w:cs="Times New Roman"/>
+                <w:b/>
+                <w:bCs/>
                 <w:sz w:val="28"/>
                 <w:szCs w:val="28"/>
-                <w:rtl w:val="0"/>
-              </w:rPr>
-              <w:t xml:space="preserve">CRITERIO DE SELECCIÓN</w:t>
-            </w:r>
-          </w:p>
-        </w:tc>
-        <w:tc>
-          <w:tcPr>
-            <w:tcBorders>
-              <w:top w:color="00000a" w:space="0" w:sz="4" w:val="single"/>
-              <w:left w:color="00000a" w:space="0" w:sz="4" w:val="single"/>
-              <w:bottom w:color="00000a" w:space="0" w:sz="4" w:val="single"/>
-              <w:right w:color="00000a" w:space="0" w:sz="4" w:val="single"/>
-            </w:tcBorders>
-            <w:shd w:fill="auto" w:val="clear"/>
+              </w:rPr>
+              <w:t>CRITERIO DE SELECCIÓN</w:t>
+            </w:r>
+          </w:p>
+        </w:tc>
+        <w:tc>
+          <w:tcPr>
+            <w:tcW w:w="2580" w:type="dxa"/>
+            <w:tcBorders>
+              <w:top w:val="single" w:sz="4" w:space="0" w:color="00000A"/>
+              <w:left w:val="single" w:sz="4" w:space="0" w:color="00000A"/>
+              <w:bottom w:val="single" w:sz="4" w:space="0" w:color="00000A"/>
+              <w:right w:val="single" w:sz="4" w:space="0" w:color="00000A"/>
+            </w:tcBorders>
             <w:tcMar>
-              <w:left w:w="108.0" w:type="dxa"/>
+              <w:left w:w="108" w:type="dxa"/>
             </w:tcMar>
             <w:vAlign w:val="center"/>
           </w:tcPr>
           <w:p>
             <w:pPr>
               <w:spacing w:line="240" w:lineRule="auto"/>
-              <w:ind w:right="-39.44881889763735"/>
+              <w:ind w:right="-39"/>
               <w:jc w:val="center"/>
               <w:rPr>
-                <w:rFonts w:ascii="Times New Roman" w:cs="Times New Roman" w:eastAsia="Times New Roman" w:hAnsi="Times New Roman"/>
-                <w:b w:val="1"/>
-                <w:bCs w:val="1"/>
+                <w:rFonts w:ascii="Times New Roman" w:eastAsia="Times New Roman" w:hAnsi="Times New Roman" w:cs="Times New Roman"/>
+                <w:b/>
+                <w:bCs/>
                 <w:sz w:val="28"/>
                 <w:szCs w:val="28"/>
               </w:rPr>
             </w:pPr>
             <w:r>
               <w:rPr>
-                <w:rFonts w:ascii="Times New Roman" w:cs="Times New Roman" w:eastAsia="Times New Roman" w:hAnsi="Times New Roman"/>
-                <w:b w:val="1"/>
-                <w:bCs w:val="1"/>
+                <w:rFonts w:ascii="Times New Roman" w:eastAsia="Times New Roman" w:hAnsi="Times New Roman" w:cs="Times New Roman"/>
+                <w:b/>
+                <w:bCs/>
                 <w:sz w:val="28"/>
                 <w:szCs w:val="28"/>
-                <w:rtl w:val="0"/>
-              </w:rPr>
-              <w:t xml:space="preserve">BAREMO</w:t>
+              </w:rPr>
+              <w:t>BAREMO</w:t>
             </w:r>
           </w:p>
         </w:tc>
       </w:tr>
       <w:tr>
         <w:trPr>
-          <w:cantSplit w:val="0"/>
-          <w:trHeight w:val="1906" w:hRule="atLeast"/>
-          <w:tblHeader w:val="0"/>
+          <w:trHeight w:val="1906"/>
+          <w:jc w:val="center"/>
         </w:trPr>
         <w:tc>
           <w:tcPr>
-            <w:tcBorders>
-              <w:top w:color="00000a" w:space="0" w:sz="4" w:val="single"/>
-              <w:left w:color="00000a" w:space="0" w:sz="4" w:val="single"/>
-              <w:bottom w:color="00000a" w:space="0" w:sz="4" w:val="single"/>
-              <w:right w:color="00000a" w:space="0" w:sz="4" w:val="single"/>
-            </w:tcBorders>
-            <w:shd w:fill="auto" w:val="clear"/>
+            <w:tcW w:w="6225" w:type="dxa"/>
+            <w:tcBorders>
+              <w:top w:val="single" w:sz="4" w:space="0" w:color="00000A"/>
+              <w:left w:val="single" w:sz="4" w:space="0" w:color="00000A"/>
+              <w:bottom w:val="single" w:sz="4" w:space="0" w:color="00000A"/>
+              <w:right w:val="single" w:sz="4" w:space="0" w:color="00000A"/>
+            </w:tcBorders>
             <w:tcMar>
-              <w:left w:w="108.0" w:type="dxa"/>
+              <w:left w:w="108" w:type="dxa"/>
             </w:tcMar>
           </w:tcPr>
           <w:p>
@@ -622,90 +621,92 @@
               <w:ind w:right="-6"/>
               <w:jc w:val="both"/>
               <w:rPr>
-                <w:rFonts w:ascii="Times New Roman" w:cs="Times New Roman" w:eastAsia="Times New Roman" w:hAnsi="Times New Roman"/>
-                <w:sz w:val="24"/>
-                <w:szCs w:val="24"/>
-              </w:rPr>
-            </w:pPr>
-            <w:r>
-              <w:rPr>
-                <w:rFonts w:ascii="Times New Roman" w:cs="Times New Roman" w:eastAsia="Times New Roman" w:hAnsi="Times New Roman"/>
-                <w:b w:val="1"/>
-                <w:bCs w:val="1"/>
-                <w:sz w:val="24"/>
-                <w:szCs w:val="24"/>
-                <w:rtl w:val="0"/>
-              </w:rPr>
-              <w:t xml:space="preserve">A.</w:t>
-            </w:r>
-            <w:r>
-              <w:rPr>
-                <w:rFonts w:ascii="Times New Roman" w:cs="Times New Roman" w:eastAsia="Times New Roman" w:hAnsi="Times New Roman"/>
-                <w:sz w:val="24"/>
-                <w:szCs w:val="24"/>
-                <w:rtl w:val="0"/>
+                <w:rFonts w:ascii="Times New Roman" w:eastAsia="Times New Roman" w:hAnsi="Times New Roman" w:cs="Times New Roman"/>
+                <w:sz w:val="24"/>
+                <w:szCs w:val="24"/>
+              </w:rPr>
+            </w:pPr>
+            <w:r>
+              <w:rPr>
+                <w:rFonts w:ascii="Times New Roman" w:eastAsia="Times New Roman" w:hAnsi="Times New Roman" w:cs="Times New Roman"/>
+                <w:b/>
+                <w:bCs/>
+                <w:sz w:val="24"/>
+                <w:szCs w:val="24"/>
+              </w:rPr>
+              <w:t>A.</w:t>
+            </w:r>
+            <w:r>
+              <w:rPr>
+                <w:rFonts w:ascii="Times New Roman" w:eastAsia="Times New Roman" w:hAnsi="Times New Roman" w:cs="Times New Roman"/>
+                <w:sz w:val="24"/>
+                <w:szCs w:val="24"/>
               </w:rPr>
               <w:t xml:space="preserve"> Propuesta escrita de movilidad, donde se exponga claramente la justificación de la movilidad, objetivos (</w:t>
             </w:r>
             <w:r>
               <w:rPr>
-                <w:rFonts w:ascii="Times New Roman" w:cs="Times New Roman" w:eastAsia="Times New Roman" w:hAnsi="Times New Roman"/>
-                <w:b w:val="1"/>
-                <w:bCs w:val="1"/>
-                <w:sz w:val="24"/>
-                <w:szCs w:val="24"/>
-                <w:rtl w:val="0"/>
-              </w:rPr>
-              <w:t xml:space="preserve">ANEXO 1</w:t>
-            </w:r>
-            <w:r>
-              <w:rPr>
-                <w:rFonts w:ascii="Times New Roman" w:cs="Times New Roman" w:eastAsia="Times New Roman" w:hAnsi="Times New Roman"/>
-                <w:sz w:val="24"/>
-                <w:szCs w:val="24"/>
-                <w:rtl w:val="0"/>
-              </w:rPr>
-              <w:t xml:space="preserve">) , valor añadido para el IES, actividades a realizar en el país de destino, resultado e impacto esperado (ver rúbrica de corrección </w:t>
-            </w:r>
-            <w:r>
-              <w:rPr>
-                <w:rFonts w:ascii="Times New Roman" w:cs="Times New Roman" w:eastAsia="Times New Roman" w:hAnsi="Times New Roman"/>
-                <w:b w:val="1"/>
-                <w:bCs w:val="1"/>
-                <w:sz w:val="24"/>
-                <w:szCs w:val="24"/>
-                <w:rtl w:val="0"/>
-              </w:rPr>
-              <w:t xml:space="preserve">ANEXO 3)</w:t>
-            </w:r>
-            <w:r>
-              <w:rPr>
-                <w:rFonts w:ascii="Times New Roman" w:cs="Times New Roman" w:eastAsia="Times New Roman" w:hAnsi="Times New Roman"/>
-                <w:sz w:val="24"/>
-                <w:szCs w:val="24"/>
-                <w:rtl w:val="0"/>
+                <w:rFonts w:ascii="Times New Roman" w:eastAsia="Times New Roman" w:hAnsi="Times New Roman" w:cs="Times New Roman"/>
+                <w:b/>
+                <w:bCs/>
+                <w:sz w:val="24"/>
+                <w:szCs w:val="24"/>
+              </w:rPr>
+              <w:t>ANEXO 1</w:t>
+            </w:r>
+            <w:proofErr w:type="gramStart"/>
+            <w:r>
+              <w:rPr>
+                <w:rFonts w:ascii="Times New Roman" w:eastAsia="Times New Roman" w:hAnsi="Times New Roman" w:cs="Times New Roman"/>
+                <w:sz w:val="24"/>
+                <w:szCs w:val="24"/>
+              </w:rPr>
+              <w:t>) ,</w:t>
+            </w:r>
+            <w:proofErr w:type="gramEnd"/>
+            <w:r>
+              <w:rPr>
+                <w:rFonts w:ascii="Times New Roman" w:eastAsia="Times New Roman" w:hAnsi="Times New Roman" w:cs="Times New Roman"/>
+                <w:sz w:val="24"/>
+                <w:szCs w:val="24"/>
+              </w:rPr>
+              <w:t xml:space="preserve"> valor añadido para el IES, actividades a realizar en el país de destino, resultado e impacto esperado (ver rúbrica de corrección </w:t>
+            </w:r>
+            <w:r>
+              <w:rPr>
+                <w:rFonts w:ascii="Times New Roman" w:eastAsia="Times New Roman" w:hAnsi="Times New Roman" w:cs="Times New Roman"/>
+                <w:b/>
+                <w:bCs/>
+                <w:sz w:val="24"/>
+                <w:szCs w:val="24"/>
+              </w:rPr>
+              <w:t>ANEXO 3)</w:t>
+            </w:r>
+            <w:r>
+              <w:rPr>
+                <w:rFonts w:ascii="Times New Roman" w:eastAsia="Times New Roman" w:hAnsi="Times New Roman" w:cs="Times New Roman"/>
+                <w:sz w:val="24"/>
+                <w:szCs w:val="24"/>
               </w:rPr>
               <w:t xml:space="preserve">, así como otras consideraciones que se quieran aportar para su valoración. (Modelo de Proyecto </w:t>
             </w:r>
             <w:r>
               <w:rPr>
-                <w:rFonts w:ascii="Times New Roman" w:cs="Times New Roman" w:eastAsia="Times New Roman" w:hAnsi="Times New Roman"/>
-                <w:b w:val="1"/>
-                <w:bCs w:val="1"/>
-                <w:sz w:val="24"/>
-                <w:szCs w:val="24"/>
-                <w:rtl w:val="0"/>
-              </w:rPr>
-              <w:t xml:space="preserve">ANEXO 2</w:t>
-            </w:r>
-            <w:r>
-              <w:rPr>
-                <w:rFonts w:ascii="Times New Roman" w:cs="Times New Roman" w:eastAsia="Times New Roman" w:hAnsi="Times New Roman"/>
-                <w:sz w:val="24"/>
-                <w:szCs w:val="24"/>
-                <w:rtl w:val="0"/>
-              </w:rPr>
-              <w:t xml:space="preserve">).</w:t>
+                <w:rFonts w:ascii="Times New Roman" w:eastAsia="Times New Roman" w:hAnsi="Times New Roman" w:cs="Times New Roman"/>
+                <w:b/>
+                <w:bCs/>
+                <w:sz w:val="24"/>
+                <w:szCs w:val="24"/>
+              </w:rPr>
+              <w:t>ANEXO 2</w:t>
+            </w:r>
+            <w:r>
+              <w:rPr>
+                <w:rFonts w:ascii="Times New Roman" w:eastAsia="Times New Roman" w:hAnsi="Times New Roman" w:cs="Times New Roman"/>
+                <w:sz w:val="24"/>
+                <w:szCs w:val="24"/>
+              </w:rPr>
+              <w:t>).</w:t>
             </w:r>
           </w:p>
           <w:p>
@@ -714,59 +715,52 @@
               <w:ind w:right="-6"/>
               <w:jc w:val="both"/>
               <w:rPr>
-                <w:rFonts w:ascii="Times New Roman" w:cs="Times New Roman" w:eastAsia="Times New Roman" w:hAnsi="Times New Roman"/>
-                <w:color w:val="ff0000"/>
-                <w:sz w:val="24"/>
-                <w:szCs w:val="24"/>
-              </w:rPr>
-            </w:pPr>
-            <w:r>
-              <w:rPr>
-                <w:rFonts w:ascii="Times New Roman" w:cs="Times New Roman" w:eastAsia="Times New Roman" w:hAnsi="Times New Roman"/>
-                <w:sz w:val="24"/>
-                <w:szCs w:val="24"/>
-                <w:rtl w:val="0"/>
-              </w:rPr>
-              <w:t xml:space="preserve">La detección de plagio total o parcial de la propuesta escrita de movilidad resultará en la exclusión del proceso para la persona implicada.</w:t>
-            </w:r>
-            <w:r>
-              <w:rPr>
-                <w:rtl w:val="0"/>
-              </w:rPr>
-            </w:r>
-          </w:p>
-        </w:tc>
-        <w:tc>
-          <w:tcPr>
-            <w:tcBorders>
-              <w:top w:color="00000a" w:space="0" w:sz="4" w:val="single"/>
-              <w:left w:color="00000a" w:space="0" w:sz="4" w:val="single"/>
-              <w:bottom w:color="00000a" w:space="0" w:sz="4" w:val="single"/>
-              <w:right w:color="00000a" w:space="0" w:sz="4" w:val="single"/>
-            </w:tcBorders>
-            <w:shd w:fill="auto" w:val="clear"/>
+                <w:rFonts w:ascii="Times New Roman" w:eastAsia="Times New Roman" w:hAnsi="Times New Roman" w:cs="Times New Roman"/>
+                <w:color w:val="FF0000"/>
+                <w:sz w:val="24"/>
+                <w:szCs w:val="24"/>
+              </w:rPr>
+            </w:pPr>
+            <w:r>
+              <w:rPr>
+                <w:rFonts w:ascii="Times New Roman" w:eastAsia="Times New Roman" w:hAnsi="Times New Roman" w:cs="Times New Roman"/>
+                <w:sz w:val="24"/>
+                <w:szCs w:val="24"/>
+              </w:rPr>
+              <w:t>La detección de plagio total o parcial de la propuesta escrita de movilidad resultará en la exclusión del proceso para la persona implicada.</w:t>
+            </w:r>
+          </w:p>
+        </w:tc>
+        <w:tc>
+          <w:tcPr>
+            <w:tcW w:w="2580" w:type="dxa"/>
+            <w:tcBorders>
+              <w:top w:val="single" w:sz="4" w:space="0" w:color="00000A"/>
+              <w:left w:val="single" w:sz="4" w:space="0" w:color="00000A"/>
+              <w:bottom w:val="single" w:sz="4" w:space="0" w:color="00000A"/>
+              <w:right w:val="single" w:sz="4" w:space="0" w:color="00000A"/>
+            </w:tcBorders>
             <w:tcMar>
-              <w:left w:w="108.0" w:type="dxa"/>
+              <w:left w:w="108" w:type="dxa"/>
             </w:tcMar>
             <w:vAlign w:val="center"/>
           </w:tcPr>
           <w:p>
             <w:pPr>
               <w:spacing w:line="240" w:lineRule="auto"/>
-              <w:ind w:left="141.7322834645671" w:right="-39.44881889763735" w:hanging="283.4645669291342"/>
+              <w:ind w:left="141" w:right="-39" w:hanging="283"/>
               <w:jc w:val="center"/>
               <w:rPr>
-                <w:rFonts w:ascii="Times New Roman" w:cs="Times New Roman" w:eastAsia="Times New Roman" w:hAnsi="Times New Roman"/>
-                <w:sz w:val="24"/>
-                <w:szCs w:val="24"/>
-              </w:rPr>
-            </w:pPr>
-            <w:r>
-              <w:rPr>
-                <w:rFonts w:ascii="Times New Roman" w:cs="Times New Roman" w:eastAsia="Times New Roman" w:hAnsi="Times New Roman"/>
-                <w:sz w:val="24"/>
-                <w:szCs w:val="24"/>
-                <w:rtl w:val="0"/>
+                <w:rFonts w:ascii="Times New Roman" w:eastAsia="Times New Roman" w:hAnsi="Times New Roman" w:cs="Times New Roman"/>
+                <w:sz w:val="24"/>
+                <w:szCs w:val="24"/>
+              </w:rPr>
+            </w:pPr>
+            <w:r>
+              <w:rPr>
+                <w:rFonts w:ascii="Times New Roman" w:eastAsia="Times New Roman" w:hAnsi="Times New Roman" w:cs="Times New Roman"/>
+                <w:sz w:val="24"/>
+                <w:szCs w:val="24"/>
               </w:rPr>
               <w:t xml:space="preserve">Hasta 3 puntos. </w:t>
             </w:r>
@@ -774,63 +768,59 @@
           <w:p>
             <w:pPr>
               <w:spacing w:line="240" w:lineRule="auto"/>
-              <w:ind w:left="141.7322834645671" w:right="-39.44881889763735" w:hanging="283.4645669291342"/>
+              <w:ind w:left="141" w:right="-39" w:hanging="283"/>
               <w:jc w:val="center"/>
               <w:rPr>
-                <w:rFonts w:ascii="Times New Roman" w:cs="Times New Roman" w:eastAsia="Times New Roman" w:hAnsi="Times New Roman"/>
-                <w:sz w:val="24"/>
-                <w:szCs w:val="24"/>
-              </w:rPr>
-            </w:pPr>
-            <w:r>
-              <w:rPr>
-                <w:rFonts w:ascii="Times New Roman" w:cs="Times New Roman" w:eastAsia="Times New Roman" w:hAnsi="Times New Roman"/>
-                <w:sz w:val="24"/>
-                <w:szCs w:val="24"/>
-                <w:rtl w:val="0"/>
+                <w:rFonts w:ascii="Times New Roman" w:eastAsia="Times New Roman" w:hAnsi="Times New Roman" w:cs="Times New Roman"/>
+                <w:sz w:val="24"/>
+                <w:szCs w:val="24"/>
+              </w:rPr>
+            </w:pPr>
+            <w:r>
+              <w:rPr>
+                <w:rFonts w:ascii="Times New Roman" w:eastAsia="Times New Roman" w:hAnsi="Times New Roman" w:cs="Times New Roman"/>
+                <w:sz w:val="24"/>
+                <w:szCs w:val="24"/>
               </w:rPr>
               <w:t xml:space="preserve">(Modelo de Rúbrica de corrección </w:t>
             </w:r>
             <w:r>
               <w:rPr>
-                <w:rFonts w:ascii="Times New Roman" w:cs="Times New Roman" w:eastAsia="Times New Roman" w:hAnsi="Times New Roman"/>
-                <w:b w:val="1"/>
-                <w:bCs w:val="1"/>
-                <w:sz w:val="24"/>
-                <w:szCs w:val="24"/>
-                <w:rtl w:val="0"/>
-              </w:rPr>
-              <w:t xml:space="preserve">ANEXO 3</w:t>
-            </w:r>
-            <w:r>
-              <w:rPr>
-                <w:rFonts w:ascii="Times New Roman" w:cs="Times New Roman" w:eastAsia="Times New Roman" w:hAnsi="Times New Roman"/>
-                <w:sz w:val="24"/>
-                <w:szCs w:val="24"/>
-                <w:rtl w:val="0"/>
-              </w:rPr>
-              <w:t xml:space="preserve">)</w:t>
+                <w:rFonts w:ascii="Times New Roman" w:eastAsia="Times New Roman" w:hAnsi="Times New Roman" w:cs="Times New Roman"/>
+                <w:b/>
+                <w:bCs/>
+                <w:sz w:val="24"/>
+                <w:szCs w:val="24"/>
+              </w:rPr>
+              <w:t>ANEXO 3</w:t>
+            </w:r>
+            <w:r>
+              <w:rPr>
+                <w:rFonts w:ascii="Times New Roman" w:eastAsia="Times New Roman" w:hAnsi="Times New Roman" w:cs="Times New Roman"/>
+                <w:sz w:val="24"/>
+                <w:szCs w:val="24"/>
+              </w:rPr>
+              <w:t>)</w:t>
             </w:r>
           </w:p>
         </w:tc>
       </w:tr>
       <w:tr>
         <w:trPr>
-          <w:cantSplit w:val="0"/>
-          <w:trHeight w:val="841" w:hRule="atLeast"/>
-          <w:tblHeader w:val="0"/>
+          <w:trHeight w:val="841"/>
+          <w:jc w:val="center"/>
         </w:trPr>
         <w:tc>
           <w:tcPr>
-            <w:tcBorders>
-              <w:top w:color="00000a" w:space="0" w:sz="4" w:val="single"/>
-              <w:left w:color="00000a" w:space="0" w:sz="4" w:val="single"/>
-              <w:bottom w:color="00000a" w:space="0" w:sz="4" w:val="single"/>
-              <w:right w:color="00000a" w:space="0" w:sz="4" w:val="single"/>
-            </w:tcBorders>
-            <w:shd w:fill="auto" w:val="clear"/>
+            <w:tcW w:w="6225" w:type="dxa"/>
+            <w:tcBorders>
+              <w:top w:val="single" w:sz="4" w:space="0" w:color="00000A"/>
+              <w:left w:val="single" w:sz="4" w:space="0" w:color="00000A"/>
+              <w:bottom w:val="single" w:sz="4" w:space="0" w:color="00000A"/>
+              <w:right w:val="single" w:sz="4" w:space="0" w:color="00000A"/>
+            </w:tcBorders>
             <w:tcMar>
-              <w:left w:w="108.0" w:type="dxa"/>
+              <w:left w:w="108" w:type="dxa"/>
             </w:tcMar>
           </w:tcPr>
           <w:p>
@@ -839,104 +829,94 @@
               <w:ind w:right="-6"/>
               <w:jc w:val="both"/>
               <w:rPr>
-                <w:rFonts w:ascii="Times New Roman" w:cs="Times New Roman" w:eastAsia="Times New Roman" w:hAnsi="Times New Roman"/>
-                <w:color w:val="ff0000"/>
-                <w:sz w:val="24"/>
-                <w:szCs w:val="24"/>
-              </w:rPr>
-            </w:pPr>
-            <w:r>
-              <w:rPr>
-                <w:rFonts w:ascii="Times New Roman" w:cs="Times New Roman" w:eastAsia="Times New Roman" w:hAnsi="Times New Roman"/>
-                <w:b w:val="1"/>
-                <w:bCs w:val="1"/>
-                <w:sz w:val="24"/>
-                <w:szCs w:val="24"/>
-                <w:rtl w:val="0"/>
-              </w:rPr>
-              <w:t xml:space="preserve">B.</w:t>
-            </w:r>
-            <w:r>
-              <w:rPr>
-                <w:rFonts w:ascii="Times New Roman" w:cs="Times New Roman" w:eastAsia="Times New Roman" w:hAnsi="Times New Roman"/>
-                <w:sz w:val="24"/>
-                <w:szCs w:val="24"/>
-                <w:rtl w:val="0"/>
+                <w:rFonts w:ascii="Times New Roman" w:eastAsia="Times New Roman" w:hAnsi="Times New Roman" w:cs="Times New Roman"/>
+                <w:color w:val="FF0000"/>
+                <w:sz w:val="24"/>
+                <w:szCs w:val="24"/>
+              </w:rPr>
+            </w:pPr>
+            <w:r>
+              <w:rPr>
+                <w:rFonts w:ascii="Times New Roman" w:eastAsia="Times New Roman" w:hAnsi="Times New Roman" w:cs="Times New Roman"/>
+                <w:b/>
+                <w:bCs/>
+                <w:sz w:val="24"/>
+                <w:szCs w:val="24"/>
+              </w:rPr>
+              <w:t>B.</w:t>
+            </w:r>
+            <w:r>
+              <w:rPr>
+                <w:rFonts w:ascii="Times New Roman" w:eastAsia="Times New Roman" w:hAnsi="Times New Roman" w:cs="Times New Roman"/>
+                <w:sz w:val="24"/>
+                <w:szCs w:val="24"/>
               </w:rPr>
               <w:t xml:space="preserve"> Acreditación documentada del contacto o convenio con la entidad de acogida.</w:t>
             </w:r>
             <w:r>
               <w:rPr>
-                <w:rFonts w:ascii="Times New Roman" w:cs="Times New Roman" w:eastAsia="Times New Roman" w:hAnsi="Times New Roman"/>
-                <w:b w:val="1"/>
-                <w:bCs w:val="1"/>
-                <w:sz w:val="24"/>
-                <w:szCs w:val="24"/>
-                <w:rtl w:val="0"/>
+                <w:rFonts w:ascii="Times New Roman" w:eastAsia="Times New Roman" w:hAnsi="Times New Roman" w:cs="Times New Roman"/>
+                <w:b/>
+                <w:bCs/>
+                <w:sz w:val="24"/>
+                <w:szCs w:val="24"/>
               </w:rPr>
               <w:t xml:space="preserve"> (ANEXO 4). </w:t>
             </w:r>
-            <w:r>
-              <w:rPr>
-                <w:rtl w:val="0"/>
-              </w:rPr>
-            </w:r>
-          </w:p>
-        </w:tc>
-        <w:tc>
-          <w:tcPr>
-            <w:tcBorders>
-              <w:top w:color="00000a" w:space="0" w:sz="4" w:val="single"/>
-              <w:left w:color="00000a" w:space="0" w:sz="4" w:val="single"/>
-              <w:bottom w:color="00000a" w:space="0" w:sz="4" w:val="single"/>
-              <w:right w:color="00000a" w:space="0" w:sz="4" w:val="single"/>
-            </w:tcBorders>
-            <w:shd w:fill="auto" w:val="clear"/>
+          </w:p>
+        </w:tc>
+        <w:tc>
+          <w:tcPr>
+            <w:tcW w:w="2580" w:type="dxa"/>
+            <w:tcBorders>
+              <w:top w:val="single" w:sz="4" w:space="0" w:color="00000A"/>
+              <w:left w:val="single" w:sz="4" w:space="0" w:color="00000A"/>
+              <w:bottom w:val="single" w:sz="4" w:space="0" w:color="00000A"/>
+              <w:right w:val="single" w:sz="4" w:space="0" w:color="00000A"/>
+            </w:tcBorders>
             <w:tcMar>
-              <w:left w:w="108.0" w:type="dxa"/>
+              <w:left w:w="108" w:type="dxa"/>
             </w:tcMar>
             <w:vAlign w:val="center"/>
           </w:tcPr>
           <w:p>
             <w:pPr>
               <w:spacing w:line="240" w:lineRule="auto"/>
-              <w:ind w:left="141.7322834645671" w:right="-39.44881889763735" w:hanging="283.4645669291342"/>
+              <w:ind w:left="141" w:right="-39" w:hanging="283"/>
               <w:jc w:val="center"/>
               <w:rPr>
-                <w:rFonts w:ascii="Times New Roman" w:cs="Times New Roman" w:eastAsia="Times New Roman" w:hAnsi="Times New Roman"/>
-                <w:sz w:val="24"/>
-                <w:szCs w:val="24"/>
-              </w:rPr>
-            </w:pPr>
-            <w:r>
-              <w:rPr>
-                <w:rFonts w:ascii="Times New Roman" w:cs="Times New Roman" w:eastAsia="Times New Roman" w:hAnsi="Times New Roman"/>
-                <w:sz w:val="24"/>
-                <w:szCs w:val="24"/>
-                <w:rtl w:val="0"/>
-              </w:rPr>
-              <w:t xml:space="preserve">2 puntos.</w:t>
+                <w:rFonts w:ascii="Times New Roman" w:eastAsia="Times New Roman" w:hAnsi="Times New Roman" w:cs="Times New Roman"/>
+                <w:sz w:val="24"/>
+                <w:szCs w:val="24"/>
+              </w:rPr>
+            </w:pPr>
+            <w:r>
+              <w:rPr>
+                <w:rFonts w:ascii="Times New Roman" w:eastAsia="Times New Roman" w:hAnsi="Times New Roman" w:cs="Times New Roman"/>
+                <w:sz w:val="24"/>
+                <w:szCs w:val="24"/>
+              </w:rPr>
+              <w:t>2 puntos.</w:t>
             </w:r>
           </w:p>
         </w:tc>
       </w:tr>
       <w:tr>
         <w:trPr>
-          <w:cantSplit w:val="0"/>
-          <w:trHeight w:val="841" w:hRule="atLeast"/>
-          <w:tblHeader w:val="0"/>
+          <w:trHeight w:val="841"/>
+          <w:jc w:val="center"/>
         </w:trPr>
         <w:tc>
           <w:tcPr>
-            <w:tcBorders>
-              <w:top w:color="00000a" w:space="0" w:sz="4" w:val="single"/>
-              <w:left w:color="00000a" w:space="0" w:sz="4" w:val="single"/>
-              <w:bottom w:color="00000a" w:space="0" w:sz="4" w:val="single"/>
-              <w:right w:color="00000a" w:space="0" w:sz="4" w:val="single"/>
-            </w:tcBorders>
-            <w:shd w:fill="auto" w:val="clear"/>
+            <w:tcW w:w="6225" w:type="dxa"/>
+            <w:tcBorders>
+              <w:top w:val="single" w:sz="4" w:space="0" w:color="00000A"/>
+              <w:left w:val="single" w:sz="4" w:space="0" w:color="00000A"/>
+              <w:bottom w:val="single" w:sz="4" w:space="0" w:color="00000A"/>
+              <w:right w:val="single" w:sz="4" w:space="0" w:color="00000A"/>
+            </w:tcBorders>
             <w:tcMar>
-              <w:left w:w="108.0" w:type="dxa"/>
+              <w:left w:w="108" w:type="dxa"/>
             </w:tcMar>
           </w:tcPr>
           <w:p>
@@ -945,28 +925,29 @@
               <w:ind w:right="-6"/>
               <w:jc w:val="both"/>
               <w:rPr>
-                <w:rFonts w:ascii="Times New Roman" w:cs="Times New Roman" w:eastAsia="Times New Roman" w:hAnsi="Times New Roman"/>
-                <w:sz w:val="24"/>
-                <w:szCs w:val="24"/>
-              </w:rPr>
-            </w:pPr>
-            <w:r>
-              <w:rPr>
-                <w:rFonts w:ascii="Times New Roman" w:cs="Times New Roman" w:eastAsia="Times New Roman" w:hAnsi="Times New Roman"/>
-                <w:b w:val="1"/>
-                <w:bCs w:val="1"/>
-                <w:sz w:val="24"/>
-                <w:szCs w:val="24"/>
-                <w:rtl w:val="0"/>
-              </w:rPr>
-              <w:t xml:space="preserve">C.</w:t>
-            </w:r>
-            <w:r>
-              <w:rPr>
-                <w:rFonts w:ascii="Times New Roman" w:cs="Times New Roman" w:eastAsia="Times New Roman" w:hAnsi="Times New Roman"/>
-                <w:sz w:val="24"/>
-                <w:szCs w:val="24"/>
-                <w:rtl w:val="0"/>
+                <w:rFonts w:ascii="Times New Roman" w:eastAsia="Times New Roman" w:hAnsi="Times New Roman" w:cs="Times New Roman"/>
+                <w:sz w:val="24"/>
+                <w:szCs w:val="24"/>
+                <w:highlight w:val="yellow"/>
+              </w:rPr>
+            </w:pPr>
+            <w:r>
+              <w:rPr>
+                <w:rFonts w:ascii="Times New Roman" w:eastAsia="Times New Roman" w:hAnsi="Times New Roman" w:cs="Times New Roman"/>
+                <w:b/>
+                <w:bCs/>
+                <w:sz w:val="24"/>
+                <w:szCs w:val="24"/>
+                <w:highlight w:val="yellow"/>
+              </w:rPr>
+              <w:t>C.</w:t>
+            </w:r>
+            <w:r>
+              <w:rPr>
+                <w:rFonts w:ascii="Times New Roman" w:eastAsia="Times New Roman" w:hAnsi="Times New Roman" w:cs="Times New Roman"/>
+                <w:sz w:val="24"/>
+                <w:szCs w:val="24"/>
+                <w:highlight w:val="yellow"/>
               </w:rPr>
               <w:t xml:space="preserve"> Reducción del impacto de la movilidad en las clases: Se otorgarán 3 puntos si la movilidad se desarrolla totalmente fuera del período lectivo del Centro. En caso contrario, se restará 0,6 puntos por cada día lectivo ocupado por la movilidad. </w:t>
             </w:r>
@@ -977,72 +958,94 @@
               <w:ind w:right="-6"/>
               <w:jc w:val="both"/>
               <w:rPr>
-                <w:rFonts w:ascii="Times New Roman" w:cs="Times New Roman" w:eastAsia="Times New Roman" w:hAnsi="Times New Roman"/>
-                <w:sz w:val="24"/>
-                <w:szCs w:val="24"/>
-              </w:rPr>
-            </w:pPr>
-            <w:r>
-              <w:rPr>
-                <w:rFonts w:ascii="Times New Roman" w:cs="Times New Roman" w:eastAsia="Times New Roman" w:hAnsi="Times New Roman"/>
-                <w:sz w:val="24"/>
-                <w:szCs w:val="24"/>
-                <w:rtl w:val="0"/>
+                <w:rFonts w:ascii="Times New Roman" w:eastAsia="Times New Roman" w:hAnsi="Times New Roman" w:cs="Times New Roman"/>
+                <w:sz w:val="24"/>
+                <w:szCs w:val="24"/>
+                <w:highlight w:val="yellow"/>
+              </w:rPr>
+            </w:pPr>
+            <w:r>
+              <w:rPr>
+                <w:rFonts w:ascii="Times New Roman" w:eastAsia="Times New Roman" w:hAnsi="Times New Roman" w:cs="Times New Roman"/>
+                <w:sz w:val="24"/>
+                <w:szCs w:val="24"/>
+                <w:highlight w:val="yellow"/>
               </w:rPr>
               <w:t xml:space="preserve">Esta decisión es </w:t>
             </w:r>
             <w:r>
               <w:rPr>
-                <w:rFonts w:ascii="Times New Roman" w:cs="Times New Roman" w:eastAsia="Times New Roman" w:hAnsi="Times New Roman"/>
-                <w:sz w:val="24"/>
-                <w:szCs w:val="24"/>
+                <w:rFonts w:ascii="Times New Roman" w:eastAsia="Times New Roman" w:hAnsi="Times New Roman" w:cs="Times New Roman"/>
+                <w:sz w:val="24"/>
+                <w:szCs w:val="24"/>
+                <w:highlight w:val="yellow"/>
                 <w:u w:val="single"/>
-                <w:rtl w:val="0"/>
-              </w:rPr>
-              <w:t xml:space="preserve">vinculante</w:t>
-            </w:r>
-            <w:r>
-              <w:rPr>
-                <w:rFonts w:ascii="Times New Roman" w:cs="Times New Roman" w:eastAsia="Times New Roman" w:hAnsi="Times New Roman"/>
-                <w:sz w:val="24"/>
-                <w:szCs w:val="24"/>
-                <w:rtl w:val="0"/>
-              </w:rPr>
-              <w:t xml:space="preserve">, no pudiendo realizar la movilidad si ocupase más días lectivos de los comprometidos en este apartado, pudiendo resultar en la pérdida de la misma. </w:t>
-            </w:r>
-          </w:p>
-        </w:tc>
-        <w:tc>
-          <w:tcPr>
-            <w:tcBorders>
-              <w:top w:color="00000a" w:space="0" w:sz="4" w:val="single"/>
-              <w:left w:color="00000a" w:space="0" w:sz="4" w:val="single"/>
-              <w:bottom w:color="00000a" w:space="0" w:sz="4" w:val="single"/>
-              <w:right w:color="00000a" w:space="0" w:sz="4" w:val="single"/>
-            </w:tcBorders>
-            <w:shd w:fill="auto" w:val="clear"/>
+              </w:rPr>
+              <w:t>vinculante</w:t>
+            </w:r>
+            <w:r>
+              <w:rPr>
+                <w:rFonts w:ascii="Times New Roman" w:eastAsia="Times New Roman" w:hAnsi="Times New Roman" w:cs="Times New Roman"/>
+                <w:sz w:val="24"/>
+                <w:szCs w:val="24"/>
+                <w:highlight w:val="yellow"/>
+              </w:rPr>
+              <w:t xml:space="preserve">, no pudiendo realizar la movilidad si ocupase más días lectivos de los comprometidos en este apartado, pudiendo resultar en la pérdida de </w:t>
+            </w:r>
+            <w:proofErr w:type="gramStart"/>
+            <w:r>
+              <w:rPr>
+                <w:rFonts w:ascii="Times New Roman" w:eastAsia="Times New Roman" w:hAnsi="Times New Roman" w:cs="Times New Roman"/>
+                <w:sz w:val="24"/>
+                <w:szCs w:val="24"/>
+                <w:highlight w:val="yellow"/>
+              </w:rPr>
+              <w:t>la misma</w:t>
+            </w:r>
+            <w:proofErr w:type="gramEnd"/>
+            <w:r>
+              <w:rPr>
+                <w:rFonts w:ascii="Times New Roman" w:eastAsia="Times New Roman" w:hAnsi="Times New Roman" w:cs="Times New Roman"/>
+                <w:sz w:val="24"/>
+                <w:szCs w:val="24"/>
+                <w:highlight w:val="yellow"/>
+              </w:rPr>
+              <w:t xml:space="preserve">. </w:t>
+            </w:r>
+          </w:p>
+        </w:tc>
+        <w:tc>
+          <w:tcPr>
+            <w:tcW w:w="2580" w:type="dxa"/>
+            <w:tcBorders>
+              <w:top w:val="single" w:sz="4" w:space="0" w:color="00000A"/>
+              <w:left w:val="single" w:sz="4" w:space="0" w:color="00000A"/>
+              <w:bottom w:val="single" w:sz="4" w:space="0" w:color="00000A"/>
+              <w:right w:val="single" w:sz="4" w:space="0" w:color="00000A"/>
+            </w:tcBorders>
             <w:tcMar>
-              <w:left w:w="108.0" w:type="dxa"/>
+              <w:left w:w="108" w:type="dxa"/>
             </w:tcMar>
             <w:vAlign w:val="center"/>
           </w:tcPr>
           <w:p>
             <w:pPr>
               <w:spacing w:line="240" w:lineRule="auto"/>
-              <w:ind w:left="141.7322834645671" w:right="-39.44881889763735" w:hanging="283.4645669291342"/>
+              <w:ind w:left="141" w:right="-39" w:hanging="283"/>
               <w:jc w:val="center"/>
               <w:rPr>
-                <w:rFonts w:ascii="Times New Roman" w:cs="Times New Roman" w:eastAsia="Times New Roman" w:hAnsi="Times New Roman"/>
-                <w:sz w:val="24"/>
-                <w:szCs w:val="24"/>
-              </w:rPr>
-            </w:pPr>
-            <w:r>
-              <w:rPr>
-                <w:rFonts w:ascii="Times New Roman" w:cs="Times New Roman" w:eastAsia="Times New Roman" w:hAnsi="Times New Roman"/>
-                <w:sz w:val="24"/>
-                <w:szCs w:val="24"/>
-                <w:rtl w:val="0"/>
+                <w:rFonts w:ascii="Times New Roman" w:eastAsia="Times New Roman" w:hAnsi="Times New Roman" w:cs="Times New Roman"/>
+                <w:sz w:val="24"/>
+                <w:szCs w:val="24"/>
+                <w:highlight w:val="yellow"/>
+              </w:rPr>
+            </w:pPr>
+            <w:r>
+              <w:rPr>
+                <w:rFonts w:ascii="Times New Roman" w:eastAsia="Times New Roman" w:hAnsi="Times New Roman" w:cs="Times New Roman"/>
+                <w:sz w:val="24"/>
+                <w:szCs w:val="24"/>
+                <w:highlight w:val="yellow"/>
               </w:rPr>
               <w:t xml:space="preserve">Hasta 3 puntos. </w:t>
             </w:r>
@@ -1050,39 +1053,34 @@
           <w:p>
             <w:pPr>
               <w:spacing w:line="240" w:lineRule="auto"/>
-              <w:ind w:left="141.7322834645671" w:right="-39.44881889763735" w:hanging="283.4645669291342"/>
+              <w:ind w:left="141" w:right="-39" w:hanging="283"/>
               <w:jc w:val="center"/>
               <w:rPr>
-                <w:rFonts w:ascii="Times New Roman" w:cs="Times New Roman" w:eastAsia="Times New Roman" w:hAnsi="Times New Roman"/>
-                <w:sz w:val="24"/>
-                <w:szCs w:val="24"/>
-              </w:rPr>
-            </w:pPr>
-            <w:r>
-              <w:rPr>
-                <w:rtl w:val="0"/>
-              </w:rPr>
-            </w:r>
+                <w:rFonts w:ascii="Times New Roman" w:eastAsia="Times New Roman" w:hAnsi="Times New Roman" w:cs="Times New Roman"/>
+                <w:sz w:val="24"/>
+                <w:szCs w:val="24"/>
+                <w:highlight w:val="yellow"/>
+              </w:rPr>
+            </w:pPr>
           </w:p>
         </w:tc>
       </w:tr>
       <w:tr>
         <w:trPr>
-          <w:cantSplit w:val="0"/>
-          <w:trHeight w:val="1182" w:hRule="atLeast"/>
-          <w:tblHeader w:val="0"/>
+          <w:trHeight w:val="1182"/>
+          <w:jc w:val="center"/>
         </w:trPr>
         <w:tc>
           <w:tcPr>
-            <w:tcBorders>
-              <w:top w:color="00000a" w:space="0" w:sz="4" w:val="single"/>
-              <w:left w:color="00000a" w:space="0" w:sz="4" w:val="single"/>
-              <w:bottom w:color="00000a" w:space="0" w:sz="4" w:val="single"/>
-              <w:right w:color="00000a" w:space="0" w:sz="4" w:val="single"/>
-            </w:tcBorders>
-            <w:shd w:fill="auto" w:val="clear"/>
+            <w:tcW w:w="6225" w:type="dxa"/>
+            <w:tcBorders>
+              <w:top w:val="single" w:sz="4" w:space="0" w:color="00000A"/>
+              <w:left w:val="single" w:sz="4" w:space="0" w:color="00000A"/>
+              <w:bottom w:val="single" w:sz="4" w:space="0" w:color="00000A"/>
+              <w:right w:val="single" w:sz="4" w:space="0" w:color="00000A"/>
+            </w:tcBorders>
             <w:tcMar>
-              <w:left w:w="108.0" w:type="dxa"/>
+              <w:left w:w="108" w:type="dxa"/>
             </w:tcMar>
           </w:tcPr>
           <w:p>
@@ -1091,28 +1089,27 @@
               <w:ind w:right="-6"/>
               <w:jc w:val="both"/>
               <w:rPr>
-                <w:rFonts w:ascii="Times New Roman" w:cs="Times New Roman" w:eastAsia="Times New Roman" w:hAnsi="Times New Roman"/>
-                <w:sz w:val="24"/>
-                <w:szCs w:val="24"/>
-              </w:rPr>
-            </w:pPr>
-            <w:r>
-              <w:rPr>
-                <w:rFonts w:ascii="Times New Roman" w:cs="Times New Roman" w:eastAsia="Times New Roman" w:hAnsi="Times New Roman"/>
-                <w:b w:val="1"/>
-                <w:bCs w:val="1"/>
-                <w:sz w:val="24"/>
-                <w:szCs w:val="24"/>
-                <w:rtl w:val="0"/>
-              </w:rPr>
-              <w:t xml:space="preserve">D.</w:t>
-            </w:r>
-            <w:r>
-              <w:rPr>
-                <w:rFonts w:ascii="Times New Roman" w:cs="Times New Roman" w:eastAsia="Times New Roman" w:hAnsi="Times New Roman"/>
-                <w:sz w:val="24"/>
-                <w:szCs w:val="24"/>
-                <w:rtl w:val="0"/>
+                <w:rFonts w:ascii="Times New Roman" w:eastAsia="Times New Roman" w:hAnsi="Times New Roman" w:cs="Times New Roman"/>
+                <w:sz w:val="24"/>
+                <w:szCs w:val="24"/>
+              </w:rPr>
+            </w:pPr>
+            <w:r>
+              <w:rPr>
+                <w:rFonts w:ascii="Times New Roman" w:eastAsia="Times New Roman" w:hAnsi="Times New Roman" w:cs="Times New Roman"/>
+                <w:b/>
+                <w:bCs/>
+                <w:sz w:val="24"/>
+                <w:szCs w:val="24"/>
+              </w:rPr>
+              <w:lastRenderedPageBreak/>
+              <w:t>D.</w:t>
+            </w:r>
+            <w:r>
+              <w:rPr>
+                <w:rFonts w:ascii="Times New Roman" w:eastAsia="Times New Roman" w:hAnsi="Times New Roman" w:cs="Times New Roman"/>
+                <w:sz w:val="24"/>
+                <w:szCs w:val="24"/>
               </w:rPr>
               <w:t xml:space="preserve"> Titulaciones oficiales/certificados de idiomas. </w:t>
             </w:r>
@@ -1123,16 +1120,11 @@
               <w:ind w:right="-6"/>
               <w:jc w:val="both"/>
               <w:rPr>
-                <w:rFonts w:ascii="Times New Roman" w:cs="Times New Roman" w:eastAsia="Times New Roman" w:hAnsi="Times New Roman"/>
-                <w:sz w:val="24"/>
-                <w:szCs w:val="24"/>
-              </w:rPr>
-            </w:pPr>
-            <w:r>
-              <w:rPr>
-                <w:rtl w:val="0"/>
-              </w:rPr>
-            </w:r>
+                <w:rFonts w:ascii="Times New Roman" w:eastAsia="Times New Roman" w:hAnsi="Times New Roman" w:cs="Times New Roman"/>
+                <w:sz w:val="24"/>
+                <w:szCs w:val="24"/>
+              </w:rPr>
+            </w:pPr>
           </w:p>
           <w:p>
             <w:pPr>
@@ -1140,17 +1132,16 @@
               <w:ind w:right="-6"/>
               <w:jc w:val="both"/>
               <w:rPr>
-                <w:rFonts w:ascii="Times New Roman" w:cs="Times New Roman" w:eastAsia="Times New Roman" w:hAnsi="Times New Roman"/>
-                <w:sz w:val="24"/>
-                <w:szCs w:val="24"/>
-              </w:rPr>
-            </w:pPr>
-            <w:r>
-              <w:rPr>
-                <w:rFonts w:ascii="Times New Roman" w:cs="Times New Roman" w:eastAsia="Times New Roman" w:hAnsi="Times New Roman"/>
-                <w:sz w:val="24"/>
-                <w:szCs w:val="24"/>
-                <w:rtl w:val="0"/>
+                <w:rFonts w:ascii="Times New Roman" w:eastAsia="Times New Roman" w:hAnsi="Times New Roman" w:cs="Times New Roman"/>
+                <w:sz w:val="24"/>
+                <w:szCs w:val="24"/>
+              </w:rPr>
+            </w:pPr>
+            <w:r>
+              <w:rPr>
+                <w:rFonts w:ascii="Times New Roman" w:eastAsia="Times New Roman" w:hAnsi="Times New Roman" w:cs="Times New Roman"/>
+                <w:sz w:val="24"/>
+                <w:szCs w:val="24"/>
               </w:rPr>
               <w:t xml:space="preserve">El idioma acreditado, por lo general, será el inglés. Si se dispone de la acreditación de una lengua oficial del destino seleccionado, será aceptada igualmente. Sólo se puede acreditar un idioma. </w:t>
             </w:r>
@@ -1158,15 +1149,15 @@
         </w:tc>
         <w:tc>
           <w:tcPr>
-            <w:tcBorders>
-              <w:top w:color="00000a" w:space="0" w:sz="4" w:val="single"/>
-              <w:left w:color="00000a" w:space="0" w:sz="4" w:val="single"/>
-              <w:bottom w:color="00000a" w:space="0" w:sz="4" w:val="single"/>
-              <w:right w:color="00000a" w:space="0" w:sz="4" w:val="single"/>
-            </w:tcBorders>
-            <w:shd w:fill="auto" w:val="clear"/>
+            <w:tcW w:w="2580" w:type="dxa"/>
+            <w:tcBorders>
+              <w:top w:val="single" w:sz="4" w:space="0" w:color="00000A"/>
+              <w:left w:val="single" w:sz="4" w:space="0" w:color="00000A"/>
+              <w:bottom w:val="single" w:sz="4" w:space="0" w:color="00000A"/>
+              <w:right w:val="single" w:sz="4" w:space="0" w:color="00000A"/>
+            </w:tcBorders>
             <w:tcMar>
-              <w:left w:w="108.0" w:type="dxa"/>
+              <w:left w:w="108" w:type="dxa"/>
             </w:tcMar>
             <w:vAlign w:val="center"/>
           </w:tcPr>
@@ -1177,21 +1168,20 @@
                 <w:numId w:val="1"/>
               </w:numPr>
               <w:spacing w:line="240" w:lineRule="auto"/>
-              <w:ind w:left="425.1968503937013" w:right="-39.44881889763735" w:hanging="360"/>
-              <w:rPr>
-                <w:rFonts w:ascii="Times New Roman" w:cs="Times New Roman" w:eastAsia="Times New Roman" w:hAnsi="Times New Roman"/>
-                <w:sz w:val="24"/>
-                <w:szCs w:val="24"/>
-              </w:rPr>
-            </w:pPr>
-            <w:r>
-              <w:rPr>
-                <w:rFonts w:ascii="Times New Roman" w:cs="Times New Roman" w:eastAsia="Times New Roman" w:hAnsi="Times New Roman"/>
-                <w:sz w:val="24"/>
-                <w:szCs w:val="24"/>
-                <w:rtl w:val="0"/>
-              </w:rPr>
-              <w:t xml:space="preserve">B1: 0,5 puntos.</w:t>
+              <w:ind w:left="425" w:right="-39"/>
+              <w:rPr>
+                <w:rFonts w:ascii="Times New Roman" w:eastAsia="Times New Roman" w:hAnsi="Times New Roman" w:cs="Times New Roman"/>
+                <w:sz w:val="24"/>
+                <w:szCs w:val="24"/>
+              </w:rPr>
+            </w:pPr>
+            <w:r>
+              <w:rPr>
+                <w:rFonts w:ascii="Times New Roman" w:eastAsia="Times New Roman" w:hAnsi="Times New Roman" w:cs="Times New Roman"/>
+                <w:sz w:val="24"/>
+                <w:szCs w:val="24"/>
+              </w:rPr>
+              <w:t>B1: 0,5 puntos.</w:t>
             </w:r>
           </w:p>
           <w:p>
@@ -1201,42 +1191,86 @@
                 <w:numId w:val="1"/>
               </w:numPr>
               <w:spacing w:line="240" w:lineRule="auto"/>
-              <w:ind w:left="425.1968503937013" w:right="-39.44881889763735" w:hanging="360"/>
-              <w:rPr>
-                <w:rFonts w:ascii="Times New Roman" w:cs="Times New Roman" w:eastAsia="Times New Roman" w:hAnsi="Times New Roman"/>
-                <w:sz w:val="24"/>
-                <w:szCs w:val="24"/>
-              </w:rPr>
-            </w:pPr>
-            <w:r>
-              <w:rPr>
-                <w:rFonts w:ascii="Times New Roman" w:cs="Times New Roman" w:eastAsia="Times New Roman" w:hAnsi="Times New Roman"/>
-                <w:sz w:val="24"/>
-                <w:szCs w:val="24"/>
-                <w:rtl w:val="0"/>
-              </w:rPr>
-              <w:t xml:space="preserve">B2: 1 punto.</w:t>
+              <w:ind w:left="425" w:right="-39"/>
+              <w:rPr>
+                <w:rFonts w:ascii="Times New Roman" w:eastAsia="Times New Roman" w:hAnsi="Times New Roman" w:cs="Times New Roman"/>
+                <w:sz w:val="24"/>
+                <w:szCs w:val="24"/>
+              </w:rPr>
+            </w:pPr>
+            <w:r>
+              <w:rPr>
+                <w:rFonts w:ascii="Times New Roman" w:eastAsia="Times New Roman" w:hAnsi="Times New Roman" w:cs="Times New Roman"/>
+                <w:sz w:val="24"/>
+                <w:szCs w:val="24"/>
+              </w:rPr>
+              <w:t>B2: 1 punto.</w:t>
+            </w:r>
+          </w:p>
+          <w:p>
+            <w:pPr>
+              <w:numPr>
+                <w:ilvl w:val="0"/>
+                <w:numId w:val="1"/>
+              </w:numPr>
+              <w:spacing w:line="240" w:lineRule="auto"/>
+              <w:ind w:left="425" w:right="-39"/>
+              <w:rPr>
+                <w:rFonts w:ascii="Times New Roman" w:eastAsia="Times New Roman" w:hAnsi="Times New Roman" w:cs="Times New Roman"/>
+                <w:sz w:val="24"/>
+                <w:szCs w:val="24"/>
+              </w:rPr>
+            </w:pPr>
+            <w:r>
+              <w:rPr>
+                <w:rFonts w:ascii="Times New Roman" w:eastAsia="Times New Roman" w:hAnsi="Times New Roman" w:cs="Times New Roman"/>
+                <w:sz w:val="24"/>
+                <w:szCs w:val="24"/>
+              </w:rPr>
+              <w:t>C1: 1,5 puntos.</w:t>
+            </w:r>
+          </w:p>
+          <w:p>
+            <w:pPr>
+              <w:numPr>
+                <w:ilvl w:val="0"/>
+                <w:numId w:val="1"/>
+              </w:numPr>
+              <w:spacing w:line="240" w:lineRule="auto"/>
+              <w:ind w:left="425" w:right="-39"/>
+              <w:rPr>
+                <w:rFonts w:ascii="Times New Roman" w:eastAsia="Times New Roman" w:hAnsi="Times New Roman" w:cs="Times New Roman"/>
+                <w:sz w:val="24"/>
+                <w:szCs w:val="24"/>
+              </w:rPr>
+            </w:pPr>
+            <w:r>
+              <w:rPr>
+                <w:rFonts w:ascii="Times New Roman" w:eastAsia="Times New Roman" w:hAnsi="Times New Roman" w:cs="Times New Roman"/>
+                <w:sz w:val="24"/>
+                <w:szCs w:val="24"/>
+              </w:rPr>
+              <w:t>C2: 2 puntos.</w:t>
             </w:r>
           </w:p>
         </w:tc>
       </w:tr>
       <w:tr>
         <w:trPr>
-          <w:cantSplit w:val="0"/>
-          <w:trHeight w:val="720" w:hRule="atLeast"/>
-          <w:tblHeader w:val="0"/>
+          <w:trHeight w:val="720"/>
+          <w:jc w:val="center"/>
         </w:trPr>
         <w:tc>
           <w:tcPr>
-            <w:tcBorders>
-              <w:top w:color="00000a" w:space="0" w:sz="4" w:val="single"/>
-              <w:left w:color="00000a" w:space="0" w:sz="4" w:val="single"/>
-              <w:bottom w:color="00000a" w:space="0" w:sz="4" w:val="single"/>
-              <w:right w:color="00000a" w:space="0" w:sz="4" w:val="single"/>
-            </w:tcBorders>
-            <w:shd w:fill="auto" w:val="clear"/>
+            <w:tcW w:w="6225" w:type="dxa"/>
+            <w:tcBorders>
+              <w:top w:val="single" w:sz="4" w:space="0" w:color="00000A"/>
+              <w:left w:val="single" w:sz="4" w:space="0" w:color="00000A"/>
+              <w:bottom w:val="single" w:sz="4" w:space="0" w:color="00000A"/>
+              <w:right w:val="single" w:sz="4" w:space="0" w:color="00000A"/>
+            </w:tcBorders>
             <w:tcMar>
-              <w:left w:w="108.0" w:type="dxa"/>
+              <w:left w:w="108" w:type="dxa"/>
             </w:tcMar>
           </w:tcPr>
           <w:p>
@@ -1244,8 +1278,8 @@
               <w:spacing w:line="240" w:lineRule="auto"/>
               <w:jc w:val="both"/>
               <w:rPr>
-                <w:rFonts w:ascii="Times New Roman" w:cs="Times New Roman" w:eastAsia="Times New Roman" w:hAnsi="Times New Roman"/>
-                <w:color w:val="ff0000"/>
+                <w:rFonts w:ascii="Times New Roman" w:eastAsia="Times New Roman" w:hAnsi="Times New Roman" w:cs="Times New Roman"/>
+                <w:color w:val="FF0000"/>
                 <w:sz w:val="24"/>
                 <w:szCs w:val="24"/>
               </w:rPr>
@@ -1263,7 +1297,31 @@
               <w:rPr>
                 <w:color w:val="C00000"/>
               </w:rPr>
-              <w:t>[20__/__]</w:t>
+              <w:t>[20</w:t>
+            </w:r>
+            <w:r>
+              <w:rPr>
+                <w:color w:val="C00000"/>
+              </w:rPr>
+              <w:t>25</w:t>
+            </w:r>
+            <w:r>
+              <w:rPr>
+                <w:color w:val="C00000"/>
+              </w:rPr>
+              <w:t>/</w:t>
+            </w:r>
+            <w:r>
+              <w:rPr>
+                <w:color w:val="C00000"/>
+              </w:rPr>
+              <w:t>26</w:t>
+            </w:r>
+            <w:r>
+              <w:rPr>
+                <w:color w:val="C00000"/>
+              </w:rPr>
+              <w:t>]</w:t>
             </w:r>
             <w:r>
               <w:t>.</w:t>
@@ -1272,15 +1330,15 @@
         </w:tc>
         <w:tc>
           <w:tcPr>
-            <w:tcBorders>
-              <w:top w:color="00000a" w:space="0" w:sz="4" w:val="single"/>
-              <w:left w:color="00000a" w:space="0" w:sz="4" w:val="single"/>
-              <w:bottom w:color="00000a" w:space="0" w:sz="4" w:val="single"/>
-              <w:right w:color="00000a" w:space="0" w:sz="4" w:val="single"/>
-            </w:tcBorders>
-            <w:shd w:fill="auto" w:val="clear"/>
+            <w:tcW w:w="2580" w:type="dxa"/>
+            <w:tcBorders>
+              <w:top w:val="single" w:sz="4" w:space="0" w:color="00000A"/>
+              <w:left w:val="single" w:sz="4" w:space="0" w:color="00000A"/>
+              <w:bottom w:val="single" w:sz="4" w:space="0" w:color="00000A"/>
+              <w:right w:val="single" w:sz="4" w:space="0" w:color="00000A"/>
+            </w:tcBorders>
             <w:tcMar>
-              <w:left w:w="108.0" w:type="dxa"/>
+              <w:left w:w="108" w:type="dxa"/>
             </w:tcMar>
             <w:vAlign w:val="center"/>
           </w:tcPr>
@@ -1291,21 +1349,20 @@
                 <w:numId w:val="2"/>
               </w:numPr>
               <w:spacing w:line="240" w:lineRule="auto"/>
-              <w:ind w:left="425.19685039370046" w:right="-51.37795275590577" w:hanging="360"/>
-              <w:rPr>
-                <w:rFonts w:ascii="Times New Roman" w:cs="Times New Roman" w:eastAsia="Times New Roman" w:hAnsi="Times New Roman"/>
-                <w:sz w:val="24"/>
-                <w:szCs w:val="24"/>
-              </w:rPr>
-            </w:pPr>
-            <w:r>
-              <w:rPr>
-                <w:rFonts w:ascii="Times New Roman" w:cs="Times New Roman" w:eastAsia="Times New Roman" w:hAnsi="Times New Roman"/>
-                <w:sz w:val="24"/>
-                <w:szCs w:val="24"/>
-                <w:rtl w:val="0"/>
-              </w:rPr>
-              <w:t xml:space="preserve">Coordinador KA1: 1 punto.</w:t>
+              <w:ind w:left="425" w:right="-51"/>
+              <w:rPr>
+                <w:rFonts w:ascii="Times New Roman" w:eastAsia="Times New Roman" w:hAnsi="Times New Roman" w:cs="Times New Roman"/>
+                <w:sz w:val="24"/>
+                <w:szCs w:val="24"/>
+              </w:rPr>
+            </w:pPr>
+            <w:r>
+              <w:rPr>
+                <w:rFonts w:ascii="Times New Roman" w:eastAsia="Times New Roman" w:hAnsi="Times New Roman" w:cs="Times New Roman"/>
+                <w:sz w:val="24"/>
+                <w:szCs w:val="24"/>
+              </w:rPr>
+              <w:t>Coordinador KA1: 1 punto.</w:t>
             </w:r>
           </w:p>
           <w:p>
@@ -1315,21 +1372,20 @@
                 <w:numId w:val="2"/>
               </w:numPr>
               <w:spacing w:line="240" w:lineRule="auto"/>
-              <w:ind w:left="425.19685039370046" w:right="-51.37795275590577" w:hanging="360"/>
-              <w:rPr>
-                <w:rFonts w:ascii="Times New Roman" w:cs="Times New Roman" w:eastAsia="Times New Roman" w:hAnsi="Times New Roman"/>
-                <w:sz w:val="24"/>
-                <w:szCs w:val="24"/>
-              </w:rPr>
-            </w:pPr>
-            <w:r>
-              <w:rPr>
-                <w:rFonts w:ascii="Times New Roman" w:cs="Times New Roman" w:eastAsia="Times New Roman" w:hAnsi="Times New Roman"/>
-                <w:sz w:val="24"/>
-                <w:szCs w:val="24"/>
-                <w:rtl w:val="0"/>
-              </w:rPr>
-              <w:t xml:space="preserve">Coordinador KA2: 0,75 puntos</w:t>
+              <w:ind w:left="425" w:right="-51"/>
+              <w:rPr>
+                <w:rFonts w:ascii="Times New Roman" w:eastAsia="Times New Roman" w:hAnsi="Times New Roman" w:cs="Times New Roman"/>
+                <w:sz w:val="24"/>
+                <w:szCs w:val="24"/>
+              </w:rPr>
+            </w:pPr>
+            <w:r>
+              <w:rPr>
+                <w:rFonts w:ascii="Times New Roman" w:eastAsia="Times New Roman" w:hAnsi="Times New Roman" w:cs="Times New Roman"/>
+                <w:sz w:val="24"/>
+                <w:szCs w:val="24"/>
+              </w:rPr>
+              <w:t>Coordinador KA2: 0,75 puntos</w:t>
             </w:r>
           </w:p>
         </w:tc>
@@ -1338,163 +1394,194 @@
     <w:p>
       <w:pPr>
         <w:spacing w:line="240" w:lineRule="auto"/>
-        <w:ind w:left="-284" w:right="-427" w:firstLine="0"/>
+        <w:ind w:left="-284" w:right="-427"/>
         <w:jc w:val="both"/>
         <w:rPr>
-          <w:rFonts w:ascii="Times New Roman" w:cs="Times New Roman" w:eastAsia="Times New Roman" w:hAnsi="Times New Roman"/>
+          <w:rFonts w:ascii="Times New Roman" w:eastAsia="Times New Roman" w:hAnsi="Times New Roman" w:cs="Times New Roman"/>
           <w:sz w:val="20"/>
           <w:szCs w:val="20"/>
         </w:rPr>
       </w:pPr>
-      <w:r>
-        <w:rPr>
-          <w:rtl w:val="0"/>
-        </w:rPr>
-      </w:r>
     </w:p>
     <w:p>
       <w:pPr>
         <w:spacing w:line="240" w:lineRule="auto"/>
-        <w:ind w:left="-283.46456692913387" w:right="-425.1968503937008" w:firstLine="720.0000000000001"/>
+        <w:ind w:left="-283" w:right="-425" w:firstLine="720"/>
         <w:jc w:val="both"/>
         <w:rPr>
-          <w:rFonts w:ascii="Times New Roman" w:cs="Times New Roman" w:eastAsia="Times New Roman" w:hAnsi="Times New Roman"/>
-          <w:b w:val="1"/>
-          <w:bCs w:val="1"/>
+          <w:rFonts w:ascii="Times New Roman" w:eastAsia="Times New Roman" w:hAnsi="Times New Roman" w:cs="Times New Roman"/>
+          <w:b/>
+          <w:bCs/>
           <w:sz w:val="24"/>
           <w:szCs w:val="24"/>
         </w:rPr>
       </w:pPr>
       <w:r>
         <w:rPr>
-          <w:rFonts w:ascii="Times New Roman" w:cs="Times New Roman" w:eastAsia="Times New Roman" w:hAnsi="Times New Roman"/>
+          <w:rFonts w:ascii="Times New Roman" w:eastAsia="Times New Roman" w:hAnsi="Times New Roman" w:cs="Times New Roman"/>
           <w:sz w:val="24"/>
           <w:szCs w:val="24"/>
-          <w:rtl w:val="0"/>
-        </w:rPr>
-        <w:t xml:space="preserve">Los participantes que obtengan una puntuación global inferior a 3 puntos, serán ubicados en el grupo menos preferente (Grupo 4).</w:t>
-      </w:r>
-      <w:r>
-        <w:rPr>
-          <w:rtl w:val="0"/>
-        </w:rPr>
-      </w:r>
-    </w:p>
-    <w:p>
-      <w:pPr>
-        <w:spacing w:line="240" w:lineRule="auto"/>
-        <w:ind w:left="-284" w:right="-427" w:firstLine="0"/>
-        <w:jc w:val="both"/>
-        <w:rPr>
-          <w:rFonts w:ascii="Times New Roman" w:cs="Times New Roman" w:eastAsia="Times New Roman" w:hAnsi="Times New Roman"/>
-          <w:b w:val="1"/>
-          <w:bCs w:val="1"/>
+        </w:rPr>
+        <w:t xml:space="preserve">Los participantes que obtengan una puntuación global inferior a 3 </w:t>
+      </w:r>
+      <w:proofErr w:type="gramStart"/>
+      <w:r>
+        <w:rPr>
+          <w:rFonts w:ascii="Times New Roman" w:eastAsia="Times New Roman" w:hAnsi="Times New Roman" w:cs="Times New Roman"/>
           <w:sz w:val="24"/>
           <w:szCs w:val="24"/>
         </w:rPr>
-      </w:pPr>
-      <w:r>
-        <w:rPr>
-          <w:rtl w:val="0"/>
-        </w:rPr>
-      </w:r>
-    </w:p>
-    <w:p>
-      <w:pPr>
-        <w:spacing w:line="240" w:lineRule="auto"/>
-        <w:ind w:left="-283.46456692913387" w:right="-425.1968503937008" w:firstLine="720.0000000000001"/>
-        <w:jc w:val="both"/>
-        <w:rPr>
-          <w:rFonts w:ascii="Times New Roman" w:cs="Times New Roman" w:eastAsia="Times New Roman" w:hAnsi="Times New Roman"/>
+        <w:t>puntos,</w:t>
+      </w:r>
+      <w:proofErr w:type="gramEnd"/>
+      <w:r>
+        <w:rPr>
+          <w:rFonts w:ascii="Times New Roman" w:eastAsia="Times New Roman" w:hAnsi="Times New Roman" w:cs="Times New Roman"/>
           <w:sz w:val="24"/>
           <w:szCs w:val="24"/>
         </w:rPr>
-      </w:pPr>
-      <w:r>
-        <w:rPr>
-          <w:rFonts w:ascii="Times New Roman" w:cs="Times New Roman" w:eastAsia="Times New Roman" w:hAnsi="Times New Roman"/>
+        <w:t xml:space="preserve"> serán ubicados en el grupo menos preferente (Grupo 4).</w:t>
+      </w:r>
+    </w:p>
+    <w:p>
+      <w:pPr/>
+      <w:r>
+        <w:rPr>
+          <w:b/>
+        </w:rPr>
+        <w:t>Condiciones generales de ejecución de movilidades:</w:t>
+      </w:r>
+    </w:p>
+    <w:p>
+      <w:pPr/>
+      <w:r>
+        <w:rPr>
+          <w:b/>
+        </w:rPr>
+        <w:t xml:space="preserve">• Máximo de movilidades en período lectivo: </w:t>
+      </w:r>
+      <w:r>
+        <w:t>un docente podrá realizar, como máximo, dos movilidades durante el período lectivo de un curso escolar.</w:t>
+      </w:r>
+    </w:p>
+    <w:p>
+      <w:pPr/>
+      <w:r>
+        <w:rPr>
+          <w:b/>
+        </w:rPr>
+        <w:t xml:space="preserve">• Cursos de formación: </w:t>
+      </w:r>
+      <w:r>
+        <w:t>los cursos se realizarán únicamente durante períodos no lectivos.</w:t>
+      </w:r>
+    </w:p>
+    <w:p>
+      <w:pPr>
+        <w:spacing w:line="240" w:lineRule="auto"/>
+        <w:ind w:left="-284" w:right="-427"/>
+        <w:jc w:val="both"/>
+        <w:rPr>
+          <w:rFonts w:ascii="Times New Roman" w:eastAsia="Times New Roman" w:hAnsi="Times New Roman" w:cs="Times New Roman"/>
+          <w:b/>
+          <w:bCs/>
           <w:sz w:val="24"/>
           <w:szCs w:val="24"/>
-          <w:rtl w:val="0"/>
-        </w:rPr>
-        <w:t xml:space="preserve">Una vez finalizado el proceso selectivo, se publicarán los resultados provisionales del mismo, mostrando a los candidatos sus puntuaciones y su condición (Beca concedida o Lista de Espera). Asimismo, se dará un plazo para alegaciones. </w:t>
-      </w:r>
+        </w:rPr>
+      </w:pPr>
     </w:p>
     <w:p>
       <w:pPr>
         <w:spacing w:line="240" w:lineRule="auto"/>
-        <w:ind w:left="-283.46456692913387" w:right="-425.1968503937008" w:firstLine="720.0000000000001"/>
+        <w:ind w:left="-283" w:right="-425" w:firstLine="720"/>
         <w:jc w:val="both"/>
         <w:rPr>
-          <w:rFonts w:ascii="Times New Roman" w:cs="Times New Roman" w:eastAsia="Times New Roman" w:hAnsi="Times New Roman"/>
+          <w:rFonts w:ascii="Times New Roman" w:eastAsia="Times New Roman" w:hAnsi="Times New Roman" w:cs="Times New Roman"/>
           <w:sz w:val="24"/>
           <w:szCs w:val="24"/>
         </w:rPr>
       </w:pPr>
       <w:r>
         <w:rPr>
-          <w:rFonts w:ascii="Times New Roman" w:cs="Times New Roman" w:eastAsia="Times New Roman" w:hAnsi="Times New Roman"/>
+          <w:rFonts w:ascii="Times New Roman" w:eastAsia="Times New Roman" w:hAnsi="Times New Roman" w:cs="Times New Roman"/>
           <w:sz w:val="24"/>
           <w:szCs w:val="24"/>
-          <w:rtl w:val="0"/>
-        </w:rPr>
-        <w:t xml:space="preserve">Todas las alegaciones serán solventadas por la Comisión, tras lo que se publicará un listado definitivo con los resultados del proceso. </w:t>
+        </w:rPr>
+        <w:t xml:space="preserve">Una vez finalizado el proceso selectivo, se publicarán los resultados provisionales del mismo, mostrando a los candidatos sus puntuaciones y su condición (Beca concedida o Lista de Espera). Asimismo, se dará un plazo para alegaciones. </w:t>
       </w:r>
     </w:p>
     <w:p>
       <w:pPr>
         <w:spacing w:line="240" w:lineRule="auto"/>
-        <w:ind w:left="-283.46456692913387" w:right="-425.1968503937008" w:firstLine="720.0000000000001"/>
+        <w:ind w:left="-283" w:right="-425" w:firstLine="720"/>
         <w:jc w:val="both"/>
         <w:rPr>
-          <w:rFonts w:ascii="Times New Roman" w:cs="Times New Roman" w:eastAsia="Times New Roman" w:hAnsi="Times New Roman"/>
+          <w:rFonts w:ascii="Times New Roman" w:eastAsia="Times New Roman" w:hAnsi="Times New Roman" w:cs="Times New Roman"/>
           <w:sz w:val="24"/>
           <w:szCs w:val="24"/>
         </w:rPr>
       </w:pPr>
       <w:r>
         <w:rPr>
-          <w:rFonts w:ascii="Times New Roman" w:cs="Times New Roman" w:eastAsia="Times New Roman" w:hAnsi="Times New Roman"/>
+          <w:rFonts w:ascii="Times New Roman" w:eastAsia="Times New Roman" w:hAnsi="Times New Roman" w:cs="Times New Roman"/>
           <w:sz w:val="24"/>
           <w:szCs w:val="24"/>
-          <w:rtl w:val="0"/>
-        </w:rPr>
-        <w:t xml:space="preserve">Inmediatamente después, los seleccionados serán convocados por los coordinadores de cada programa implicado para comenzar las gestiones que darán lugar a la realización de las movilidades concedidas.</w:t>
+        </w:rPr>
+        <w:t xml:space="preserve">Todas las alegaciones serán solventadas por la Comisión, tras lo que se publicará un listado definitivo con los resultados del proceso. </w:t>
       </w:r>
     </w:p>
     <w:p>
       <w:pPr>
         <w:spacing w:line="240" w:lineRule="auto"/>
-        <w:ind w:left="-283.46456692913387" w:right="-425.1968503937008" w:firstLine="720.0000000000001"/>
+        <w:ind w:left="-283" w:right="-425" w:firstLine="720"/>
         <w:jc w:val="both"/>
         <w:rPr>
-          <w:rFonts w:ascii="Times New Roman" w:cs="Times New Roman" w:eastAsia="Times New Roman" w:hAnsi="Times New Roman"/>
+          <w:rFonts w:ascii="Times New Roman" w:eastAsia="Times New Roman" w:hAnsi="Times New Roman" w:cs="Times New Roman"/>
           <w:sz w:val="24"/>
           <w:szCs w:val="24"/>
         </w:rPr>
       </w:pPr>
       <w:r>
         <w:rPr>
-          <w:rFonts w:ascii="Times New Roman" w:cs="Times New Roman" w:eastAsia="Times New Roman" w:hAnsi="Times New Roman"/>
+          <w:rFonts w:ascii="Times New Roman" w:eastAsia="Times New Roman" w:hAnsi="Times New Roman" w:cs="Times New Roman"/>
           <w:sz w:val="24"/>
           <w:szCs w:val="24"/>
-          <w:rtl w:val="0"/>
-        </w:rPr>
-        <w:t xml:space="preserve"> </w:t>
+        </w:rPr>
+        <w:t>Inmediatamente después, los seleccionados serán convocados por los coordinadores de cada programa implicado para comenzar las gestiones que darán lugar a la realización de las movilidades concedidas.</w:t>
       </w:r>
     </w:p>
     <w:p>
       <w:pPr>
         <w:spacing w:line="240" w:lineRule="auto"/>
-        <w:ind w:left="-283.46456692913387" w:right="-425.1968503937008" w:firstLine="720.0000000000001"/>
+        <w:ind w:left="-283" w:right="-425" w:firstLine="720"/>
         <w:jc w:val="both"/>
         <w:rPr>
-          <w:rFonts w:ascii="Times New Roman" w:cs="Times New Roman" w:eastAsia="Times New Roman" w:hAnsi="Times New Roman"/>
+          <w:rFonts w:ascii="Times New Roman" w:eastAsia="Times New Roman" w:hAnsi="Times New Roman" w:cs="Times New Roman"/>
           <w:sz w:val="24"/>
           <w:szCs w:val="24"/>
         </w:rPr>
       </w:pPr>
       <w:r>
+        <w:rPr>
+          <w:rFonts w:ascii="Times New Roman" w:eastAsia="Times New Roman" w:hAnsi="Times New Roman" w:cs="Times New Roman"/>
+          <w:sz w:val="24"/>
+          <w:szCs w:val="24"/>
+        </w:rPr>
+        <w:t xml:space="preserve"> </w:t>
+      </w:r>
+    </w:p>
+    <w:p>
+      <w:pPr>
+        <w:spacing w:line="240" w:lineRule="auto"/>
+        <w:ind w:left="-283" w:right="-425" w:firstLine="720"/>
+        <w:jc w:val="both"/>
+        <w:rPr>
+          <w:rFonts w:ascii="Times New Roman" w:eastAsia="Times New Roman" w:hAnsi="Times New Roman" w:cs="Times New Roman"/>
+          <w:sz w:val="24"/>
+          <w:szCs w:val="24"/>
+        </w:rPr>
+      </w:pPr>
+      <w:r>
         <w:t xml:space="preserve">Si el beneficiario o beneficiaria de la beca acreditase una condición médica de fuerza mayor durante la totalidad del período comprendido entre la concesión y el fin del plazo (septiembre </w:t>
       </w:r>
       <w:r>
@@ -1508,31 +1595,3721 @@
       </w:r>
     </w:p>
     <w:p>
-      <w:pPr>
-        <w:rPr/>
-      </w:pPr>
-      <w:r>
-        <w:rPr>
-          <w:rtl w:val="0"/>
-        </w:rPr>
-      </w:r>
-    </w:p>
+      <w:r>
+        <w:br w:type="page"/>
+      </w:r>
+    </w:p>
+    <w:p/>
+    <w:p/>
+    <w:p>
+      <w:pPr>
+        <w:spacing w:after="160" w:line="252" w:lineRule="auto"/>
+        <w:jc w:val="center"/>
+      </w:pPr>
+      <w:r>
+        <w:rPr>
+          <w:b/>
+          <w:color w:val="105E3C"/>
+          <w:sz w:val="32"/>
+        </w:rPr>
+        <w:t>ANEXO 1</w:t>
+      </w:r>
+    </w:p>
+    <w:p>
+      <w:pPr>
+        <w:keepNext/>
+        <w:spacing w:before="120" w:after="60" w:line="252" w:lineRule="auto"/>
+      </w:pPr>
+      <w:r>
+        <w:rPr>
+          <w:b/>
+          <w:color w:val="1E1E1E"/>
+        </w:rPr>
+        <w:t>OBJETIVOS DE MOVILIDAD DEL IES CASTELAR</w:t>
+      </w:r>
+    </w:p>
+    <w:tbl>
+      <w:tblPr>
+        <w:tblW w:w="0" w:type="auto"/>
+        <w:jc w:val="center"/>
+        <w:tblLayout w:type="fixed"/>
+        <w:tblLook w:val="04A0" w:firstRow="1" w:lastRow="0" w:firstColumn="1" w:lastColumn="0" w:noHBand="0" w:noVBand="1"/>
+      </w:tblPr>
+      <w:tblGrid>
+        <w:gridCol w:w="10035"/>
+      </w:tblGrid>
+      <w:tr>
+        <w:trPr>
+          <w:jc w:val="center"/>
+        </w:trPr>
+        <w:tc>
+          <w:tcPr>
+            <w:tcW w:w="10035" w:type="dxa"/>
+            <w:tcBorders>
+              <w:top w:val="single" w:sz="6" w:space="0" w:color="444444"/>
+              <w:left w:val="single" w:sz="6" w:space="0" w:color="444444"/>
+              <w:bottom w:val="single" w:sz="6" w:space="0" w:color="444444"/>
+              <w:right w:val="single" w:sz="6" w:space="0" w:color="444444"/>
+            </w:tcBorders>
+            <w:shd w:val="clear" w:color="auto" w:fill="EAF4EE"/>
+            <w:vAlign w:val="center"/>
+          </w:tcPr>
+          <w:p>
+            <w:pPr>
+              <w:spacing w:line="240" w:lineRule="auto"/>
+              <w:jc w:val="center"/>
+            </w:pPr>
+            <w:r>
+              <w:rPr>
+                <w:b/>
+                <w:sz w:val="18"/>
+              </w:rPr>
+              <w:t>Objetivos de movilidad de Grado Superior</w:t>
+            </w:r>
+          </w:p>
+        </w:tc>
+      </w:tr>
+      <w:tr>
+        <w:trPr>
+          <w:jc w:val="center"/>
+        </w:trPr>
+        <w:tc>
+          <w:tcPr>
+            <w:tcW w:w="10035" w:type="dxa"/>
+            <w:tcBorders>
+              <w:top w:val="single" w:sz="6" w:space="0" w:color="444444"/>
+              <w:left w:val="single" w:sz="6" w:space="0" w:color="444444"/>
+              <w:bottom w:val="single" w:sz="6" w:space="0" w:color="444444"/>
+              <w:right w:val="single" w:sz="6" w:space="0" w:color="444444"/>
+            </w:tcBorders>
+            <w:vAlign w:val="center"/>
+          </w:tcPr>
+          <w:p>
+            <w:pPr>
+              <w:spacing w:line="240" w:lineRule="auto"/>
+            </w:pPr>
+            <w:r>
+              <w:rPr>
+                <w:sz w:val="18"/>
+              </w:rPr>
+              <w:t>1. Implementar y mejorar la gestión digital de las movilidades de acuerdo con los estándares del programa Erasmus+.</w:t>
+            </w:r>
+            <w:r>
+              <w:rPr>
+                <w:sz w:val="18"/>
+              </w:rPr>
+              <w:br/>
+              <w:t>2. Promover prácticas respetuosas con el medio ambiente en todas las actividades relacionadas con el programa.</w:t>
+            </w:r>
+            <w:r>
+              <w:rPr>
+                <w:sz w:val="18"/>
+              </w:rPr>
+              <w:br/>
+              <w:t>3. Fomentar la participación de personas con menos oportunidades.</w:t>
+            </w:r>
+            <w:r>
+              <w:rPr>
+                <w:sz w:val="18"/>
+              </w:rPr>
+              <w:br/>
+              <w:t>4. Promover el compromiso cívico y la ciudadanía activa antes, durante y después de la movilidad.</w:t>
+            </w:r>
+          </w:p>
+        </w:tc>
+      </w:tr>
+    </w:tbl>
+    <w:p>
+      <w:pPr>
+        <w:spacing w:after="40" w:line="252" w:lineRule="auto"/>
+      </w:pPr>
+    </w:p>
+    <w:tbl>
+      <w:tblPr>
+        <w:tblW w:w="0" w:type="auto"/>
+        <w:jc w:val="center"/>
+        <w:tblLayout w:type="fixed"/>
+        <w:tblLook w:val="04A0" w:firstRow="1" w:lastRow="0" w:firstColumn="1" w:lastColumn="0" w:noHBand="0" w:noVBand="1"/>
+      </w:tblPr>
+      <w:tblGrid>
+        <w:gridCol w:w="10035"/>
+      </w:tblGrid>
+      <w:tr>
+        <w:trPr>
+          <w:jc w:val="center"/>
+        </w:trPr>
+        <w:tc>
+          <w:tcPr>
+            <w:tcW w:w="10035" w:type="dxa"/>
+            <w:tcBorders>
+              <w:top w:val="single" w:sz="6" w:space="0" w:color="444444"/>
+              <w:left w:val="single" w:sz="6" w:space="0" w:color="444444"/>
+              <w:bottom w:val="single" w:sz="6" w:space="0" w:color="444444"/>
+              <w:right w:val="single" w:sz="6" w:space="0" w:color="444444"/>
+            </w:tcBorders>
+            <w:shd w:val="clear" w:color="auto" w:fill="EAF4EE"/>
+            <w:vAlign w:val="center"/>
+          </w:tcPr>
+          <w:p>
+            <w:pPr>
+              <w:spacing w:line="240" w:lineRule="auto"/>
+              <w:jc w:val="center"/>
+            </w:pPr>
+            <w:r>
+              <w:rPr>
+                <w:b/>
+                <w:sz w:val="18"/>
+              </w:rPr>
+              <w:t>Objetivos de movilidad de Grado Medio y FPB</w:t>
+            </w:r>
+          </w:p>
+        </w:tc>
+      </w:tr>
+      <w:tr>
+        <w:trPr>
+          <w:jc w:val="center"/>
+        </w:trPr>
+        <w:tc>
+          <w:tcPr>
+            <w:tcW w:w="10035" w:type="dxa"/>
+            <w:tcBorders>
+              <w:top w:val="single" w:sz="6" w:space="0" w:color="444444"/>
+              <w:left w:val="single" w:sz="6" w:space="0" w:color="444444"/>
+              <w:bottom w:val="single" w:sz="6" w:space="0" w:color="444444"/>
+              <w:right w:val="single" w:sz="6" w:space="0" w:color="444444"/>
+            </w:tcBorders>
+            <w:vAlign w:val="center"/>
+          </w:tcPr>
+          <w:p>
+            <w:pPr>
+              <w:spacing w:line="240" w:lineRule="auto"/>
+            </w:pPr>
+            <w:r>
+              <w:rPr>
+                <w:sz w:val="18"/>
+              </w:rPr>
+              <w:t>1. Mejorar las competencias profesionales, digitales y lingüísticas del alumnado y del personal del centro.</w:t>
+            </w:r>
+            <w:r>
+              <w:rPr>
+                <w:sz w:val="18"/>
+              </w:rPr>
+              <w:br/>
+              <w:t>2. Aumentar progresivamente el número de movilidades ejecutadas con éxito en los programas y niveles educativos del IES Castelar.</w:t>
+            </w:r>
+            <w:r>
+              <w:rPr>
+                <w:sz w:val="18"/>
+              </w:rPr>
+              <w:br/>
+              <w:t>3. Ampliar el número de países de destino de nuestros participantes.</w:t>
+            </w:r>
+            <w:r>
+              <w:rPr>
+                <w:sz w:val="18"/>
+              </w:rPr>
+              <w:br/>
+              <w:t>4. Ampliar nuestra red de instituciones colaboradoras mediante herramientas europeas y contactos institucionales.</w:t>
+            </w:r>
+            <w:r>
+              <w:rPr>
+                <w:sz w:val="18"/>
+              </w:rPr>
+              <w:br/>
+              <w:t>5. Proyectar la imagen del IES Castelar en el exterior y reforzar la difusión de buenas prácticas.</w:t>
+            </w:r>
+            <w:r>
+              <w:rPr>
+                <w:sz w:val="18"/>
+              </w:rPr>
+              <w:br/>
+              <w:t>6. Participar en nuevos proyectos de cooperación internacional.</w:t>
+            </w:r>
+            <w:r>
+              <w:rPr>
+                <w:sz w:val="18"/>
+              </w:rPr>
+              <w:br/>
+              <w:t>7. Seguir creciendo como institución abierta, inclusiva e internacional.</w:t>
+            </w:r>
+          </w:p>
+        </w:tc>
+      </w:tr>
+    </w:tbl>
+    <w:p>
+      <w:pPr>
+        <w:spacing w:after="40" w:line="252" w:lineRule="auto"/>
+      </w:pPr>
+    </w:p>
+    <w:tbl>
+      <w:tblPr>
+        <w:tblW w:w="0" w:type="auto"/>
+        <w:jc w:val="center"/>
+        <w:tblLayout w:type="fixed"/>
+        <w:tblLook w:val="04A0" w:firstRow="1" w:lastRow="0" w:firstColumn="1" w:lastColumn="0" w:noHBand="0" w:noVBand="1"/>
+      </w:tblPr>
+      <w:tblGrid>
+        <w:gridCol w:w="10035"/>
+      </w:tblGrid>
+      <w:tr>
+        <w:trPr>
+          <w:jc w:val="center"/>
+        </w:trPr>
+        <w:tc>
+          <w:tcPr>
+            <w:tcW w:w="10035" w:type="dxa"/>
+            <w:tcBorders>
+              <w:top w:val="single" w:sz="6" w:space="0" w:color="444444"/>
+              <w:left w:val="single" w:sz="6" w:space="0" w:color="444444"/>
+              <w:bottom w:val="single" w:sz="6" w:space="0" w:color="444444"/>
+              <w:right w:val="single" w:sz="6" w:space="0" w:color="444444"/>
+            </w:tcBorders>
+            <w:shd w:val="clear" w:color="auto" w:fill="EAF4EE"/>
+            <w:vAlign w:val="center"/>
+          </w:tcPr>
+          <w:p>
+            <w:pPr>
+              <w:spacing w:line="240" w:lineRule="auto"/>
+              <w:jc w:val="center"/>
+            </w:pPr>
+            <w:r>
+              <w:rPr>
+                <w:b/>
+                <w:sz w:val="18"/>
+              </w:rPr>
+              <w:t>Objetivos de movilidad escolar</w:t>
+            </w:r>
+          </w:p>
+        </w:tc>
+      </w:tr>
+      <w:tr>
+        <w:trPr>
+          <w:jc w:val="center"/>
+        </w:trPr>
+        <w:tc>
+          <w:tcPr>
+            <w:tcW w:w="10035" w:type="dxa"/>
+            <w:tcBorders>
+              <w:top w:val="single" w:sz="6" w:space="0" w:color="444444"/>
+              <w:left w:val="single" w:sz="6" w:space="0" w:color="444444"/>
+              <w:bottom w:val="single" w:sz="6" w:space="0" w:color="444444"/>
+              <w:right w:val="single" w:sz="6" w:space="0" w:color="444444"/>
+            </w:tcBorders>
+            <w:vAlign w:val="center"/>
+          </w:tcPr>
+          <w:p>
+            <w:pPr>
+              <w:spacing w:line="240" w:lineRule="auto"/>
+            </w:pPr>
+            <w:r>
+              <w:rPr>
+                <w:sz w:val="18"/>
+              </w:rPr>
+              <w:t>O1: “Me muevo, me comunico”. Mejorar la competencia idiomática del alumnado y del profesorado.</w:t>
+            </w:r>
+            <w:r>
+              <w:rPr>
+                <w:sz w:val="18"/>
+              </w:rPr>
+              <w:br/>
+              <w:t>O2: Conocer y participar del patrimonio material e inmaterial de la Unión Europea.</w:t>
+            </w:r>
+            <w:r>
+              <w:rPr>
+                <w:sz w:val="18"/>
+              </w:rPr>
+              <w:br/>
+              <w:t>O3: Combatir la falta de motivación y el abandono escolar temprano del alumnado.</w:t>
+            </w:r>
+            <w:r>
+              <w:rPr>
+                <w:sz w:val="18"/>
+              </w:rPr>
+              <w:br/>
+              <w:t>O4: “Veo, comparto, aprendo y mejoro”. Mejorar las habilidades y competencias del profesorado.</w:t>
+            </w:r>
+          </w:p>
+        </w:tc>
+      </w:tr>
+    </w:tbl>
+    <w:p>
+      <w:r>
+        <w:br w:type="page"/>
+      </w:r>
+    </w:p>
+    <w:p>
+      <w:pPr>
+        <w:spacing w:after="120" w:line="252" w:lineRule="auto"/>
+        <w:jc w:val="center"/>
+      </w:pPr>
+      <w:r>
+        <w:rPr>
+          <w:b/>
+          <w:color w:val="105E3C"/>
+          <w:sz w:val="32"/>
+        </w:rPr>
+        <w:lastRenderedPageBreak/>
+        <w:t>ANEXO 2</w:t>
+      </w:r>
+    </w:p>
+    <w:p>
+      <w:pPr>
+        <w:spacing w:after="240" w:line="252" w:lineRule="auto"/>
+        <w:jc w:val="center"/>
+      </w:pPr>
+      <w:r>
+        <w:rPr>
+          <w:b/>
+          <w:sz w:val="28"/>
+        </w:rPr>
+        <w:t xml:space="preserve">Proyecto de Job </w:t>
+      </w:r>
+      <w:proofErr w:type="spellStart"/>
+      <w:r>
+        <w:rPr>
+          <w:b/>
+          <w:sz w:val="28"/>
+        </w:rPr>
+        <w:t>shadowing</w:t>
+      </w:r>
+      <w:proofErr w:type="spellEnd"/>
+      <w:r>
+        <w:rPr>
+          <w:b/>
+          <w:sz w:val="28"/>
+        </w:rPr>
+        <w:t xml:space="preserve"> / Curso / Docencia</w:t>
+      </w:r>
+    </w:p>
+    <w:p>
+      <w:pPr>
+        <w:keepNext/>
+        <w:spacing w:before="120" w:after="60" w:line="252" w:lineRule="auto"/>
+      </w:pPr>
+      <w:r>
+        <w:rPr>
+          <w:b/>
+          <w:color w:val="1E1E1E"/>
+        </w:rPr>
+        <w:t>1. Prioridades</w:t>
+      </w:r>
+    </w:p>
+    <w:tbl>
+      <w:tblPr>
+        <w:tblW w:w="0" w:type="auto"/>
+        <w:jc w:val="center"/>
+        <w:tblLayout w:type="fixed"/>
+        <w:tblLook w:val="04A0" w:firstRow="1" w:lastRow="0" w:firstColumn="1" w:lastColumn="0" w:noHBand="0" w:noVBand="1"/>
+      </w:tblPr>
+      <w:tblGrid>
+        <w:gridCol w:w="2381"/>
+        <w:gridCol w:w="7541"/>
+      </w:tblGrid>
+      <w:tr>
+        <w:trPr>
+          <w:jc w:val="center"/>
+        </w:trPr>
+        <w:tc>
+          <w:tcPr>
+            <w:tcW w:w="2381" w:type="dxa"/>
+            <w:tcBorders>
+              <w:top w:val="single" w:sz="4" w:space="0" w:color="777777"/>
+              <w:left w:val="single" w:sz="4" w:space="0" w:color="777777"/>
+              <w:bottom w:val="single" w:sz="4" w:space="0" w:color="777777"/>
+              <w:right w:val="single" w:sz="4" w:space="0" w:color="777777"/>
+            </w:tcBorders>
+            <w:shd w:val="clear" w:color="auto" w:fill="F2F2F2"/>
+            <w:vAlign w:val="center"/>
+          </w:tcPr>
+          <w:p>
+            <w:pPr>
+              <w:spacing w:line="240" w:lineRule="auto"/>
+            </w:pPr>
+            <w:r>
+              <w:rPr>
+                <w:b/>
+                <w:sz w:val="18"/>
+              </w:rPr>
+              <w:t>Texto del solicitante</w:t>
+            </w:r>
+          </w:p>
+        </w:tc>
+        <w:tc>
+          <w:tcPr>
+            <w:tcW w:w="7541" w:type="dxa"/>
+            <w:tcBorders>
+              <w:top w:val="single" w:sz="4" w:space="0" w:color="777777"/>
+              <w:left w:val="single" w:sz="4" w:space="0" w:color="777777"/>
+              <w:bottom w:val="single" w:sz="4" w:space="0" w:color="777777"/>
+              <w:right w:val="single" w:sz="4" w:space="0" w:color="777777"/>
+            </w:tcBorders>
+            <w:vAlign w:val="center"/>
+          </w:tcPr>
+          <w:p>
+            <w:pPr>
+              <w:spacing w:line="240" w:lineRule="auto"/>
+            </w:pPr>
+          </w:p>
+        </w:tc>
+      </w:tr>
+    </w:tbl>
+    <w:p>
+      <w:pPr>
+        <w:spacing w:after="60" w:line="252" w:lineRule="auto"/>
+      </w:pPr>
+    </w:p>
+    <w:p>
+      <w:pPr>
+        <w:keepNext/>
+        <w:spacing w:before="120" w:after="60" w:line="252" w:lineRule="auto"/>
+      </w:pPr>
+      <w:r>
+        <w:rPr>
+          <w:b/>
+          <w:color w:val="1E1E1E"/>
+        </w:rPr>
+        <w:t>2. Justificación y objetivo de la movilidad</w:t>
+      </w:r>
+    </w:p>
+    <w:tbl>
+      <w:tblPr>
+        <w:tblW w:w="0" w:type="auto"/>
+        <w:jc w:val="center"/>
+        <w:tblLayout w:type="fixed"/>
+        <w:tblLook w:val="04A0" w:firstRow="1" w:lastRow="0" w:firstColumn="1" w:lastColumn="0" w:noHBand="0" w:noVBand="1"/>
+      </w:tblPr>
+      <w:tblGrid>
+        <w:gridCol w:w="2381"/>
+        <w:gridCol w:w="7541"/>
+      </w:tblGrid>
+      <w:tr>
+        <w:trPr>
+          <w:jc w:val="center"/>
+        </w:trPr>
+        <w:tc>
+          <w:tcPr>
+            <w:tcW w:w="2381" w:type="dxa"/>
+            <w:tcBorders>
+              <w:top w:val="single" w:sz="4" w:space="0" w:color="777777"/>
+              <w:left w:val="single" w:sz="4" w:space="0" w:color="777777"/>
+              <w:bottom w:val="single" w:sz="4" w:space="0" w:color="777777"/>
+              <w:right w:val="single" w:sz="4" w:space="0" w:color="777777"/>
+            </w:tcBorders>
+            <w:shd w:val="clear" w:color="auto" w:fill="F2F2F2"/>
+            <w:vAlign w:val="center"/>
+          </w:tcPr>
+          <w:p>
+            <w:pPr>
+              <w:spacing w:line="240" w:lineRule="auto"/>
+            </w:pPr>
+            <w:r>
+              <w:rPr>
+                <w:b/>
+                <w:sz w:val="18"/>
+              </w:rPr>
+              <w:t>Texto del solicitante</w:t>
+            </w:r>
+          </w:p>
+        </w:tc>
+        <w:tc>
+          <w:tcPr>
+            <w:tcW w:w="7541" w:type="dxa"/>
+            <w:tcBorders>
+              <w:top w:val="single" w:sz="4" w:space="0" w:color="777777"/>
+              <w:left w:val="single" w:sz="4" w:space="0" w:color="777777"/>
+              <w:bottom w:val="single" w:sz="4" w:space="0" w:color="777777"/>
+              <w:right w:val="single" w:sz="4" w:space="0" w:color="777777"/>
+            </w:tcBorders>
+            <w:vAlign w:val="center"/>
+          </w:tcPr>
+          <w:p>
+            <w:pPr>
+              <w:spacing w:line="240" w:lineRule="auto"/>
+            </w:pPr>
+          </w:p>
+        </w:tc>
+      </w:tr>
+    </w:tbl>
+    <w:p>
+      <w:pPr>
+        <w:spacing w:after="60" w:line="252" w:lineRule="auto"/>
+      </w:pPr>
+    </w:p>
+    <w:p>
+      <w:pPr>
+        <w:keepNext/>
+        <w:spacing w:before="120" w:after="60" w:line="252" w:lineRule="auto"/>
+      </w:pPr>
+      <w:r>
+        <w:rPr>
+          <w:b/>
+          <w:color w:val="1E1E1E"/>
+        </w:rPr>
+        <w:t>3. Fechas y lugar de realización de la movilidad</w:t>
+      </w:r>
+    </w:p>
+    <w:tbl>
+      <w:tblPr>
+        <w:tblW w:w="0" w:type="auto"/>
+        <w:jc w:val="center"/>
+        <w:tblLayout w:type="fixed"/>
+        <w:tblLook w:val="04A0" w:firstRow="1" w:lastRow="0" w:firstColumn="1" w:lastColumn="0" w:noHBand="0" w:noVBand="1"/>
+      </w:tblPr>
+      <w:tblGrid>
+        <w:gridCol w:w="2381"/>
+        <w:gridCol w:w="7541"/>
+      </w:tblGrid>
+      <w:tr>
+        <w:trPr>
+          <w:jc w:val="center"/>
+        </w:trPr>
+        <w:tc>
+          <w:tcPr>
+            <w:tcW w:w="2381" w:type="dxa"/>
+            <w:tcBorders>
+              <w:top w:val="single" w:sz="4" w:space="0" w:color="777777"/>
+              <w:left w:val="single" w:sz="4" w:space="0" w:color="777777"/>
+              <w:bottom w:val="single" w:sz="4" w:space="0" w:color="777777"/>
+              <w:right w:val="single" w:sz="4" w:space="0" w:color="777777"/>
+            </w:tcBorders>
+            <w:shd w:val="clear" w:color="auto" w:fill="F2F2F2"/>
+            <w:vAlign w:val="center"/>
+          </w:tcPr>
+          <w:p>
+            <w:pPr>
+              <w:spacing w:line="240" w:lineRule="auto"/>
+            </w:pPr>
+            <w:r>
+              <w:rPr>
+                <w:b/>
+                <w:sz w:val="18"/>
+              </w:rPr>
+              <w:t>Texto del solicitante</w:t>
+            </w:r>
+          </w:p>
+        </w:tc>
+        <w:tc>
+          <w:tcPr>
+            <w:tcW w:w="7541" w:type="dxa"/>
+            <w:tcBorders>
+              <w:top w:val="single" w:sz="4" w:space="0" w:color="777777"/>
+              <w:left w:val="single" w:sz="4" w:space="0" w:color="777777"/>
+              <w:bottom w:val="single" w:sz="4" w:space="0" w:color="777777"/>
+              <w:right w:val="single" w:sz="4" w:space="0" w:color="777777"/>
+            </w:tcBorders>
+            <w:vAlign w:val="center"/>
+          </w:tcPr>
+          <w:p>
+            <w:pPr>
+              <w:spacing w:line="240" w:lineRule="auto"/>
+            </w:pPr>
+          </w:p>
+        </w:tc>
+      </w:tr>
+    </w:tbl>
+    <w:p>
+      <w:pPr>
+        <w:spacing w:after="60" w:line="252" w:lineRule="auto"/>
+      </w:pPr>
+    </w:p>
+    <w:p>
+      <w:pPr>
+        <w:keepNext/>
+        <w:spacing w:before="120" w:after="60" w:line="252" w:lineRule="auto"/>
+      </w:pPr>
+      <w:r>
+        <w:rPr>
+          <w:b/>
+          <w:color w:val="1E1E1E"/>
+        </w:rPr>
+        <w:t>4. Actividades a realizar</w:t>
+      </w:r>
+    </w:p>
+    <w:p>
+      <w:pPr>
+        <w:spacing w:after="80" w:line="252" w:lineRule="auto"/>
+      </w:pPr>
+      <w:r>
+        <w:rPr>
+          <w:i/>
+          <w:color w:val="5A5A5A"/>
+          <w:sz w:val="18"/>
+        </w:rPr>
+        <w:t>[Añada o elimine actividades/tareas según sea necesario. En actividades virtuales o combinadas deberá especificarse el contenido completo, incluidas las partes virtuales. El cuadro puede complementarse o sustituirse por un programa de aprendizaje anexo.]</w:t>
+      </w:r>
+    </w:p>
+    <w:tbl>
+      <w:tblPr>
+        <w:tblW w:w="0" w:type="auto"/>
+        <w:jc w:val="center"/>
+        <w:tblLayout w:type="fixed"/>
+        <w:tblLook w:val="04A0" w:firstRow="1" w:lastRow="0" w:firstColumn="1" w:lastColumn="0" w:noHBand="0" w:noVBand="1"/>
+      </w:tblPr>
+      <w:tblGrid>
+        <w:gridCol w:w="2721"/>
+        <w:gridCol w:w="7314"/>
+      </w:tblGrid>
+      <w:tr>
+        <w:trPr>
+          <w:jc w:val="center"/>
+        </w:trPr>
+        <w:tc>
+          <w:tcPr>
+            <w:tcW w:w="10035" w:type="dxa"/>
+            <w:gridSpan w:val="2"/>
+            <w:tcBorders>
+              <w:top w:val="single" w:sz="6" w:space="0" w:color="555555"/>
+              <w:left w:val="single" w:sz="6" w:space="0" w:color="555555"/>
+              <w:bottom w:val="single" w:sz="6" w:space="0" w:color="555555"/>
+              <w:right w:val="single" w:sz="6" w:space="0" w:color="555555"/>
+            </w:tcBorders>
+            <w:shd w:val="clear" w:color="auto" w:fill="EAF4EE"/>
+            <w:vAlign w:val="center"/>
+          </w:tcPr>
+          <w:p>
+            <w:pPr>
+              <w:spacing w:line="240" w:lineRule="auto"/>
+            </w:pPr>
+            <w:r>
+              <w:rPr>
+                <w:b/>
+                <w:sz w:val="18"/>
+              </w:rPr>
+              <w:t>Actividad / tarea 1: [Título]</w:t>
+            </w:r>
+          </w:p>
+        </w:tc>
+      </w:tr>
+      <w:tr>
+        <w:trPr>
+          <w:trHeight w:val="595"/>
+          <w:jc w:val="center"/>
+        </w:trPr>
+        <w:tc>
+          <w:tcPr>
+            <w:tcW w:w="2721" w:type="dxa"/>
+            <w:tcBorders>
+              <w:top w:val="single" w:sz="6" w:space="0" w:color="555555"/>
+              <w:left w:val="single" w:sz="6" w:space="0" w:color="555555"/>
+              <w:bottom w:val="single" w:sz="6" w:space="0" w:color="555555"/>
+              <w:right w:val="single" w:sz="6" w:space="0" w:color="555555"/>
+            </w:tcBorders>
+            <w:vAlign w:val="center"/>
+          </w:tcPr>
+          <w:p>
+            <w:pPr>
+              <w:spacing w:line="240" w:lineRule="auto"/>
+            </w:pPr>
+            <w:r>
+              <w:rPr>
+                <w:b/>
+                <w:sz w:val="17"/>
+              </w:rPr>
+              <w:t>Descripción:</w:t>
+            </w:r>
+          </w:p>
+        </w:tc>
+        <w:tc>
+          <w:tcPr>
+            <w:tcW w:w="7314" w:type="dxa"/>
+            <w:tcBorders>
+              <w:top w:val="single" w:sz="6" w:space="0" w:color="555555"/>
+              <w:left w:val="single" w:sz="6" w:space="0" w:color="555555"/>
+              <w:bottom w:val="single" w:sz="6" w:space="0" w:color="555555"/>
+              <w:right w:val="single" w:sz="6" w:space="0" w:color="555555"/>
+            </w:tcBorders>
+            <w:vAlign w:val="center"/>
+          </w:tcPr>
+          <w:p>
+            <w:pPr>
+              <w:spacing w:line="240" w:lineRule="auto"/>
+            </w:pPr>
+          </w:p>
+        </w:tc>
+      </w:tr>
+    </w:tbl>
+    <w:p>
+      <w:pPr>
+        <w:spacing w:after="40" w:line="252" w:lineRule="auto"/>
+      </w:pPr>
+    </w:p>
+    <w:tbl>
+      <w:tblPr>
+        <w:tblW w:w="0" w:type="auto"/>
+        <w:jc w:val="center"/>
+        <w:tblLayout w:type="fixed"/>
+        <w:tblLook w:val="04A0" w:firstRow="1" w:lastRow="0" w:firstColumn="1" w:lastColumn="0" w:noHBand="0" w:noVBand="1"/>
+      </w:tblPr>
+      <w:tblGrid>
+        <w:gridCol w:w="2721"/>
+        <w:gridCol w:w="7314"/>
+      </w:tblGrid>
+      <w:tr>
+        <w:trPr>
+          <w:jc w:val="center"/>
+        </w:trPr>
+        <w:tc>
+          <w:tcPr>
+            <w:tcW w:w="10035" w:type="dxa"/>
+            <w:gridSpan w:val="2"/>
+            <w:tcBorders>
+              <w:top w:val="single" w:sz="6" w:space="0" w:color="555555"/>
+              <w:left w:val="single" w:sz="6" w:space="0" w:color="555555"/>
+              <w:bottom w:val="single" w:sz="6" w:space="0" w:color="555555"/>
+              <w:right w:val="single" w:sz="6" w:space="0" w:color="555555"/>
+            </w:tcBorders>
+            <w:shd w:val="clear" w:color="auto" w:fill="EAF4EE"/>
+            <w:vAlign w:val="center"/>
+          </w:tcPr>
+          <w:p>
+            <w:pPr>
+              <w:spacing w:line="240" w:lineRule="auto"/>
+            </w:pPr>
+            <w:r>
+              <w:rPr>
+                <w:b/>
+                <w:sz w:val="18"/>
+              </w:rPr>
+              <w:t>Actividad / tarea 2: [Título]</w:t>
+            </w:r>
+          </w:p>
+        </w:tc>
+      </w:tr>
+      <w:tr>
+        <w:trPr>
+          <w:trHeight w:val="595"/>
+          <w:jc w:val="center"/>
+        </w:trPr>
+        <w:tc>
+          <w:tcPr>
+            <w:tcW w:w="2721" w:type="dxa"/>
+            <w:tcBorders>
+              <w:top w:val="single" w:sz="6" w:space="0" w:color="555555"/>
+              <w:left w:val="single" w:sz="6" w:space="0" w:color="555555"/>
+              <w:bottom w:val="single" w:sz="6" w:space="0" w:color="555555"/>
+              <w:right w:val="single" w:sz="6" w:space="0" w:color="555555"/>
+            </w:tcBorders>
+            <w:vAlign w:val="center"/>
+          </w:tcPr>
+          <w:p>
+            <w:pPr>
+              <w:spacing w:line="240" w:lineRule="auto"/>
+            </w:pPr>
+            <w:r>
+              <w:rPr>
+                <w:b/>
+                <w:sz w:val="17"/>
+              </w:rPr>
+              <w:t>Descripción:</w:t>
+            </w:r>
+          </w:p>
+        </w:tc>
+        <w:tc>
+          <w:tcPr>
+            <w:tcW w:w="7314" w:type="dxa"/>
+            <w:tcBorders>
+              <w:top w:val="single" w:sz="6" w:space="0" w:color="555555"/>
+              <w:left w:val="single" w:sz="6" w:space="0" w:color="555555"/>
+              <w:bottom w:val="single" w:sz="6" w:space="0" w:color="555555"/>
+              <w:right w:val="single" w:sz="6" w:space="0" w:color="555555"/>
+            </w:tcBorders>
+            <w:vAlign w:val="center"/>
+          </w:tcPr>
+          <w:p>
+            <w:pPr>
+              <w:spacing w:line="240" w:lineRule="auto"/>
+            </w:pPr>
+          </w:p>
+        </w:tc>
+      </w:tr>
+    </w:tbl>
+    <w:p>
+      <w:pPr>
+        <w:spacing w:after="40" w:line="252" w:lineRule="auto"/>
+      </w:pPr>
+    </w:p>
+    <w:tbl>
+      <w:tblPr>
+        <w:tblW w:w="0" w:type="auto"/>
+        <w:jc w:val="center"/>
+        <w:tblLayout w:type="fixed"/>
+        <w:tblLook w:val="04A0" w:firstRow="1" w:lastRow="0" w:firstColumn="1" w:lastColumn="0" w:noHBand="0" w:noVBand="1"/>
+      </w:tblPr>
+      <w:tblGrid>
+        <w:gridCol w:w="2721"/>
+        <w:gridCol w:w="7314"/>
+      </w:tblGrid>
+      <w:tr>
+        <w:trPr>
+          <w:jc w:val="center"/>
+        </w:trPr>
+        <w:tc>
+          <w:tcPr>
+            <w:tcW w:w="10035" w:type="dxa"/>
+            <w:gridSpan w:val="2"/>
+            <w:tcBorders>
+              <w:top w:val="single" w:sz="6" w:space="0" w:color="555555"/>
+              <w:left w:val="single" w:sz="6" w:space="0" w:color="555555"/>
+              <w:bottom w:val="single" w:sz="6" w:space="0" w:color="555555"/>
+              <w:right w:val="single" w:sz="6" w:space="0" w:color="555555"/>
+            </w:tcBorders>
+            <w:shd w:val="clear" w:color="auto" w:fill="EAF4EE"/>
+            <w:vAlign w:val="center"/>
+          </w:tcPr>
+          <w:p>
+            <w:pPr>
+              <w:spacing w:line="240" w:lineRule="auto"/>
+            </w:pPr>
+            <w:r>
+              <w:rPr>
+                <w:b/>
+                <w:sz w:val="18"/>
+              </w:rPr>
+              <w:t>Actividad / tarea 3: [Título]</w:t>
+            </w:r>
+          </w:p>
+        </w:tc>
+      </w:tr>
+      <w:tr>
+        <w:trPr>
+          <w:trHeight w:val="595"/>
+          <w:jc w:val="center"/>
+        </w:trPr>
+        <w:tc>
+          <w:tcPr>
+            <w:tcW w:w="2721" w:type="dxa"/>
+            <w:tcBorders>
+              <w:top w:val="single" w:sz="6" w:space="0" w:color="555555"/>
+              <w:left w:val="single" w:sz="6" w:space="0" w:color="555555"/>
+              <w:bottom w:val="single" w:sz="6" w:space="0" w:color="555555"/>
+              <w:right w:val="single" w:sz="6" w:space="0" w:color="555555"/>
+            </w:tcBorders>
+            <w:vAlign w:val="center"/>
+          </w:tcPr>
+          <w:p>
+            <w:pPr>
+              <w:spacing w:line="240" w:lineRule="auto"/>
+            </w:pPr>
+            <w:r>
+              <w:rPr>
+                <w:b/>
+                <w:sz w:val="17"/>
+              </w:rPr>
+              <w:t>Descripción:</w:t>
+            </w:r>
+          </w:p>
+        </w:tc>
+        <w:tc>
+          <w:tcPr>
+            <w:tcW w:w="7314" w:type="dxa"/>
+            <w:tcBorders>
+              <w:top w:val="single" w:sz="6" w:space="0" w:color="555555"/>
+              <w:left w:val="single" w:sz="6" w:space="0" w:color="555555"/>
+              <w:bottom w:val="single" w:sz="6" w:space="0" w:color="555555"/>
+              <w:right w:val="single" w:sz="6" w:space="0" w:color="555555"/>
+            </w:tcBorders>
+            <w:vAlign w:val="center"/>
+          </w:tcPr>
+          <w:p>
+            <w:pPr>
+              <w:spacing w:line="240" w:lineRule="auto"/>
+            </w:pPr>
+          </w:p>
+        </w:tc>
+      </w:tr>
+    </w:tbl>
+    <w:p>
+      <w:pPr>
+        <w:spacing w:after="40" w:line="252" w:lineRule="auto"/>
+      </w:pPr>
+    </w:p>
+    <w:tbl>
+      <w:tblPr>
+        <w:tblW w:w="0" w:type="auto"/>
+        <w:jc w:val="center"/>
+        <w:tblLayout w:type="fixed"/>
+        <w:tblLook w:val="04A0" w:firstRow="1" w:lastRow="0" w:firstColumn="1" w:lastColumn="0" w:noHBand="0" w:noVBand="1"/>
+      </w:tblPr>
+      <w:tblGrid>
+        <w:gridCol w:w="2721"/>
+        <w:gridCol w:w="7314"/>
+      </w:tblGrid>
+      <w:tr>
+        <w:trPr>
+          <w:jc w:val="center"/>
+        </w:trPr>
+        <w:tc>
+          <w:tcPr>
+            <w:tcW w:w="10035" w:type="dxa"/>
+            <w:gridSpan w:val="2"/>
+            <w:tcBorders>
+              <w:top w:val="single" w:sz="6" w:space="0" w:color="555555"/>
+              <w:left w:val="single" w:sz="6" w:space="0" w:color="555555"/>
+              <w:bottom w:val="single" w:sz="6" w:space="0" w:color="555555"/>
+              <w:right w:val="single" w:sz="6" w:space="0" w:color="555555"/>
+            </w:tcBorders>
+            <w:shd w:val="clear" w:color="auto" w:fill="EAF4EE"/>
+            <w:vAlign w:val="center"/>
+          </w:tcPr>
+          <w:p>
+            <w:pPr>
+              <w:spacing w:line="240" w:lineRule="auto"/>
+            </w:pPr>
+            <w:r>
+              <w:rPr>
+                <w:b/>
+                <w:sz w:val="18"/>
+              </w:rPr>
+              <w:t>Actividad / tarea 4: [Título]</w:t>
+            </w:r>
+          </w:p>
+        </w:tc>
+      </w:tr>
+      <w:tr>
+        <w:trPr>
+          <w:trHeight w:val="595"/>
+          <w:jc w:val="center"/>
+        </w:trPr>
+        <w:tc>
+          <w:tcPr>
+            <w:tcW w:w="2721" w:type="dxa"/>
+            <w:tcBorders>
+              <w:top w:val="single" w:sz="6" w:space="0" w:color="555555"/>
+              <w:left w:val="single" w:sz="6" w:space="0" w:color="555555"/>
+              <w:bottom w:val="single" w:sz="6" w:space="0" w:color="555555"/>
+              <w:right w:val="single" w:sz="6" w:space="0" w:color="555555"/>
+            </w:tcBorders>
+            <w:vAlign w:val="center"/>
+          </w:tcPr>
+          <w:p>
+            <w:pPr>
+              <w:spacing w:line="240" w:lineRule="auto"/>
+            </w:pPr>
+            <w:r>
+              <w:rPr>
+                <w:b/>
+                <w:sz w:val="17"/>
+              </w:rPr>
+              <w:t>Descripción:</w:t>
+            </w:r>
+          </w:p>
+        </w:tc>
+        <w:tc>
+          <w:tcPr>
+            <w:tcW w:w="7314" w:type="dxa"/>
+            <w:tcBorders>
+              <w:top w:val="single" w:sz="6" w:space="0" w:color="555555"/>
+              <w:left w:val="single" w:sz="6" w:space="0" w:color="555555"/>
+              <w:bottom w:val="single" w:sz="6" w:space="0" w:color="555555"/>
+              <w:right w:val="single" w:sz="6" w:space="0" w:color="555555"/>
+            </w:tcBorders>
+            <w:vAlign w:val="center"/>
+          </w:tcPr>
+          <w:p>
+            <w:pPr>
+              <w:spacing w:line="240" w:lineRule="auto"/>
+            </w:pPr>
+          </w:p>
+        </w:tc>
+      </w:tr>
+    </w:tbl>
+    <w:p>
+      <w:pPr>
+        <w:spacing w:after="40" w:line="252" w:lineRule="auto"/>
+      </w:pPr>
+    </w:p>
+    <w:tbl>
+      <w:tblPr>
+        <w:tblW w:w="0" w:type="auto"/>
+        <w:jc w:val="center"/>
+        <w:tblLayout w:type="fixed"/>
+        <w:tblLook w:val="04A0" w:firstRow="1" w:lastRow="0" w:firstColumn="1" w:lastColumn="0" w:noHBand="0" w:noVBand="1"/>
+      </w:tblPr>
+      <w:tblGrid>
+        <w:gridCol w:w="2721"/>
+        <w:gridCol w:w="7314"/>
+      </w:tblGrid>
+      <w:tr>
+        <w:trPr>
+          <w:jc w:val="center"/>
+        </w:trPr>
+        <w:tc>
+          <w:tcPr>
+            <w:tcW w:w="10035" w:type="dxa"/>
+            <w:gridSpan w:val="2"/>
+            <w:tcBorders>
+              <w:top w:val="single" w:sz="6" w:space="0" w:color="555555"/>
+              <w:left w:val="single" w:sz="6" w:space="0" w:color="555555"/>
+              <w:bottom w:val="single" w:sz="6" w:space="0" w:color="555555"/>
+              <w:right w:val="single" w:sz="6" w:space="0" w:color="555555"/>
+            </w:tcBorders>
+            <w:shd w:val="clear" w:color="auto" w:fill="EAF4EE"/>
+            <w:vAlign w:val="center"/>
+          </w:tcPr>
+          <w:p>
+            <w:pPr>
+              <w:spacing w:line="240" w:lineRule="auto"/>
+            </w:pPr>
+            <w:r>
+              <w:rPr>
+                <w:b/>
+                <w:sz w:val="18"/>
+              </w:rPr>
+              <w:t>Actividad / tarea 5: [Título]</w:t>
+            </w:r>
+          </w:p>
+        </w:tc>
+      </w:tr>
+      <w:tr>
+        <w:trPr>
+          <w:trHeight w:val="595"/>
+          <w:jc w:val="center"/>
+        </w:trPr>
+        <w:tc>
+          <w:tcPr>
+            <w:tcW w:w="2721" w:type="dxa"/>
+            <w:tcBorders>
+              <w:top w:val="single" w:sz="6" w:space="0" w:color="555555"/>
+              <w:left w:val="single" w:sz="6" w:space="0" w:color="555555"/>
+              <w:bottom w:val="single" w:sz="6" w:space="0" w:color="555555"/>
+              <w:right w:val="single" w:sz="6" w:space="0" w:color="555555"/>
+            </w:tcBorders>
+            <w:vAlign w:val="center"/>
+          </w:tcPr>
+          <w:p>
+            <w:pPr>
+              <w:spacing w:line="240" w:lineRule="auto"/>
+            </w:pPr>
+            <w:r>
+              <w:rPr>
+                <w:b/>
+                <w:sz w:val="17"/>
+              </w:rPr>
+              <w:t>Descripción:</w:t>
+            </w:r>
+          </w:p>
+        </w:tc>
+        <w:tc>
+          <w:tcPr>
+            <w:tcW w:w="7314" w:type="dxa"/>
+            <w:tcBorders>
+              <w:top w:val="single" w:sz="6" w:space="0" w:color="555555"/>
+              <w:left w:val="single" w:sz="6" w:space="0" w:color="555555"/>
+              <w:bottom w:val="single" w:sz="6" w:space="0" w:color="555555"/>
+              <w:right w:val="single" w:sz="6" w:space="0" w:color="555555"/>
+            </w:tcBorders>
+            <w:vAlign w:val="center"/>
+          </w:tcPr>
+          <w:p>
+            <w:pPr>
+              <w:spacing w:line="240" w:lineRule="auto"/>
+            </w:pPr>
+          </w:p>
+        </w:tc>
+      </w:tr>
+    </w:tbl>
+    <w:p>
+      <w:pPr>
+        <w:spacing w:after="40" w:line="252" w:lineRule="auto"/>
+      </w:pPr>
+    </w:p>
+    <w:p>
+      <w:r>
+        <w:br w:type="page"/>
+      </w:r>
+    </w:p>
+    <w:p>
+      <w:pPr>
+        <w:keepNext/>
+        <w:spacing w:before="120" w:after="60" w:line="252" w:lineRule="auto"/>
+      </w:pPr>
+      <w:r>
+        <w:rPr>
+          <w:b/>
+          <w:color w:val="1E1E1E"/>
+        </w:rPr>
+        <w:lastRenderedPageBreak/>
+        <w:t>5. Resultado e impacto esperado</w:t>
+      </w:r>
+    </w:p>
+    <w:tbl>
+      <w:tblPr>
+        <w:tblW w:w="0" w:type="auto"/>
+        <w:jc w:val="center"/>
+        <w:tblLayout w:type="fixed"/>
+        <w:tblLook w:val="04A0" w:firstRow="1" w:lastRow="0" w:firstColumn="1" w:lastColumn="0" w:noHBand="0" w:noVBand="1"/>
+      </w:tblPr>
+      <w:tblGrid>
+        <w:gridCol w:w="2721"/>
+        <w:gridCol w:w="7314"/>
+      </w:tblGrid>
+      <w:tr>
+        <w:trPr>
+          <w:jc w:val="center"/>
+        </w:trPr>
+        <w:tc>
+          <w:tcPr>
+            <w:tcW w:w="10035" w:type="dxa"/>
+            <w:gridSpan w:val="2"/>
+            <w:tcBorders>
+              <w:top w:val="single" w:sz="6" w:space="0" w:color="555555"/>
+              <w:left w:val="single" w:sz="6" w:space="0" w:color="555555"/>
+              <w:bottom w:val="single" w:sz="6" w:space="0" w:color="555555"/>
+              <w:right w:val="single" w:sz="6" w:space="0" w:color="555555"/>
+            </w:tcBorders>
+            <w:shd w:val="clear" w:color="auto" w:fill="EAF4EE"/>
+            <w:vAlign w:val="center"/>
+          </w:tcPr>
+          <w:p>
+            <w:pPr>
+              <w:spacing w:line="240" w:lineRule="auto"/>
+            </w:pPr>
+            <w:r>
+              <w:rPr>
+                <w:b/>
+                <w:sz w:val="18"/>
+              </w:rPr>
+              <w:t>Resultado 1: [Título]</w:t>
+            </w:r>
+          </w:p>
+        </w:tc>
+      </w:tr>
+      <w:tr>
+        <w:trPr>
+          <w:trHeight w:val="510"/>
+          <w:jc w:val="center"/>
+        </w:trPr>
+        <w:tc>
+          <w:tcPr>
+            <w:tcW w:w="2721" w:type="dxa"/>
+            <w:tcBorders>
+              <w:top w:val="single" w:sz="6" w:space="0" w:color="555555"/>
+              <w:left w:val="single" w:sz="6" w:space="0" w:color="555555"/>
+              <w:bottom w:val="single" w:sz="6" w:space="0" w:color="555555"/>
+              <w:right w:val="single" w:sz="6" w:space="0" w:color="555555"/>
+            </w:tcBorders>
+            <w:vAlign w:val="center"/>
+          </w:tcPr>
+          <w:p>
+            <w:pPr>
+              <w:spacing w:line="240" w:lineRule="auto"/>
+            </w:pPr>
+            <w:r>
+              <w:rPr>
+                <w:b/>
+                <w:sz w:val="17"/>
+              </w:rPr>
+              <w:t>Materia, habilidad o competencia principal:</w:t>
+            </w:r>
+          </w:p>
+        </w:tc>
+        <w:tc>
+          <w:tcPr>
+            <w:tcW w:w="7314" w:type="dxa"/>
+            <w:tcBorders>
+              <w:top w:val="single" w:sz="6" w:space="0" w:color="555555"/>
+              <w:left w:val="single" w:sz="6" w:space="0" w:color="555555"/>
+              <w:bottom w:val="single" w:sz="6" w:space="0" w:color="555555"/>
+              <w:right w:val="single" w:sz="6" w:space="0" w:color="555555"/>
+            </w:tcBorders>
+            <w:vAlign w:val="center"/>
+          </w:tcPr>
+          <w:p>
+            <w:pPr>
+              <w:spacing w:line="240" w:lineRule="auto"/>
+            </w:pPr>
+          </w:p>
+        </w:tc>
+      </w:tr>
+      <w:tr>
+        <w:trPr>
+          <w:trHeight w:val="623"/>
+          <w:jc w:val="center"/>
+        </w:trPr>
+        <w:tc>
+          <w:tcPr>
+            <w:tcW w:w="2721" w:type="dxa"/>
+            <w:tcBorders>
+              <w:top w:val="single" w:sz="6" w:space="0" w:color="555555"/>
+              <w:left w:val="single" w:sz="6" w:space="0" w:color="555555"/>
+              <w:bottom w:val="single" w:sz="6" w:space="0" w:color="555555"/>
+              <w:right w:val="single" w:sz="6" w:space="0" w:color="555555"/>
+            </w:tcBorders>
+            <w:vAlign w:val="center"/>
+          </w:tcPr>
+          <w:p>
+            <w:pPr>
+              <w:spacing w:line="240" w:lineRule="auto"/>
+            </w:pPr>
+            <w:r>
+              <w:rPr>
+                <w:b/>
+                <w:sz w:val="17"/>
+              </w:rPr>
+              <w:t>Descripción:</w:t>
+            </w:r>
+          </w:p>
+        </w:tc>
+        <w:tc>
+          <w:tcPr>
+            <w:tcW w:w="7314" w:type="dxa"/>
+            <w:tcBorders>
+              <w:top w:val="single" w:sz="6" w:space="0" w:color="555555"/>
+              <w:left w:val="single" w:sz="6" w:space="0" w:color="555555"/>
+              <w:bottom w:val="single" w:sz="6" w:space="0" w:color="555555"/>
+              <w:right w:val="single" w:sz="6" w:space="0" w:color="555555"/>
+            </w:tcBorders>
+            <w:vAlign w:val="center"/>
+          </w:tcPr>
+          <w:p>
+            <w:pPr>
+              <w:spacing w:line="240" w:lineRule="auto"/>
+            </w:pPr>
+          </w:p>
+        </w:tc>
+      </w:tr>
+    </w:tbl>
+    <w:p>
+      <w:pPr>
+        <w:spacing w:after="40" w:line="252" w:lineRule="auto"/>
+      </w:pPr>
+    </w:p>
+    <w:tbl>
+      <w:tblPr>
+        <w:tblW w:w="0" w:type="auto"/>
+        <w:jc w:val="center"/>
+        <w:tblLayout w:type="fixed"/>
+        <w:tblLook w:val="04A0" w:firstRow="1" w:lastRow="0" w:firstColumn="1" w:lastColumn="0" w:noHBand="0" w:noVBand="1"/>
+      </w:tblPr>
+      <w:tblGrid>
+        <w:gridCol w:w="2721"/>
+        <w:gridCol w:w="7314"/>
+      </w:tblGrid>
+      <w:tr>
+        <w:trPr>
+          <w:jc w:val="center"/>
+        </w:trPr>
+        <w:tc>
+          <w:tcPr>
+            <w:tcW w:w="10035" w:type="dxa"/>
+            <w:gridSpan w:val="2"/>
+            <w:tcBorders>
+              <w:top w:val="single" w:sz="6" w:space="0" w:color="555555"/>
+              <w:left w:val="single" w:sz="6" w:space="0" w:color="555555"/>
+              <w:bottom w:val="single" w:sz="6" w:space="0" w:color="555555"/>
+              <w:right w:val="single" w:sz="6" w:space="0" w:color="555555"/>
+            </w:tcBorders>
+            <w:shd w:val="clear" w:color="auto" w:fill="EAF4EE"/>
+            <w:vAlign w:val="center"/>
+          </w:tcPr>
+          <w:p>
+            <w:pPr>
+              <w:spacing w:line="240" w:lineRule="auto"/>
+            </w:pPr>
+            <w:r>
+              <w:rPr>
+                <w:b/>
+                <w:sz w:val="18"/>
+              </w:rPr>
+              <w:t>Resultado 2: [Título]</w:t>
+            </w:r>
+          </w:p>
+        </w:tc>
+      </w:tr>
+      <w:tr>
+        <w:trPr>
+          <w:trHeight w:val="510"/>
+          <w:jc w:val="center"/>
+        </w:trPr>
+        <w:tc>
+          <w:tcPr>
+            <w:tcW w:w="2721" w:type="dxa"/>
+            <w:tcBorders>
+              <w:top w:val="single" w:sz="6" w:space="0" w:color="555555"/>
+              <w:left w:val="single" w:sz="6" w:space="0" w:color="555555"/>
+              <w:bottom w:val="single" w:sz="6" w:space="0" w:color="555555"/>
+              <w:right w:val="single" w:sz="6" w:space="0" w:color="555555"/>
+            </w:tcBorders>
+            <w:vAlign w:val="center"/>
+          </w:tcPr>
+          <w:p>
+            <w:pPr>
+              <w:spacing w:line="240" w:lineRule="auto"/>
+            </w:pPr>
+            <w:r>
+              <w:rPr>
+                <w:b/>
+                <w:sz w:val="17"/>
+              </w:rPr>
+              <w:t>Materia, habilidad o competencia principal:</w:t>
+            </w:r>
+          </w:p>
+        </w:tc>
+        <w:tc>
+          <w:tcPr>
+            <w:tcW w:w="7314" w:type="dxa"/>
+            <w:tcBorders>
+              <w:top w:val="single" w:sz="6" w:space="0" w:color="555555"/>
+              <w:left w:val="single" w:sz="6" w:space="0" w:color="555555"/>
+              <w:bottom w:val="single" w:sz="6" w:space="0" w:color="555555"/>
+              <w:right w:val="single" w:sz="6" w:space="0" w:color="555555"/>
+            </w:tcBorders>
+            <w:vAlign w:val="center"/>
+          </w:tcPr>
+          <w:p>
+            <w:pPr>
+              <w:spacing w:line="240" w:lineRule="auto"/>
+            </w:pPr>
+          </w:p>
+        </w:tc>
+      </w:tr>
+      <w:tr>
+        <w:trPr>
+          <w:trHeight w:val="623"/>
+          <w:jc w:val="center"/>
+        </w:trPr>
+        <w:tc>
+          <w:tcPr>
+            <w:tcW w:w="2721" w:type="dxa"/>
+            <w:tcBorders>
+              <w:top w:val="single" w:sz="6" w:space="0" w:color="555555"/>
+              <w:left w:val="single" w:sz="6" w:space="0" w:color="555555"/>
+              <w:bottom w:val="single" w:sz="6" w:space="0" w:color="555555"/>
+              <w:right w:val="single" w:sz="6" w:space="0" w:color="555555"/>
+            </w:tcBorders>
+            <w:vAlign w:val="center"/>
+          </w:tcPr>
+          <w:p>
+            <w:pPr>
+              <w:spacing w:line="240" w:lineRule="auto"/>
+            </w:pPr>
+            <w:r>
+              <w:rPr>
+                <w:b/>
+                <w:sz w:val="17"/>
+              </w:rPr>
+              <w:t>Descripción:</w:t>
+            </w:r>
+          </w:p>
+        </w:tc>
+        <w:tc>
+          <w:tcPr>
+            <w:tcW w:w="7314" w:type="dxa"/>
+            <w:tcBorders>
+              <w:top w:val="single" w:sz="6" w:space="0" w:color="555555"/>
+              <w:left w:val="single" w:sz="6" w:space="0" w:color="555555"/>
+              <w:bottom w:val="single" w:sz="6" w:space="0" w:color="555555"/>
+              <w:right w:val="single" w:sz="6" w:space="0" w:color="555555"/>
+            </w:tcBorders>
+            <w:vAlign w:val="center"/>
+          </w:tcPr>
+          <w:p>
+            <w:pPr>
+              <w:spacing w:line="240" w:lineRule="auto"/>
+            </w:pPr>
+          </w:p>
+        </w:tc>
+      </w:tr>
+    </w:tbl>
+    <w:p>
+      <w:pPr>
+        <w:spacing w:after="40" w:line="252" w:lineRule="auto"/>
+      </w:pPr>
+    </w:p>
+    <w:tbl>
+      <w:tblPr>
+        <w:tblW w:w="0" w:type="auto"/>
+        <w:jc w:val="center"/>
+        <w:tblLayout w:type="fixed"/>
+        <w:tblLook w:val="04A0" w:firstRow="1" w:lastRow="0" w:firstColumn="1" w:lastColumn="0" w:noHBand="0" w:noVBand="1"/>
+      </w:tblPr>
+      <w:tblGrid>
+        <w:gridCol w:w="2721"/>
+        <w:gridCol w:w="7314"/>
+      </w:tblGrid>
+      <w:tr>
+        <w:trPr>
+          <w:jc w:val="center"/>
+        </w:trPr>
+        <w:tc>
+          <w:tcPr>
+            <w:tcW w:w="10035" w:type="dxa"/>
+            <w:gridSpan w:val="2"/>
+            <w:tcBorders>
+              <w:top w:val="single" w:sz="6" w:space="0" w:color="555555"/>
+              <w:left w:val="single" w:sz="6" w:space="0" w:color="555555"/>
+              <w:bottom w:val="single" w:sz="6" w:space="0" w:color="555555"/>
+              <w:right w:val="single" w:sz="6" w:space="0" w:color="555555"/>
+            </w:tcBorders>
+            <w:shd w:val="clear" w:color="auto" w:fill="EAF4EE"/>
+            <w:vAlign w:val="center"/>
+          </w:tcPr>
+          <w:p>
+            <w:pPr>
+              <w:spacing w:line="240" w:lineRule="auto"/>
+            </w:pPr>
+            <w:r>
+              <w:rPr>
+                <w:b/>
+                <w:sz w:val="18"/>
+              </w:rPr>
+              <w:t>Resultado 3: [Título]</w:t>
+            </w:r>
+          </w:p>
+        </w:tc>
+      </w:tr>
+      <w:tr>
+        <w:trPr>
+          <w:trHeight w:val="510"/>
+          <w:jc w:val="center"/>
+        </w:trPr>
+        <w:tc>
+          <w:tcPr>
+            <w:tcW w:w="2721" w:type="dxa"/>
+            <w:tcBorders>
+              <w:top w:val="single" w:sz="6" w:space="0" w:color="555555"/>
+              <w:left w:val="single" w:sz="6" w:space="0" w:color="555555"/>
+              <w:bottom w:val="single" w:sz="6" w:space="0" w:color="555555"/>
+              <w:right w:val="single" w:sz="6" w:space="0" w:color="555555"/>
+            </w:tcBorders>
+            <w:vAlign w:val="center"/>
+          </w:tcPr>
+          <w:p>
+            <w:pPr>
+              <w:spacing w:line="240" w:lineRule="auto"/>
+            </w:pPr>
+            <w:r>
+              <w:rPr>
+                <w:b/>
+                <w:sz w:val="17"/>
+              </w:rPr>
+              <w:t>Materia, habilidad o competencia principal:</w:t>
+            </w:r>
+          </w:p>
+        </w:tc>
+        <w:tc>
+          <w:tcPr>
+            <w:tcW w:w="7314" w:type="dxa"/>
+            <w:tcBorders>
+              <w:top w:val="single" w:sz="6" w:space="0" w:color="555555"/>
+              <w:left w:val="single" w:sz="6" w:space="0" w:color="555555"/>
+              <w:bottom w:val="single" w:sz="6" w:space="0" w:color="555555"/>
+              <w:right w:val="single" w:sz="6" w:space="0" w:color="555555"/>
+            </w:tcBorders>
+            <w:vAlign w:val="center"/>
+          </w:tcPr>
+          <w:p>
+            <w:pPr>
+              <w:spacing w:line="240" w:lineRule="auto"/>
+            </w:pPr>
+          </w:p>
+        </w:tc>
+      </w:tr>
+      <w:tr>
+        <w:trPr>
+          <w:trHeight w:val="623"/>
+          <w:jc w:val="center"/>
+        </w:trPr>
+        <w:tc>
+          <w:tcPr>
+            <w:tcW w:w="2721" w:type="dxa"/>
+            <w:tcBorders>
+              <w:top w:val="single" w:sz="6" w:space="0" w:color="555555"/>
+              <w:left w:val="single" w:sz="6" w:space="0" w:color="555555"/>
+              <w:bottom w:val="single" w:sz="6" w:space="0" w:color="555555"/>
+              <w:right w:val="single" w:sz="6" w:space="0" w:color="555555"/>
+            </w:tcBorders>
+            <w:vAlign w:val="center"/>
+          </w:tcPr>
+          <w:p>
+            <w:pPr>
+              <w:spacing w:line="240" w:lineRule="auto"/>
+            </w:pPr>
+            <w:r>
+              <w:rPr>
+                <w:b/>
+                <w:sz w:val="17"/>
+              </w:rPr>
+              <w:t>Descripción:</w:t>
+            </w:r>
+          </w:p>
+        </w:tc>
+        <w:tc>
+          <w:tcPr>
+            <w:tcW w:w="7314" w:type="dxa"/>
+            <w:tcBorders>
+              <w:top w:val="single" w:sz="6" w:space="0" w:color="555555"/>
+              <w:left w:val="single" w:sz="6" w:space="0" w:color="555555"/>
+              <w:bottom w:val="single" w:sz="6" w:space="0" w:color="555555"/>
+              <w:right w:val="single" w:sz="6" w:space="0" w:color="555555"/>
+            </w:tcBorders>
+            <w:vAlign w:val="center"/>
+          </w:tcPr>
+          <w:p>
+            <w:pPr>
+              <w:spacing w:line="240" w:lineRule="auto"/>
+            </w:pPr>
+          </w:p>
+        </w:tc>
+      </w:tr>
+    </w:tbl>
+    <w:p>
+      <w:pPr>
+        <w:spacing w:after="40" w:line="252" w:lineRule="auto"/>
+      </w:pPr>
+    </w:p>
+    <w:tbl>
+      <w:tblPr>
+        <w:tblW w:w="0" w:type="auto"/>
+        <w:jc w:val="center"/>
+        <w:tblLayout w:type="fixed"/>
+        <w:tblLook w:val="04A0" w:firstRow="1" w:lastRow="0" w:firstColumn="1" w:lastColumn="0" w:noHBand="0" w:noVBand="1"/>
+      </w:tblPr>
+      <w:tblGrid>
+        <w:gridCol w:w="2721"/>
+        <w:gridCol w:w="7314"/>
+      </w:tblGrid>
+      <w:tr>
+        <w:trPr>
+          <w:jc w:val="center"/>
+        </w:trPr>
+        <w:tc>
+          <w:tcPr>
+            <w:tcW w:w="10035" w:type="dxa"/>
+            <w:gridSpan w:val="2"/>
+            <w:tcBorders>
+              <w:top w:val="single" w:sz="6" w:space="0" w:color="555555"/>
+              <w:left w:val="single" w:sz="6" w:space="0" w:color="555555"/>
+              <w:bottom w:val="single" w:sz="6" w:space="0" w:color="555555"/>
+              <w:right w:val="single" w:sz="6" w:space="0" w:color="555555"/>
+            </w:tcBorders>
+            <w:shd w:val="clear" w:color="auto" w:fill="EAF4EE"/>
+            <w:vAlign w:val="center"/>
+          </w:tcPr>
+          <w:p>
+            <w:pPr>
+              <w:spacing w:line="240" w:lineRule="auto"/>
+            </w:pPr>
+            <w:r>
+              <w:rPr>
+                <w:b/>
+                <w:sz w:val="18"/>
+              </w:rPr>
+              <w:t>Resultado 4: [Título]</w:t>
+            </w:r>
+          </w:p>
+        </w:tc>
+      </w:tr>
+      <w:tr>
+        <w:trPr>
+          <w:trHeight w:val="510"/>
+          <w:jc w:val="center"/>
+        </w:trPr>
+        <w:tc>
+          <w:tcPr>
+            <w:tcW w:w="2721" w:type="dxa"/>
+            <w:tcBorders>
+              <w:top w:val="single" w:sz="6" w:space="0" w:color="555555"/>
+              <w:left w:val="single" w:sz="6" w:space="0" w:color="555555"/>
+              <w:bottom w:val="single" w:sz="6" w:space="0" w:color="555555"/>
+              <w:right w:val="single" w:sz="6" w:space="0" w:color="555555"/>
+            </w:tcBorders>
+            <w:vAlign w:val="center"/>
+          </w:tcPr>
+          <w:p>
+            <w:pPr>
+              <w:spacing w:line="240" w:lineRule="auto"/>
+            </w:pPr>
+            <w:r>
+              <w:rPr>
+                <w:b/>
+                <w:sz w:val="17"/>
+              </w:rPr>
+              <w:t>Materia, habilidad o competencia principal:</w:t>
+            </w:r>
+          </w:p>
+        </w:tc>
+        <w:tc>
+          <w:tcPr>
+            <w:tcW w:w="7314" w:type="dxa"/>
+            <w:tcBorders>
+              <w:top w:val="single" w:sz="6" w:space="0" w:color="555555"/>
+              <w:left w:val="single" w:sz="6" w:space="0" w:color="555555"/>
+              <w:bottom w:val="single" w:sz="6" w:space="0" w:color="555555"/>
+              <w:right w:val="single" w:sz="6" w:space="0" w:color="555555"/>
+            </w:tcBorders>
+            <w:vAlign w:val="center"/>
+          </w:tcPr>
+          <w:p>
+            <w:pPr>
+              <w:spacing w:line="240" w:lineRule="auto"/>
+            </w:pPr>
+          </w:p>
+        </w:tc>
+      </w:tr>
+      <w:tr>
+        <w:trPr>
+          <w:trHeight w:val="623"/>
+          <w:jc w:val="center"/>
+        </w:trPr>
+        <w:tc>
+          <w:tcPr>
+            <w:tcW w:w="2721" w:type="dxa"/>
+            <w:tcBorders>
+              <w:top w:val="single" w:sz="6" w:space="0" w:color="555555"/>
+              <w:left w:val="single" w:sz="6" w:space="0" w:color="555555"/>
+              <w:bottom w:val="single" w:sz="6" w:space="0" w:color="555555"/>
+              <w:right w:val="single" w:sz="6" w:space="0" w:color="555555"/>
+            </w:tcBorders>
+            <w:vAlign w:val="center"/>
+          </w:tcPr>
+          <w:p>
+            <w:pPr>
+              <w:spacing w:line="240" w:lineRule="auto"/>
+            </w:pPr>
+            <w:r>
+              <w:rPr>
+                <w:b/>
+                <w:sz w:val="17"/>
+              </w:rPr>
+              <w:t>Descripción:</w:t>
+            </w:r>
+          </w:p>
+        </w:tc>
+        <w:tc>
+          <w:tcPr>
+            <w:tcW w:w="7314" w:type="dxa"/>
+            <w:tcBorders>
+              <w:top w:val="single" w:sz="6" w:space="0" w:color="555555"/>
+              <w:left w:val="single" w:sz="6" w:space="0" w:color="555555"/>
+              <w:bottom w:val="single" w:sz="6" w:space="0" w:color="555555"/>
+              <w:right w:val="single" w:sz="6" w:space="0" w:color="555555"/>
+            </w:tcBorders>
+            <w:vAlign w:val="center"/>
+          </w:tcPr>
+          <w:p>
+            <w:pPr>
+              <w:spacing w:line="240" w:lineRule="auto"/>
+            </w:pPr>
+          </w:p>
+        </w:tc>
+      </w:tr>
+    </w:tbl>
+    <w:p>
+      <w:pPr>
+        <w:spacing w:after="40" w:line="252" w:lineRule="auto"/>
+      </w:pPr>
+    </w:p>
+    <w:tbl>
+      <w:tblPr>
+        <w:tblW w:w="0" w:type="auto"/>
+        <w:jc w:val="center"/>
+        <w:tblLayout w:type="fixed"/>
+        <w:tblLook w:val="04A0" w:firstRow="1" w:lastRow="0" w:firstColumn="1" w:lastColumn="0" w:noHBand="0" w:noVBand="1"/>
+      </w:tblPr>
+      <w:tblGrid>
+        <w:gridCol w:w="2721"/>
+        <w:gridCol w:w="7314"/>
+      </w:tblGrid>
+      <w:tr>
+        <w:trPr>
+          <w:jc w:val="center"/>
+        </w:trPr>
+        <w:tc>
+          <w:tcPr>
+            <w:tcW w:w="10035" w:type="dxa"/>
+            <w:gridSpan w:val="2"/>
+            <w:tcBorders>
+              <w:top w:val="single" w:sz="6" w:space="0" w:color="555555"/>
+              <w:left w:val="single" w:sz="6" w:space="0" w:color="555555"/>
+              <w:bottom w:val="single" w:sz="6" w:space="0" w:color="555555"/>
+              <w:right w:val="single" w:sz="6" w:space="0" w:color="555555"/>
+            </w:tcBorders>
+            <w:shd w:val="clear" w:color="auto" w:fill="EAF4EE"/>
+            <w:vAlign w:val="center"/>
+          </w:tcPr>
+          <w:p>
+            <w:pPr>
+              <w:spacing w:line="240" w:lineRule="auto"/>
+            </w:pPr>
+            <w:r>
+              <w:rPr>
+                <w:b/>
+                <w:sz w:val="18"/>
+              </w:rPr>
+              <w:t>Resultado 5: [Título]</w:t>
+            </w:r>
+          </w:p>
+        </w:tc>
+      </w:tr>
+      <w:tr>
+        <w:trPr>
+          <w:trHeight w:val="510"/>
+          <w:jc w:val="center"/>
+        </w:trPr>
+        <w:tc>
+          <w:tcPr>
+            <w:tcW w:w="2721" w:type="dxa"/>
+            <w:tcBorders>
+              <w:top w:val="single" w:sz="6" w:space="0" w:color="555555"/>
+              <w:left w:val="single" w:sz="6" w:space="0" w:color="555555"/>
+              <w:bottom w:val="single" w:sz="6" w:space="0" w:color="555555"/>
+              <w:right w:val="single" w:sz="6" w:space="0" w:color="555555"/>
+            </w:tcBorders>
+            <w:vAlign w:val="center"/>
+          </w:tcPr>
+          <w:p>
+            <w:pPr>
+              <w:spacing w:line="240" w:lineRule="auto"/>
+            </w:pPr>
+            <w:r>
+              <w:rPr>
+                <w:b/>
+                <w:sz w:val="17"/>
+              </w:rPr>
+              <w:t>Materia, habilidad o competencia principal:</w:t>
+            </w:r>
+          </w:p>
+        </w:tc>
+        <w:tc>
+          <w:tcPr>
+            <w:tcW w:w="7314" w:type="dxa"/>
+            <w:tcBorders>
+              <w:top w:val="single" w:sz="6" w:space="0" w:color="555555"/>
+              <w:left w:val="single" w:sz="6" w:space="0" w:color="555555"/>
+              <w:bottom w:val="single" w:sz="6" w:space="0" w:color="555555"/>
+              <w:right w:val="single" w:sz="6" w:space="0" w:color="555555"/>
+            </w:tcBorders>
+            <w:vAlign w:val="center"/>
+          </w:tcPr>
+          <w:p>
+            <w:pPr>
+              <w:spacing w:line="240" w:lineRule="auto"/>
+            </w:pPr>
+          </w:p>
+        </w:tc>
+      </w:tr>
+      <w:tr>
+        <w:trPr>
+          <w:trHeight w:val="623"/>
+          <w:jc w:val="center"/>
+        </w:trPr>
+        <w:tc>
+          <w:tcPr>
+            <w:tcW w:w="2721" w:type="dxa"/>
+            <w:tcBorders>
+              <w:top w:val="single" w:sz="6" w:space="0" w:color="555555"/>
+              <w:left w:val="single" w:sz="6" w:space="0" w:color="555555"/>
+              <w:bottom w:val="single" w:sz="6" w:space="0" w:color="555555"/>
+              <w:right w:val="single" w:sz="6" w:space="0" w:color="555555"/>
+            </w:tcBorders>
+            <w:vAlign w:val="center"/>
+          </w:tcPr>
+          <w:p>
+            <w:pPr>
+              <w:spacing w:line="240" w:lineRule="auto"/>
+            </w:pPr>
+            <w:r>
+              <w:rPr>
+                <w:b/>
+                <w:sz w:val="17"/>
+              </w:rPr>
+              <w:t>Descripción:</w:t>
+            </w:r>
+          </w:p>
+        </w:tc>
+        <w:tc>
+          <w:tcPr>
+            <w:tcW w:w="7314" w:type="dxa"/>
+            <w:tcBorders>
+              <w:top w:val="single" w:sz="6" w:space="0" w:color="555555"/>
+              <w:left w:val="single" w:sz="6" w:space="0" w:color="555555"/>
+              <w:bottom w:val="single" w:sz="6" w:space="0" w:color="555555"/>
+              <w:right w:val="single" w:sz="6" w:space="0" w:color="555555"/>
+            </w:tcBorders>
+            <w:vAlign w:val="center"/>
+          </w:tcPr>
+          <w:p>
+            <w:pPr>
+              <w:spacing w:line="240" w:lineRule="auto"/>
+            </w:pPr>
+          </w:p>
+        </w:tc>
+      </w:tr>
+    </w:tbl>
+    <w:p>
+      <w:pPr>
+        <w:spacing w:after="40" w:line="252" w:lineRule="auto"/>
+      </w:pPr>
+    </w:p>
+    <w:p>
+      <w:pPr>
+        <w:keepNext/>
+        <w:spacing w:before="120" w:after="60" w:line="252" w:lineRule="auto"/>
+      </w:pPr>
+      <w:r>
+        <w:rPr>
+          <w:b/>
+          <w:color w:val="1E1E1E"/>
+        </w:rPr>
+        <w:t>6. Evaluación de resultados de aprendizaje</w:t>
+      </w:r>
+    </w:p>
+    <w:p>
+      <w:pPr>
+        <w:spacing w:after="80" w:line="252" w:lineRule="auto"/>
+      </w:pPr>
+      <w:r>
+        <w:t>Tras la actividad de movilidad, los resultados de aprendizaje de la persona participante serán evaluados de la siguiente manera:</w:t>
+      </w:r>
+    </w:p>
+    <w:tbl>
+      <w:tblPr>
+        <w:tblW w:w="0" w:type="auto"/>
+        <w:jc w:val="center"/>
+        <w:tblLayout w:type="fixed"/>
+        <w:tblLook w:val="04A0" w:firstRow="1" w:lastRow="0" w:firstColumn="1" w:lastColumn="0" w:noHBand="0" w:noVBand="1"/>
+      </w:tblPr>
+      <w:tblGrid>
+        <w:gridCol w:w="10035"/>
+      </w:tblGrid>
+      <w:tr>
+        <w:trPr>
+          <w:jc w:val="center"/>
+        </w:trPr>
+        <w:tc>
+          <w:tcPr>
+            <w:tcW w:w="10035" w:type="dxa"/>
+            <w:tcBorders>
+              <w:top w:val="single" w:sz="6" w:space="0" w:color="555555"/>
+              <w:left w:val="single" w:sz="6" w:space="0" w:color="555555"/>
+              <w:bottom w:val="single" w:sz="6" w:space="0" w:color="555555"/>
+              <w:right w:val="single" w:sz="6" w:space="0" w:color="555555"/>
+            </w:tcBorders>
+            <w:shd w:val="clear" w:color="auto" w:fill="EAF4EE"/>
+            <w:vAlign w:val="center"/>
+          </w:tcPr>
+          <w:p>
+            <w:pPr>
+              <w:spacing w:line="240" w:lineRule="auto"/>
+            </w:pPr>
+            <w:r>
+              <w:rPr>
+                <w:b/>
+                <w:sz w:val="18"/>
+              </w:rPr>
+              <w:t>Formato de evaluación:</w:t>
+            </w:r>
+          </w:p>
+        </w:tc>
+      </w:tr>
+      <w:tr>
+        <w:trPr>
+          <w:trHeight w:val="567"/>
+          <w:jc w:val="center"/>
+        </w:trPr>
+        <w:tc>
+          <w:tcPr>
+            <w:tcW w:w="10035" w:type="dxa"/>
+            <w:tcBorders>
+              <w:top w:val="single" w:sz="6" w:space="0" w:color="555555"/>
+              <w:left w:val="single" w:sz="6" w:space="0" w:color="555555"/>
+              <w:bottom w:val="single" w:sz="6" w:space="0" w:color="555555"/>
+              <w:right w:val="single" w:sz="6" w:space="0" w:color="555555"/>
+            </w:tcBorders>
+            <w:vAlign w:val="center"/>
+          </w:tcPr>
+          <w:p>
+            <w:pPr>
+              <w:spacing w:line="240" w:lineRule="auto"/>
+            </w:pPr>
+          </w:p>
+        </w:tc>
+      </w:tr>
+    </w:tbl>
+    <w:p>
+      <w:pPr>
+        <w:spacing w:after="60" w:line="252" w:lineRule="auto"/>
+      </w:pPr>
+    </w:p>
+    <w:tbl>
+      <w:tblPr>
+        <w:tblW w:w="0" w:type="auto"/>
+        <w:jc w:val="center"/>
+        <w:tblLayout w:type="fixed"/>
+        <w:tblLook w:val="04A0" w:firstRow="1" w:lastRow="0" w:firstColumn="1" w:lastColumn="0" w:noHBand="0" w:noVBand="1"/>
+      </w:tblPr>
+      <w:tblGrid>
+        <w:gridCol w:w="10035"/>
+      </w:tblGrid>
+      <w:tr>
+        <w:trPr>
+          <w:jc w:val="center"/>
+        </w:trPr>
+        <w:tc>
+          <w:tcPr>
+            <w:tcW w:w="10035" w:type="dxa"/>
+            <w:tcBorders>
+              <w:top w:val="single" w:sz="6" w:space="0" w:color="555555"/>
+              <w:left w:val="single" w:sz="6" w:space="0" w:color="555555"/>
+              <w:bottom w:val="single" w:sz="6" w:space="0" w:color="555555"/>
+              <w:right w:val="single" w:sz="6" w:space="0" w:color="555555"/>
+            </w:tcBorders>
+            <w:shd w:val="clear" w:color="auto" w:fill="EAF4EE"/>
+            <w:vAlign w:val="center"/>
+          </w:tcPr>
+          <w:p>
+            <w:pPr>
+              <w:spacing w:line="240" w:lineRule="auto"/>
+            </w:pPr>
+            <w:r>
+              <w:rPr>
+                <w:b/>
+                <w:sz w:val="18"/>
+              </w:rPr>
+              <w:t>Criterios de evaluación:</w:t>
+            </w:r>
+          </w:p>
+        </w:tc>
+      </w:tr>
+      <w:tr>
+        <w:trPr>
+          <w:trHeight w:val="567"/>
+          <w:jc w:val="center"/>
+        </w:trPr>
+        <w:tc>
+          <w:tcPr>
+            <w:tcW w:w="10035" w:type="dxa"/>
+            <w:tcBorders>
+              <w:top w:val="single" w:sz="6" w:space="0" w:color="555555"/>
+              <w:left w:val="single" w:sz="6" w:space="0" w:color="555555"/>
+              <w:bottom w:val="single" w:sz="6" w:space="0" w:color="555555"/>
+              <w:right w:val="single" w:sz="6" w:space="0" w:color="555555"/>
+            </w:tcBorders>
+            <w:vAlign w:val="center"/>
+          </w:tcPr>
+          <w:p>
+            <w:pPr>
+              <w:spacing w:line="240" w:lineRule="auto"/>
+            </w:pPr>
+          </w:p>
+        </w:tc>
+      </w:tr>
+    </w:tbl>
+    <w:p>
+      <w:pPr>
+        <w:spacing w:after="60" w:line="252" w:lineRule="auto"/>
+      </w:pPr>
+    </w:p>
+    <w:tbl>
+      <w:tblPr>
+        <w:tblW w:w="0" w:type="auto"/>
+        <w:jc w:val="center"/>
+        <w:tblLayout w:type="fixed"/>
+        <w:tblLook w:val="04A0" w:firstRow="1" w:lastRow="0" w:firstColumn="1" w:lastColumn="0" w:noHBand="0" w:noVBand="1"/>
+      </w:tblPr>
+      <w:tblGrid>
+        <w:gridCol w:w="10035"/>
+      </w:tblGrid>
+      <w:tr>
+        <w:trPr>
+          <w:jc w:val="center"/>
+        </w:trPr>
+        <w:tc>
+          <w:tcPr>
+            <w:tcW w:w="10035" w:type="dxa"/>
+            <w:tcBorders>
+              <w:top w:val="single" w:sz="6" w:space="0" w:color="555555"/>
+              <w:left w:val="single" w:sz="6" w:space="0" w:color="555555"/>
+              <w:bottom w:val="single" w:sz="6" w:space="0" w:color="555555"/>
+              <w:right w:val="single" w:sz="6" w:space="0" w:color="555555"/>
+            </w:tcBorders>
+            <w:shd w:val="clear" w:color="auto" w:fill="EAF4EE"/>
+            <w:vAlign w:val="center"/>
+          </w:tcPr>
+          <w:p>
+            <w:pPr>
+              <w:spacing w:line="240" w:lineRule="auto"/>
+            </w:pPr>
+            <w:r>
+              <w:rPr>
+                <w:b/>
+                <w:sz w:val="18"/>
+              </w:rPr>
+              <w:t>Procedimientos de evaluación:</w:t>
+            </w:r>
+          </w:p>
+        </w:tc>
+      </w:tr>
+      <w:tr>
+        <w:trPr>
+          <w:trHeight w:val="567"/>
+          <w:jc w:val="center"/>
+        </w:trPr>
+        <w:tc>
+          <w:tcPr>
+            <w:tcW w:w="10035" w:type="dxa"/>
+            <w:tcBorders>
+              <w:top w:val="single" w:sz="6" w:space="0" w:color="555555"/>
+              <w:left w:val="single" w:sz="6" w:space="0" w:color="555555"/>
+              <w:bottom w:val="single" w:sz="6" w:space="0" w:color="555555"/>
+              <w:right w:val="single" w:sz="6" w:space="0" w:color="555555"/>
+            </w:tcBorders>
+            <w:vAlign w:val="center"/>
+          </w:tcPr>
+          <w:p>
+            <w:pPr>
+              <w:spacing w:line="240" w:lineRule="auto"/>
+            </w:pPr>
+          </w:p>
+        </w:tc>
+      </w:tr>
+    </w:tbl>
+    <w:p>
+      <w:pPr>
+        <w:spacing w:after="60" w:line="252" w:lineRule="auto"/>
+      </w:pPr>
+    </w:p>
+    <w:p>
+      <w:r>
+        <w:br w:type="page"/>
+      </w:r>
+    </w:p>
+    <w:p>
+      <w:pPr>
+        <w:spacing w:after="160" w:line="252" w:lineRule="auto"/>
+        <w:jc w:val="center"/>
+      </w:pPr>
+      <w:r>
+        <w:rPr>
+          <w:b/>
+          <w:color w:val="105E3C"/>
+          <w:sz w:val="28"/>
+        </w:rPr>
+        <w:lastRenderedPageBreak/>
+        <w:t>ANEXO 3: Modelo de rúbrica de corrección</w:t>
+      </w:r>
+    </w:p>
+    <w:tbl>
+      <w:tblPr>
+        <w:tblW w:w="0" w:type="auto"/>
+        <w:jc w:val="center"/>
+        <w:tblLayout w:type="fixed"/>
+        <w:tblLook w:val="04A0" w:firstRow="1" w:lastRow="0" w:firstColumn="1" w:lastColumn="0" w:noHBand="0" w:noVBand="1"/>
+      </w:tblPr>
+      <w:tblGrid>
+        <w:gridCol w:w="2721"/>
+        <w:gridCol w:w="1814"/>
+        <w:gridCol w:w="1814"/>
+        <w:gridCol w:w="1814"/>
+        <w:gridCol w:w="1871"/>
+      </w:tblGrid>
+      <w:tr>
+        <w:trPr>
+          <w:jc w:val="center"/>
+        </w:trPr>
+        <w:tc>
+          <w:tcPr>
+            <w:tcW w:w="2721" w:type="dxa"/>
+            <w:tcBorders>
+              <w:top w:val="single" w:sz="6" w:space="0" w:color="444444"/>
+              <w:left w:val="single" w:sz="6" w:space="0" w:color="444444"/>
+              <w:bottom w:val="single" w:sz="6" w:space="0" w:color="444444"/>
+              <w:right w:val="single" w:sz="6" w:space="0" w:color="444444"/>
+            </w:tcBorders>
+            <w:shd w:val="clear" w:color="auto" w:fill="FFFFFF"/>
+            <w:vAlign w:val="center"/>
+          </w:tcPr>
+          <w:p>
+            <w:pPr>
+              <w:spacing w:line="240" w:lineRule="auto"/>
+              <w:jc w:val="center"/>
+            </w:pPr>
+          </w:p>
+        </w:tc>
+        <w:tc>
+          <w:tcPr>
+            <w:tcW w:w="1814" w:type="dxa"/>
+            <w:tcBorders>
+              <w:top w:val="single" w:sz="6" w:space="0" w:color="444444"/>
+              <w:left w:val="single" w:sz="6" w:space="0" w:color="444444"/>
+              <w:bottom w:val="single" w:sz="6" w:space="0" w:color="444444"/>
+              <w:right w:val="single" w:sz="6" w:space="0" w:color="444444"/>
+            </w:tcBorders>
+            <w:shd w:val="clear" w:color="auto" w:fill="C6E0B4"/>
+            <w:vAlign w:val="center"/>
+          </w:tcPr>
+          <w:p>
+            <w:pPr>
+              <w:spacing w:line="240" w:lineRule="auto"/>
+              <w:jc w:val="center"/>
+            </w:pPr>
+            <w:r>
+              <w:rPr>
+                <w:b/>
+                <w:sz w:val="14"/>
+              </w:rPr>
+              <w:t>Responde de forma justificada y con argumentos sólidos y coherentes.</w:t>
+            </w:r>
+            <w:r>
+              <w:rPr>
+                <w:b/>
+                <w:sz w:val="14"/>
+              </w:rPr>
+              <w:br/>
+              <w:t>3</w:t>
+            </w:r>
+          </w:p>
+        </w:tc>
+        <w:tc>
+          <w:tcPr>
+            <w:tcW w:w="1814" w:type="dxa"/>
+            <w:tcBorders>
+              <w:top w:val="single" w:sz="6" w:space="0" w:color="444444"/>
+              <w:left w:val="single" w:sz="6" w:space="0" w:color="444444"/>
+              <w:bottom w:val="single" w:sz="6" w:space="0" w:color="444444"/>
+              <w:right w:val="single" w:sz="6" w:space="0" w:color="444444"/>
+            </w:tcBorders>
+            <w:shd w:val="clear" w:color="auto" w:fill="FFE699"/>
+            <w:vAlign w:val="center"/>
+          </w:tcPr>
+          <w:p>
+            <w:pPr>
+              <w:spacing w:line="240" w:lineRule="auto"/>
+              <w:jc w:val="center"/>
+            </w:pPr>
+            <w:r>
+              <w:rPr>
+                <w:b/>
+                <w:sz w:val="14"/>
+              </w:rPr>
+              <w:t xml:space="preserve">Responde de forma </w:t>
+            </w:r>
+            <w:proofErr w:type="gramStart"/>
+            <w:r>
+              <w:rPr>
+                <w:b/>
+                <w:sz w:val="14"/>
+              </w:rPr>
+              <w:t>justificada</w:t>
+            </w:r>
+            <w:proofErr w:type="gramEnd"/>
+            <w:r>
+              <w:rPr>
+                <w:b/>
+                <w:sz w:val="14"/>
+              </w:rPr>
+              <w:t xml:space="preserve"> pero se detectan algunas imprecisiones u omisiones.</w:t>
+            </w:r>
+            <w:r>
+              <w:rPr>
+                <w:b/>
+                <w:sz w:val="14"/>
+              </w:rPr>
+              <w:br/>
+              <w:t>2</w:t>
+            </w:r>
+          </w:p>
+        </w:tc>
+        <w:tc>
+          <w:tcPr>
+            <w:tcW w:w="1814" w:type="dxa"/>
+            <w:tcBorders>
+              <w:top w:val="single" w:sz="6" w:space="0" w:color="444444"/>
+              <w:left w:val="single" w:sz="6" w:space="0" w:color="444444"/>
+              <w:bottom w:val="single" w:sz="6" w:space="0" w:color="444444"/>
+              <w:right w:val="single" w:sz="6" w:space="0" w:color="444444"/>
+            </w:tcBorders>
+            <w:shd w:val="clear" w:color="auto" w:fill="F8CBAD"/>
+            <w:vAlign w:val="center"/>
+          </w:tcPr>
+          <w:p>
+            <w:pPr>
+              <w:spacing w:line="240" w:lineRule="auto"/>
+              <w:jc w:val="center"/>
+            </w:pPr>
+            <w:r>
+              <w:rPr>
+                <w:b/>
+                <w:sz w:val="14"/>
+              </w:rPr>
+              <w:t>Responde de forma vaga e imprecisa. No se define el apartado de manera suficiente.</w:t>
+            </w:r>
+            <w:r>
+              <w:rPr>
+                <w:b/>
+                <w:sz w:val="14"/>
+              </w:rPr>
+              <w:br/>
+              <w:t>1</w:t>
+            </w:r>
+          </w:p>
+        </w:tc>
+        <w:tc>
+          <w:tcPr>
+            <w:tcW w:w="1871" w:type="dxa"/>
+            <w:tcBorders>
+              <w:top w:val="single" w:sz="6" w:space="0" w:color="444444"/>
+              <w:left w:val="single" w:sz="6" w:space="0" w:color="444444"/>
+              <w:bottom w:val="single" w:sz="6" w:space="0" w:color="444444"/>
+              <w:right w:val="single" w:sz="6" w:space="0" w:color="444444"/>
+            </w:tcBorders>
+            <w:shd w:val="clear" w:color="auto" w:fill="F4B183"/>
+            <w:vAlign w:val="center"/>
+          </w:tcPr>
+          <w:p>
+            <w:pPr>
+              <w:spacing w:line="240" w:lineRule="auto"/>
+              <w:jc w:val="center"/>
+            </w:pPr>
+            <w:r>
+              <w:rPr>
+                <w:b/>
+                <w:sz w:val="14"/>
+              </w:rPr>
+              <w:t>No presenta.</w:t>
+            </w:r>
+            <w:r>
+              <w:rPr>
+                <w:b/>
+                <w:sz w:val="14"/>
+              </w:rPr>
+              <w:br/>
+              <w:t>0</w:t>
+            </w:r>
+          </w:p>
+        </w:tc>
+      </w:tr>
+      <w:tr>
+        <w:trPr>
+          <w:trHeight w:val="878"/>
+          <w:jc w:val="center"/>
+        </w:trPr>
+        <w:tc>
+          <w:tcPr>
+            <w:tcW w:w="2721" w:type="dxa"/>
+            <w:tcBorders>
+              <w:top w:val="single" w:sz="6" w:space="0" w:color="444444"/>
+              <w:left w:val="single" w:sz="6" w:space="0" w:color="444444"/>
+              <w:bottom w:val="single" w:sz="6" w:space="0" w:color="444444"/>
+              <w:right w:val="single" w:sz="6" w:space="0" w:color="444444"/>
+            </w:tcBorders>
+            <w:shd w:val="clear" w:color="auto" w:fill="F2F2F2"/>
+            <w:vAlign w:val="center"/>
+          </w:tcPr>
+          <w:p>
+            <w:pPr>
+              <w:spacing w:line="240" w:lineRule="auto"/>
+            </w:pPr>
+            <w:r>
+              <w:rPr>
+                <w:b/>
+                <w:sz w:val="16"/>
+              </w:rPr>
+              <w:t>Objetivo de la movilidad</w:t>
+            </w:r>
+            <w:r>
+              <w:rPr>
+                <w:b/>
+                <w:sz w:val="16"/>
+              </w:rPr>
+              <w:br/>
+              <w:t>Los objetivos deben estar relacionados con los objetivos de internacionalización del centro.</w:t>
+            </w:r>
+            <w:r>
+              <w:rPr>
+                <w:b/>
+                <w:sz w:val="16"/>
+              </w:rPr>
+              <w:br/>
+              <w:t>15%</w:t>
+            </w:r>
+          </w:p>
+        </w:tc>
+        <w:tc>
+          <w:tcPr>
+            <w:tcW w:w="1814" w:type="dxa"/>
+            <w:tcBorders>
+              <w:top w:val="single" w:sz="6" w:space="0" w:color="444444"/>
+              <w:left w:val="single" w:sz="6" w:space="0" w:color="444444"/>
+              <w:bottom w:val="single" w:sz="6" w:space="0" w:color="444444"/>
+              <w:right w:val="single" w:sz="6" w:space="0" w:color="444444"/>
+            </w:tcBorders>
+            <w:vAlign w:val="center"/>
+          </w:tcPr>
+          <w:p>
+            <w:pPr>
+              <w:spacing w:line="240" w:lineRule="auto"/>
+            </w:pPr>
+          </w:p>
+        </w:tc>
+        <w:tc>
+          <w:tcPr>
+            <w:tcW w:w="1814" w:type="dxa"/>
+            <w:tcBorders>
+              <w:top w:val="single" w:sz="6" w:space="0" w:color="444444"/>
+              <w:left w:val="single" w:sz="6" w:space="0" w:color="444444"/>
+              <w:bottom w:val="single" w:sz="6" w:space="0" w:color="444444"/>
+              <w:right w:val="single" w:sz="6" w:space="0" w:color="444444"/>
+            </w:tcBorders>
+            <w:vAlign w:val="center"/>
+          </w:tcPr>
+          <w:p>
+            <w:pPr>
+              <w:spacing w:line="240" w:lineRule="auto"/>
+            </w:pPr>
+          </w:p>
+        </w:tc>
+        <w:tc>
+          <w:tcPr>
+            <w:tcW w:w="1814" w:type="dxa"/>
+            <w:tcBorders>
+              <w:top w:val="single" w:sz="6" w:space="0" w:color="444444"/>
+              <w:left w:val="single" w:sz="6" w:space="0" w:color="444444"/>
+              <w:bottom w:val="single" w:sz="6" w:space="0" w:color="444444"/>
+              <w:right w:val="single" w:sz="6" w:space="0" w:color="444444"/>
+            </w:tcBorders>
+            <w:vAlign w:val="center"/>
+          </w:tcPr>
+          <w:p>
+            <w:pPr>
+              <w:spacing w:line="240" w:lineRule="auto"/>
+            </w:pPr>
+          </w:p>
+        </w:tc>
+        <w:tc>
+          <w:tcPr>
+            <w:tcW w:w="1871" w:type="dxa"/>
+            <w:tcBorders>
+              <w:top w:val="single" w:sz="6" w:space="0" w:color="444444"/>
+              <w:left w:val="single" w:sz="6" w:space="0" w:color="444444"/>
+              <w:bottom w:val="single" w:sz="6" w:space="0" w:color="444444"/>
+              <w:right w:val="single" w:sz="6" w:space="0" w:color="444444"/>
+            </w:tcBorders>
+            <w:vAlign w:val="center"/>
+          </w:tcPr>
+          <w:p>
+            <w:pPr>
+              <w:spacing w:line="240" w:lineRule="auto"/>
+            </w:pPr>
+          </w:p>
+        </w:tc>
+      </w:tr>
+      <w:tr>
+        <w:trPr>
+          <w:trHeight w:val="878"/>
+          <w:jc w:val="center"/>
+        </w:trPr>
+        <w:tc>
+          <w:tcPr>
+            <w:tcW w:w="2721" w:type="dxa"/>
+            <w:tcBorders>
+              <w:top w:val="single" w:sz="6" w:space="0" w:color="444444"/>
+              <w:left w:val="single" w:sz="6" w:space="0" w:color="444444"/>
+              <w:bottom w:val="single" w:sz="6" w:space="0" w:color="444444"/>
+              <w:right w:val="single" w:sz="6" w:space="0" w:color="444444"/>
+            </w:tcBorders>
+            <w:shd w:val="clear" w:color="auto" w:fill="F2F2F2"/>
+            <w:vAlign w:val="center"/>
+          </w:tcPr>
+          <w:p>
+            <w:pPr>
+              <w:spacing w:line="240" w:lineRule="auto"/>
+            </w:pPr>
+            <w:proofErr w:type="gramStart"/>
+            <w:r>
+              <w:rPr>
+                <w:b/>
+                <w:sz w:val="16"/>
+              </w:rPr>
+              <w:t>Actividades a realizar</w:t>
+            </w:r>
+            <w:proofErr w:type="gramEnd"/>
+            <w:r>
+              <w:rPr>
+                <w:b/>
+                <w:sz w:val="16"/>
+              </w:rPr>
+              <w:br/>
+              <w:t>20%</w:t>
+            </w:r>
+          </w:p>
+        </w:tc>
+        <w:tc>
+          <w:tcPr>
+            <w:tcW w:w="1814" w:type="dxa"/>
+            <w:tcBorders>
+              <w:top w:val="single" w:sz="6" w:space="0" w:color="444444"/>
+              <w:left w:val="single" w:sz="6" w:space="0" w:color="444444"/>
+              <w:bottom w:val="single" w:sz="6" w:space="0" w:color="444444"/>
+              <w:right w:val="single" w:sz="6" w:space="0" w:color="444444"/>
+            </w:tcBorders>
+            <w:vAlign w:val="center"/>
+          </w:tcPr>
+          <w:p>
+            <w:pPr>
+              <w:spacing w:line="240" w:lineRule="auto"/>
+            </w:pPr>
+          </w:p>
+        </w:tc>
+        <w:tc>
+          <w:tcPr>
+            <w:tcW w:w="1814" w:type="dxa"/>
+            <w:tcBorders>
+              <w:top w:val="single" w:sz="6" w:space="0" w:color="444444"/>
+              <w:left w:val="single" w:sz="6" w:space="0" w:color="444444"/>
+              <w:bottom w:val="single" w:sz="6" w:space="0" w:color="444444"/>
+              <w:right w:val="single" w:sz="6" w:space="0" w:color="444444"/>
+            </w:tcBorders>
+            <w:vAlign w:val="center"/>
+          </w:tcPr>
+          <w:p>
+            <w:pPr>
+              <w:spacing w:line="240" w:lineRule="auto"/>
+            </w:pPr>
+          </w:p>
+        </w:tc>
+        <w:tc>
+          <w:tcPr>
+            <w:tcW w:w="1814" w:type="dxa"/>
+            <w:tcBorders>
+              <w:top w:val="single" w:sz="6" w:space="0" w:color="444444"/>
+              <w:left w:val="single" w:sz="6" w:space="0" w:color="444444"/>
+              <w:bottom w:val="single" w:sz="6" w:space="0" w:color="444444"/>
+              <w:right w:val="single" w:sz="6" w:space="0" w:color="444444"/>
+            </w:tcBorders>
+            <w:vAlign w:val="center"/>
+          </w:tcPr>
+          <w:p>
+            <w:pPr>
+              <w:spacing w:line="240" w:lineRule="auto"/>
+            </w:pPr>
+          </w:p>
+        </w:tc>
+        <w:tc>
+          <w:tcPr>
+            <w:tcW w:w="1871" w:type="dxa"/>
+            <w:tcBorders>
+              <w:top w:val="single" w:sz="6" w:space="0" w:color="444444"/>
+              <w:left w:val="single" w:sz="6" w:space="0" w:color="444444"/>
+              <w:bottom w:val="single" w:sz="6" w:space="0" w:color="444444"/>
+              <w:right w:val="single" w:sz="6" w:space="0" w:color="444444"/>
+            </w:tcBorders>
+            <w:vAlign w:val="center"/>
+          </w:tcPr>
+          <w:p>
+            <w:pPr>
+              <w:spacing w:line="240" w:lineRule="auto"/>
+            </w:pPr>
+          </w:p>
+        </w:tc>
+      </w:tr>
+      <w:tr>
+        <w:trPr>
+          <w:trHeight w:val="878"/>
+          <w:jc w:val="center"/>
+        </w:trPr>
+        <w:tc>
+          <w:tcPr>
+            <w:tcW w:w="2721" w:type="dxa"/>
+            <w:tcBorders>
+              <w:top w:val="single" w:sz="6" w:space="0" w:color="444444"/>
+              <w:left w:val="single" w:sz="6" w:space="0" w:color="444444"/>
+              <w:bottom w:val="single" w:sz="6" w:space="0" w:color="444444"/>
+              <w:right w:val="single" w:sz="6" w:space="0" w:color="444444"/>
+            </w:tcBorders>
+            <w:shd w:val="clear" w:color="auto" w:fill="F2F2F2"/>
+            <w:vAlign w:val="center"/>
+          </w:tcPr>
+          <w:p>
+            <w:pPr>
+              <w:spacing w:line="240" w:lineRule="auto"/>
+            </w:pPr>
+            <w:r>
+              <w:rPr>
+                <w:b/>
+                <w:sz w:val="16"/>
+              </w:rPr>
+              <w:t>Resultado e impacto esperado</w:t>
+            </w:r>
+            <w:r>
+              <w:rPr>
+                <w:b/>
+                <w:sz w:val="16"/>
+              </w:rPr>
+              <w:br/>
+              <w:t>40%</w:t>
+            </w:r>
+          </w:p>
+        </w:tc>
+        <w:tc>
+          <w:tcPr>
+            <w:tcW w:w="1814" w:type="dxa"/>
+            <w:tcBorders>
+              <w:top w:val="single" w:sz="6" w:space="0" w:color="444444"/>
+              <w:left w:val="single" w:sz="6" w:space="0" w:color="444444"/>
+              <w:bottom w:val="single" w:sz="6" w:space="0" w:color="444444"/>
+              <w:right w:val="single" w:sz="6" w:space="0" w:color="444444"/>
+            </w:tcBorders>
+            <w:vAlign w:val="center"/>
+          </w:tcPr>
+          <w:p>
+            <w:pPr>
+              <w:spacing w:line="240" w:lineRule="auto"/>
+            </w:pPr>
+          </w:p>
+        </w:tc>
+        <w:tc>
+          <w:tcPr>
+            <w:tcW w:w="1814" w:type="dxa"/>
+            <w:tcBorders>
+              <w:top w:val="single" w:sz="6" w:space="0" w:color="444444"/>
+              <w:left w:val="single" w:sz="6" w:space="0" w:color="444444"/>
+              <w:bottom w:val="single" w:sz="6" w:space="0" w:color="444444"/>
+              <w:right w:val="single" w:sz="6" w:space="0" w:color="444444"/>
+            </w:tcBorders>
+            <w:vAlign w:val="center"/>
+          </w:tcPr>
+          <w:p>
+            <w:pPr>
+              <w:spacing w:line="240" w:lineRule="auto"/>
+            </w:pPr>
+          </w:p>
+        </w:tc>
+        <w:tc>
+          <w:tcPr>
+            <w:tcW w:w="1814" w:type="dxa"/>
+            <w:tcBorders>
+              <w:top w:val="single" w:sz="6" w:space="0" w:color="444444"/>
+              <w:left w:val="single" w:sz="6" w:space="0" w:color="444444"/>
+              <w:bottom w:val="single" w:sz="6" w:space="0" w:color="444444"/>
+              <w:right w:val="single" w:sz="6" w:space="0" w:color="444444"/>
+            </w:tcBorders>
+            <w:vAlign w:val="center"/>
+          </w:tcPr>
+          <w:p>
+            <w:pPr>
+              <w:spacing w:line="240" w:lineRule="auto"/>
+            </w:pPr>
+          </w:p>
+        </w:tc>
+        <w:tc>
+          <w:tcPr>
+            <w:tcW w:w="1871" w:type="dxa"/>
+            <w:tcBorders>
+              <w:top w:val="single" w:sz="6" w:space="0" w:color="444444"/>
+              <w:left w:val="single" w:sz="6" w:space="0" w:color="444444"/>
+              <w:bottom w:val="single" w:sz="6" w:space="0" w:color="444444"/>
+              <w:right w:val="single" w:sz="6" w:space="0" w:color="444444"/>
+            </w:tcBorders>
+            <w:vAlign w:val="center"/>
+          </w:tcPr>
+          <w:p>
+            <w:pPr>
+              <w:spacing w:line="240" w:lineRule="auto"/>
+            </w:pPr>
+          </w:p>
+        </w:tc>
+      </w:tr>
+      <w:tr>
+        <w:trPr>
+          <w:trHeight w:val="878"/>
+          <w:jc w:val="center"/>
+        </w:trPr>
+        <w:tc>
+          <w:tcPr>
+            <w:tcW w:w="2721" w:type="dxa"/>
+            <w:tcBorders>
+              <w:top w:val="single" w:sz="6" w:space="0" w:color="444444"/>
+              <w:left w:val="single" w:sz="6" w:space="0" w:color="444444"/>
+              <w:bottom w:val="single" w:sz="6" w:space="0" w:color="444444"/>
+              <w:right w:val="single" w:sz="6" w:space="0" w:color="444444"/>
+            </w:tcBorders>
+            <w:shd w:val="clear" w:color="auto" w:fill="F2F2F2"/>
+            <w:vAlign w:val="center"/>
+          </w:tcPr>
+          <w:p>
+            <w:pPr>
+              <w:spacing w:line="240" w:lineRule="auto"/>
+            </w:pPr>
+            <w:r>
+              <w:rPr>
+                <w:b/>
+                <w:sz w:val="16"/>
+              </w:rPr>
+              <w:t>Evaluación de resultados de aprendizaje</w:t>
+            </w:r>
+            <w:r>
+              <w:rPr>
+                <w:b/>
+                <w:sz w:val="16"/>
+              </w:rPr>
+              <w:br/>
+              <w:t>15%</w:t>
+            </w:r>
+          </w:p>
+        </w:tc>
+        <w:tc>
+          <w:tcPr>
+            <w:tcW w:w="1814" w:type="dxa"/>
+            <w:tcBorders>
+              <w:top w:val="single" w:sz="6" w:space="0" w:color="444444"/>
+              <w:left w:val="single" w:sz="6" w:space="0" w:color="444444"/>
+              <w:bottom w:val="single" w:sz="6" w:space="0" w:color="444444"/>
+              <w:right w:val="single" w:sz="6" w:space="0" w:color="444444"/>
+            </w:tcBorders>
+            <w:vAlign w:val="center"/>
+          </w:tcPr>
+          <w:p>
+            <w:pPr>
+              <w:spacing w:line="240" w:lineRule="auto"/>
+            </w:pPr>
+          </w:p>
+        </w:tc>
+        <w:tc>
+          <w:tcPr>
+            <w:tcW w:w="1814" w:type="dxa"/>
+            <w:tcBorders>
+              <w:top w:val="single" w:sz="6" w:space="0" w:color="444444"/>
+              <w:left w:val="single" w:sz="6" w:space="0" w:color="444444"/>
+              <w:bottom w:val="single" w:sz="6" w:space="0" w:color="444444"/>
+              <w:right w:val="single" w:sz="6" w:space="0" w:color="444444"/>
+            </w:tcBorders>
+            <w:vAlign w:val="center"/>
+          </w:tcPr>
+          <w:p>
+            <w:pPr>
+              <w:spacing w:line="240" w:lineRule="auto"/>
+            </w:pPr>
+          </w:p>
+        </w:tc>
+        <w:tc>
+          <w:tcPr>
+            <w:tcW w:w="1814" w:type="dxa"/>
+            <w:tcBorders>
+              <w:top w:val="single" w:sz="6" w:space="0" w:color="444444"/>
+              <w:left w:val="single" w:sz="6" w:space="0" w:color="444444"/>
+              <w:bottom w:val="single" w:sz="6" w:space="0" w:color="444444"/>
+              <w:right w:val="single" w:sz="6" w:space="0" w:color="444444"/>
+            </w:tcBorders>
+            <w:vAlign w:val="center"/>
+          </w:tcPr>
+          <w:p>
+            <w:pPr>
+              <w:spacing w:line="240" w:lineRule="auto"/>
+            </w:pPr>
+          </w:p>
+        </w:tc>
+        <w:tc>
+          <w:tcPr>
+            <w:tcW w:w="1871" w:type="dxa"/>
+            <w:tcBorders>
+              <w:top w:val="single" w:sz="6" w:space="0" w:color="444444"/>
+              <w:left w:val="single" w:sz="6" w:space="0" w:color="444444"/>
+              <w:bottom w:val="single" w:sz="6" w:space="0" w:color="444444"/>
+              <w:right w:val="single" w:sz="6" w:space="0" w:color="444444"/>
+            </w:tcBorders>
+            <w:vAlign w:val="center"/>
+          </w:tcPr>
+          <w:p>
+            <w:pPr>
+              <w:spacing w:line="240" w:lineRule="auto"/>
+            </w:pPr>
+          </w:p>
+        </w:tc>
+      </w:tr>
+      <w:tr>
+        <w:trPr>
+          <w:trHeight w:val="878"/>
+          <w:jc w:val="center"/>
+        </w:trPr>
+        <w:tc>
+          <w:tcPr>
+            <w:tcW w:w="2721" w:type="dxa"/>
+            <w:tcBorders>
+              <w:top w:val="single" w:sz="6" w:space="0" w:color="444444"/>
+              <w:left w:val="single" w:sz="6" w:space="0" w:color="444444"/>
+              <w:bottom w:val="single" w:sz="6" w:space="0" w:color="444444"/>
+              <w:right w:val="single" w:sz="6" w:space="0" w:color="444444"/>
+            </w:tcBorders>
+            <w:shd w:val="clear" w:color="auto" w:fill="F2F2F2"/>
+            <w:vAlign w:val="center"/>
+          </w:tcPr>
+          <w:p>
+            <w:pPr>
+              <w:spacing w:line="240" w:lineRule="auto"/>
+            </w:pPr>
+            <w:r>
+              <w:rPr>
+                <w:b/>
+                <w:sz w:val="16"/>
+              </w:rPr>
+              <w:t>Valoración general</w:t>
+            </w:r>
+            <w:r>
+              <w:rPr>
+                <w:b/>
+                <w:sz w:val="16"/>
+              </w:rPr>
+              <w:br/>
+              <w:t>10%</w:t>
+            </w:r>
+          </w:p>
+        </w:tc>
+        <w:tc>
+          <w:tcPr>
+            <w:tcW w:w="1814" w:type="dxa"/>
+            <w:tcBorders>
+              <w:top w:val="single" w:sz="6" w:space="0" w:color="444444"/>
+              <w:left w:val="single" w:sz="6" w:space="0" w:color="444444"/>
+              <w:bottom w:val="single" w:sz="6" w:space="0" w:color="444444"/>
+              <w:right w:val="single" w:sz="6" w:space="0" w:color="444444"/>
+            </w:tcBorders>
+            <w:vAlign w:val="center"/>
+          </w:tcPr>
+          <w:p>
+            <w:pPr>
+              <w:spacing w:line="240" w:lineRule="auto"/>
+            </w:pPr>
+          </w:p>
+        </w:tc>
+        <w:tc>
+          <w:tcPr>
+            <w:tcW w:w="1814" w:type="dxa"/>
+            <w:tcBorders>
+              <w:top w:val="single" w:sz="6" w:space="0" w:color="444444"/>
+              <w:left w:val="single" w:sz="6" w:space="0" w:color="444444"/>
+              <w:bottom w:val="single" w:sz="6" w:space="0" w:color="444444"/>
+              <w:right w:val="single" w:sz="6" w:space="0" w:color="444444"/>
+            </w:tcBorders>
+            <w:vAlign w:val="center"/>
+          </w:tcPr>
+          <w:p>
+            <w:pPr>
+              <w:spacing w:line="240" w:lineRule="auto"/>
+            </w:pPr>
+          </w:p>
+        </w:tc>
+        <w:tc>
+          <w:tcPr>
+            <w:tcW w:w="1814" w:type="dxa"/>
+            <w:tcBorders>
+              <w:top w:val="single" w:sz="6" w:space="0" w:color="444444"/>
+              <w:left w:val="single" w:sz="6" w:space="0" w:color="444444"/>
+              <w:bottom w:val="single" w:sz="6" w:space="0" w:color="444444"/>
+              <w:right w:val="single" w:sz="6" w:space="0" w:color="444444"/>
+            </w:tcBorders>
+            <w:vAlign w:val="center"/>
+          </w:tcPr>
+          <w:p>
+            <w:pPr>
+              <w:spacing w:line="240" w:lineRule="auto"/>
+            </w:pPr>
+          </w:p>
+        </w:tc>
+        <w:tc>
+          <w:tcPr>
+            <w:tcW w:w="1871" w:type="dxa"/>
+            <w:tcBorders>
+              <w:top w:val="single" w:sz="6" w:space="0" w:color="444444"/>
+              <w:left w:val="single" w:sz="6" w:space="0" w:color="444444"/>
+              <w:bottom w:val="single" w:sz="6" w:space="0" w:color="444444"/>
+              <w:right w:val="single" w:sz="6" w:space="0" w:color="444444"/>
+            </w:tcBorders>
+            <w:vAlign w:val="center"/>
+          </w:tcPr>
+          <w:p>
+            <w:pPr>
+              <w:spacing w:line="240" w:lineRule="auto"/>
+            </w:pPr>
+          </w:p>
+        </w:tc>
+      </w:tr>
+    </w:tbl>
+    <w:p>
+      <w:r>
+        <w:br w:type="page"/>
+      </w:r>
+    </w:p>
+    <w:p>
+      <w:pPr>
+        <w:spacing w:after="160" w:line="252" w:lineRule="auto"/>
+        <w:jc w:val="center"/>
+      </w:pPr>
+      <w:r>
+        <w:rPr>
+          <w:b/>
+          <w:color w:val="105E3C"/>
+          <w:sz w:val="28"/>
+        </w:rPr>
+        <w:lastRenderedPageBreak/>
+        <w:t>ANEXO 4: Acreditación de contacto con la entidad receptora</w:t>
+      </w:r>
+    </w:p>
+    <w:tbl>
+      <w:tblPr>
+        <w:tblW w:w="0" w:type="auto"/>
+        <w:jc w:val="center"/>
+        <w:tblLayout w:type="fixed"/>
+        <w:tblLook w:val="04A0" w:firstRow="1" w:lastRow="0" w:firstColumn="1" w:lastColumn="0" w:noHBand="0" w:noVBand="1"/>
+      </w:tblPr>
+      <w:tblGrid>
+        <w:gridCol w:w="10035"/>
+      </w:tblGrid>
+      <w:tr>
+        <w:trPr>
+          <w:jc w:val="center"/>
+        </w:trPr>
+        <w:tc>
+          <w:tcPr>
+            <w:tcW w:w="10035" w:type="dxa"/>
+            <w:tcBorders>
+              <w:top w:val="single" w:sz="6" w:space="0" w:color="444444"/>
+              <w:left w:val="single" w:sz="6" w:space="0" w:color="444444"/>
+              <w:bottom w:val="single" w:sz="6" w:space="0" w:color="444444"/>
+              <w:right w:val="single" w:sz="6" w:space="0" w:color="444444"/>
+            </w:tcBorders>
+            <w:vAlign w:val="center"/>
+          </w:tcPr>
+          <w:p>
+            <w:pPr>
+              <w:spacing w:line="240" w:lineRule="auto"/>
+            </w:pPr>
+            <w:r>
+              <w:rPr>
+                <w:sz w:val="18"/>
+              </w:rPr>
+              <w:t>Datos de entidad de acogida:</w:t>
+            </w:r>
+          </w:p>
+        </w:tc>
+      </w:tr>
+      <w:tr>
+        <w:trPr>
+          <w:jc w:val="center"/>
+        </w:trPr>
+        <w:tc>
+          <w:tcPr>
+            <w:tcW w:w="10035" w:type="dxa"/>
+            <w:tcBorders>
+              <w:top w:val="single" w:sz="6" w:space="0" w:color="444444"/>
+              <w:left w:val="single" w:sz="6" w:space="0" w:color="444444"/>
+              <w:bottom w:val="single" w:sz="6" w:space="0" w:color="444444"/>
+              <w:right w:val="single" w:sz="6" w:space="0" w:color="444444"/>
+            </w:tcBorders>
+            <w:vAlign w:val="center"/>
+          </w:tcPr>
+          <w:p>
+            <w:pPr>
+              <w:spacing w:line="240" w:lineRule="auto"/>
+            </w:pPr>
+            <w:r>
+              <w:rPr>
+                <w:sz w:val="18"/>
+              </w:rPr>
+              <w:t>Nombre:</w:t>
+            </w:r>
+          </w:p>
+        </w:tc>
+      </w:tr>
+      <w:tr>
+        <w:trPr>
+          <w:jc w:val="center"/>
+        </w:trPr>
+        <w:tc>
+          <w:tcPr>
+            <w:tcW w:w="10035" w:type="dxa"/>
+            <w:tcBorders>
+              <w:top w:val="single" w:sz="6" w:space="0" w:color="444444"/>
+              <w:left w:val="single" w:sz="6" w:space="0" w:color="444444"/>
+              <w:bottom w:val="single" w:sz="6" w:space="0" w:color="444444"/>
+              <w:right w:val="single" w:sz="6" w:space="0" w:color="444444"/>
+            </w:tcBorders>
+            <w:vAlign w:val="center"/>
+          </w:tcPr>
+          <w:p>
+            <w:pPr>
+              <w:spacing w:line="240" w:lineRule="auto"/>
+            </w:pPr>
+            <w:r>
+              <w:rPr>
+                <w:sz w:val="18"/>
+              </w:rPr>
+              <w:t>Dirección:</w:t>
+            </w:r>
+          </w:p>
+        </w:tc>
+      </w:tr>
+      <w:tr>
+        <w:trPr>
+          <w:jc w:val="center"/>
+        </w:trPr>
+        <w:tc>
+          <w:tcPr>
+            <w:tcW w:w="10035" w:type="dxa"/>
+            <w:tcBorders>
+              <w:top w:val="single" w:sz="6" w:space="0" w:color="444444"/>
+              <w:left w:val="single" w:sz="6" w:space="0" w:color="444444"/>
+              <w:bottom w:val="single" w:sz="6" w:space="0" w:color="444444"/>
+              <w:right w:val="single" w:sz="6" w:space="0" w:color="444444"/>
+            </w:tcBorders>
+            <w:vAlign w:val="center"/>
+          </w:tcPr>
+          <w:p>
+            <w:pPr>
+              <w:spacing w:line="240" w:lineRule="auto"/>
+            </w:pPr>
+            <w:r>
+              <w:rPr>
+                <w:sz w:val="18"/>
+              </w:rPr>
+              <w:t>Correo electrónico:</w:t>
+            </w:r>
+          </w:p>
+        </w:tc>
+      </w:tr>
+    </w:tbl>
+    <w:p>
+      <w:pPr>
+        <w:spacing w:before="320" w:after="320" w:line="252" w:lineRule="auto"/>
+        <w:jc w:val="right"/>
+      </w:pPr>
+      <w:r>
+        <w:rPr>
+          <w:b/>
+        </w:rPr>
+        <w:t>Fecha y lugar</w:t>
+      </w:r>
+    </w:p>
+    <w:p>
+      <w:pPr>
+        <w:spacing w:after="320" w:line="252" w:lineRule="auto"/>
+      </w:pPr>
+      <w:r>
+        <w:rPr>
+          <w:b/>
+        </w:rPr>
+        <w:t>Identificación del representante de la entidad</w:t>
+      </w:r>
+    </w:p>
+    <w:p>
+      <w:pPr>
+        <w:spacing w:after="400" w:line="252" w:lineRule="auto"/>
+      </w:pPr>
+      <w:r>
+        <w:t xml:space="preserve">Tengo el agrado de dirigirme a Usted, con la finalidad de poner en su conocimiento que el/la Sr./Sra. ------------------, identificado/a con DNI/NIE </w:t>
+      </w:r>
+      <w:proofErr w:type="spellStart"/>
+      <w:r>
+        <w:t>Nº</w:t>
+      </w:r>
+      <w:proofErr w:type="spellEnd"/>
+      <w:r>
+        <w:t xml:space="preserve"> --------------, personal del IES Castelar que Usted representa, ha sido admitido/a para realizar su movilidad Erasmus+ en nuestra entidad durante el año --------.</w:t>
+      </w:r>
+    </w:p>
+    <w:p>
+      <w:pPr>
+        <w:spacing w:after="560" w:line="252" w:lineRule="auto"/>
+      </w:pPr>
+      <w:r>
+        <w:t>Atentamente,</w:t>
+      </w:r>
+    </w:p>
+    <w:p>
+      <w:pPr>
+        <w:spacing w:after="400" w:line="252" w:lineRule="auto"/>
+      </w:pPr>
+      <w:r>
+        <w:rPr>
+          <w:b/>
+        </w:rPr>
+        <w:t>FIRMA Y SELLO</w:t>
+      </w:r>
+    </w:p>
+    <w:p>
+      <w:r>
+        <w:br w:type="page"/>
+      </w:r>
+    </w:p>
+    <w:p>
+      <w:pPr>
+        <w:spacing w:after="160" w:line="252" w:lineRule="auto"/>
+        <w:jc w:val="center"/>
+      </w:pPr>
+      <w:r>
+        <w:rPr>
+          <w:b/>
+          <w:color w:val="105E3C"/>
+          <w:sz w:val="28"/>
+        </w:rPr>
+        <w:lastRenderedPageBreak/>
+        <w:t xml:space="preserve">ANNEX 4: </w:t>
+      </w:r>
+      <w:proofErr w:type="spellStart"/>
+      <w:r>
+        <w:rPr>
+          <w:b/>
+          <w:color w:val="105E3C"/>
+          <w:sz w:val="28"/>
+        </w:rPr>
+        <w:t>Accreditation</w:t>
+      </w:r>
+      <w:proofErr w:type="spellEnd"/>
+      <w:r>
+        <w:rPr>
+          <w:b/>
+          <w:color w:val="105E3C"/>
+          <w:sz w:val="28"/>
+        </w:rPr>
+        <w:t xml:space="preserve"> </w:t>
+      </w:r>
+      <w:proofErr w:type="spellStart"/>
+      <w:r>
+        <w:rPr>
+          <w:b/>
+          <w:color w:val="105E3C"/>
+          <w:sz w:val="28"/>
+        </w:rPr>
+        <w:t>of</w:t>
+      </w:r>
+      <w:proofErr w:type="spellEnd"/>
+      <w:r>
+        <w:rPr>
+          <w:b/>
+          <w:color w:val="105E3C"/>
+          <w:sz w:val="28"/>
+        </w:rPr>
+        <w:t xml:space="preserve"> </w:t>
+      </w:r>
+      <w:proofErr w:type="spellStart"/>
+      <w:r>
+        <w:rPr>
+          <w:b/>
+          <w:color w:val="105E3C"/>
+          <w:sz w:val="28"/>
+        </w:rPr>
+        <w:t>contact</w:t>
+      </w:r>
+      <w:proofErr w:type="spellEnd"/>
+      <w:r>
+        <w:rPr>
+          <w:b/>
+          <w:color w:val="105E3C"/>
+          <w:sz w:val="28"/>
+        </w:rPr>
+        <w:t xml:space="preserve"> </w:t>
+      </w:r>
+      <w:proofErr w:type="spellStart"/>
+      <w:r>
+        <w:rPr>
+          <w:b/>
+          <w:color w:val="105E3C"/>
+          <w:sz w:val="28"/>
+        </w:rPr>
+        <w:t>with</w:t>
+      </w:r>
+      <w:proofErr w:type="spellEnd"/>
+      <w:r>
+        <w:rPr>
+          <w:b/>
+          <w:color w:val="105E3C"/>
+          <w:sz w:val="28"/>
+        </w:rPr>
+        <w:t xml:space="preserve"> </w:t>
+      </w:r>
+      <w:proofErr w:type="spellStart"/>
+      <w:r>
+        <w:rPr>
+          <w:b/>
+          <w:color w:val="105E3C"/>
+          <w:sz w:val="28"/>
+        </w:rPr>
+        <w:t>the</w:t>
+      </w:r>
+      <w:proofErr w:type="spellEnd"/>
+      <w:r>
+        <w:rPr>
+          <w:b/>
+          <w:color w:val="105E3C"/>
+          <w:sz w:val="28"/>
+        </w:rPr>
+        <w:t xml:space="preserve"> </w:t>
+      </w:r>
+      <w:proofErr w:type="spellStart"/>
+      <w:r>
+        <w:rPr>
+          <w:b/>
+          <w:color w:val="105E3C"/>
+          <w:sz w:val="28"/>
+        </w:rPr>
+        <w:t>receiving</w:t>
+      </w:r>
+      <w:proofErr w:type="spellEnd"/>
+      <w:r>
+        <w:rPr>
+          <w:b/>
+          <w:color w:val="105E3C"/>
+          <w:sz w:val="28"/>
+        </w:rPr>
+        <w:t xml:space="preserve"> </w:t>
+      </w:r>
+      <w:proofErr w:type="spellStart"/>
+      <w:r>
+        <w:rPr>
+          <w:b/>
+          <w:color w:val="105E3C"/>
+          <w:sz w:val="28"/>
+        </w:rPr>
+        <w:t>organization</w:t>
+      </w:r>
+      <w:proofErr w:type="spellEnd"/>
+    </w:p>
+    <w:tbl>
+      <w:tblPr>
+        <w:tblW w:w="0" w:type="auto"/>
+        <w:jc w:val="center"/>
+        <w:tblLayout w:type="fixed"/>
+        <w:tblLook w:val="04A0" w:firstRow="1" w:lastRow="0" w:firstColumn="1" w:lastColumn="0" w:noHBand="0" w:noVBand="1"/>
+      </w:tblPr>
+      <w:tblGrid>
+        <w:gridCol w:w="10035"/>
+      </w:tblGrid>
+      <w:tr>
+        <w:trPr>
+          <w:jc w:val="center"/>
+        </w:trPr>
+        <w:tc>
+          <w:tcPr>
+            <w:tcW w:w="10035" w:type="dxa"/>
+            <w:tcBorders>
+              <w:top w:val="single" w:sz="6" w:space="0" w:color="444444"/>
+              <w:left w:val="single" w:sz="6" w:space="0" w:color="444444"/>
+              <w:bottom w:val="single" w:sz="6" w:space="0" w:color="444444"/>
+              <w:right w:val="single" w:sz="6" w:space="0" w:color="444444"/>
+            </w:tcBorders>
+            <w:vAlign w:val="center"/>
+          </w:tcPr>
+          <w:p>
+            <w:pPr>
+              <w:spacing w:line="240" w:lineRule="auto"/>
+            </w:pPr>
+            <w:proofErr w:type="spellStart"/>
+            <w:r>
+              <w:rPr>
+                <w:sz w:val="18"/>
+              </w:rPr>
+              <w:t>Organization</w:t>
+            </w:r>
+            <w:proofErr w:type="spellEnd"/>
+            <w:r>
+              <w:rPr>
+                <w:sz w:val="18"/>
+              </w:rPr>
+              <w:t xml:space="preserve"> </w:t>
+            </w:r>
+            <w:proofErr w:type="spellStart"/>
+            <w:r>
+              <w:rPr>
+                <w:sz w:val="18"/>
+              </w:rPr>
+              <w:t>details</w:t>
+            </w:r>
+            <w:proofErr w:type="spellEnd"/>
+          </w:p>
+        </w:tc>
+      </w:tr>
+      <w:tr>
+        <w:trPr>
+          <w:jc w:val="center"/>
+        </w:trPr>
+        <w:tc>
+          <w:tcPr>
+            <w:tcW w:w="10035" w:type="dxa"/>
+            <w:tcBorders>
+              <w:top w:val="single" w:sz="6" w:space="0" w:color="444444"/>
+              <w:left w:val="single" w:sz="6" w:space="0" w:color="444444"/>
+              <w:bottom w:val="single" w:sz="6" w:space="0" w:color="444444"/>
+              <w:right w:val="single" w:sz="6" w:space="0" w:color="444444"/>
+            </w:tcBorders>
+            <w:vAlign w:val="center"/>
+          </w:tcPr>
+          <w:p>
+            <w:pPr>
+              <w:spacing w:line="240" w:lineRule="auto"/>
+            </w:pPr>
+            <w:r>
+              <w:rPr>
+                <w:sz w:val="18"/>
+              </w:rPr>
+              <w:t>Name:</w:t>
+            </w:r>
+          </w:p>
+        </w:tc>
+      </w:tr>
+      <w:tr>
+        <w:trPr>
+          <w:jc w:val="center"/>
+        </w:trPr>
+        <w:tc>
+          <w:tcPr>
+            <w:tcW w:w="10035" w:type="dxa"/>
+            <w:tcBorders>
+              <w:top w:val="single" w:sz="6" w:space="0" w:color="444444"/>
+              <w:left w:val="single" w:sz="6" w:space="0" w:color="444444"/>
+              <w:bottom w:val="single" w:sz="6" w:space="0" w:color="444444"/>
+              <w:right w:val="single" w:sz="6" w:space="0" w:color="444444"/>
+            </w:tcBorders>
+            <w:vAlign w:val="center"/>
+          </w:tcPr>
+          <w:p>
+            <w:pPr>
+              <w:spacing w:line="240" w:lineRule="auto"/>
+            </w:pPr>
+            <w:proofErr w:type="spellStart"/>
+            <w:r>
+              <w:rPr>
+                <w:sz w:val="18"/>
+              </w:rPr>
+              <w:t>Address</w:t>
+            </w:r>
+            <w:proofErr w:type="spellEnd"/>
+            <w:r>
+              <w:rPr>
+                <w:sz w:val="18"/>
+              </w:rPr>
+              <w:t>:</w:t>
+            </w:r>
+          </w:p>
+        </w:tc>
+      </w:tr>
+      <w:tr>
+        <w:trPr>
+          <w:jc w:val="center"/>
+        </w:trPr>
+        <w:tc>
+          <w:tcPr>
+            <w:tcW w:w="10035" w:type="dxa"/>
+            <w:tcBorders>
+              <w:top w:val="single" w:sz="6" w:space="0" w:color="444444"/>
+              <w:left w:val="single" w:sz="6" w:space="0" w:color="444444"/>
+              <w:bottom w:val="single" w:sz="6" w:space="0" w:color="444444"/>
+              <w:right w:val="single" w:sz="6" w:space="0" w:color="444444"/>
+            </w:tcBorders>
+            <w:vAlign w:val="center"/>
+          </w:tcPr>
+          <w:p>
+            <w:pPr>
+              <w:spacing w:line="240" w:lineRule="auto"/>
+            </w:pPr>
+            <w:r>
+              <w:rPr>
+                <w:sz w:val="18"/>
+              </w:rPr>
+              <w:t>Email:</w:t>
+            </w:r>
+          </w:p>
+        </w:tc>
+      </w:tr>
+    </w:tbl>
+    <w:p>
+      <w:pPr>
+        <w:spacing w:before="320" w:after="320" w:line="252" w:lineRule="auto"/>
+        <w:jc w:val="right"/>
+      </w:pPr>
+      <w:r>
+        <w:rPr>
+          <w:b/>
+        </w:rPr>
+        <w:t>Date and place</w:t>
+      </w:r>
+    </w:p>
+    <w:p>
+      <w:pPr>
+        <w:spacing w:after="320" w:line="252" w:lineRule="auto"/>
+      </w:pPr>
+      <w:proofErr w:type="spellStart"/>
+      <w:r>
+        <w:rPr>
+          <w:b/>
+        </w:rPr>
+        <w:t>Identification</w:t>
+      </w:r>
+      <w:proofErr w:type="spellEnd"/>
+      <w:r>
+        <w:rPr>
+          <w:b/>
+        </w:rPr>
+        <w:t xml:space="preserve"> </w:t>
+      </w:r>
+      <w:proofErr w:type="spellStart"/>
+      <w:r>
+        <w:rPr>
+          <w:b/>
+        </w:rPr>
+        <w:t>of</w:t>
+      </w:r>
+      <w:proofErr w:type="spellEnd"/>
+      <w:r>
+        <w:rPr>
+          <w:b/>
+        </w:rPr>
+        <w:t xml:space="preserve"> </w:t>
+      </w:r>
+      <w:proofErr w:type="spellStart"/>
+      <w:r>
+        <w:rPr>
+          <w:b/>
+        </w:rPr>
+        <w:t>the</w:t>
+      </w:r>
+      <w:proofErr w:type="spellEnd"/>
+      <w:r>
+        <w:rPr>
+          <w:b/>
+        </w:rPr>
+        <w:t xml:space="preserve"> </w:t>
+      </w:r>
+      <w:proofErr w:type="spellStart"/>
+      <w:r>
+        <w:rPr>
+          <w:b/>
+        </w:rPr>
+        <w:t>organization</w:t>
+      </w:r>
+      <w:proofErr w:type="spellEnd"/>
+      <w:r>
+        <w:rPr>
+          <w:b/>
+        </w:rPr>
+        <w:t xml:space="preserve"> representative</w:t>
+      </w:r>
+    </w:p>
+    <w:p>
+      <w:pPr>
+        <w:spacing w:after="400" w:line="252" w:lineRule="auto"/>
+      </w:pPr>
+      <w:r>
+        <w:t xml:space="preserve">I am </w:t>
+      </w:r>
+      <w:proofErr w:type="spellStart"/>
+      <w:r>
+        <w:t>pleased</w:t>
+      </w:r>
+      <w:proofErr w:type="spellEnd"/>
+      <w:r>
+        <w:t xml:space="preserve"> </w:t>
+      </w:r>
+      <w:proofErr w:type="spellStart"/>
+      <w:r>
+        <w:t>to</w:t>
+      </w:r>
+      <w:proofErr w:type="spellEnd"/>
+      <w:r>
+        <w:t xml:space="preserve"> </w:t>
+      </w:r>
+      <w:proofErr w:type="spellStart"/>
+      <w:r>
+        <w:t>address</w:t>
+      </w:r>
+      <w:proofErr w:type="spellEnd"/>
+      <w:r>
+        <w:t xml:space="preserve"> </w:t>
+      </w:r>
+      <w:proofErr w:type="spellStart"/>
+      <w:r>
+        <w:t>you</w:t>
+      </w:r>
+      <w:proofErr w:type="spellEnd"/>
+      <w:r>
+        <w:t xml:space="preserve"> in </w:t>
+      </w:r>
+      <w:proofErr w:type="spellStart"/>
+      <w:r>
+        <w:t>order</w:t>
+      </w:r>
+      <w:proofErr w:type="spellEnd"/>
+      <w:r>
+        <w:t xml:space="preserve"> </w:t>
+      </w:r>
+      <w:proofErr w:type="spellStart"/>
+      <w:r>
+        <w:t>to</w:t>
+      </w:r>
+      <w:proofErr w:type="spellEnd"/>
+      <w:r>
+        <w:t xml:space="preserve"> </w:t>
+      </w:r>
+      <w:proofErr w:type="spellStart"/>
+      <w:r>
+        <w:t>inform</w:t>
+      </w:r>
+      <w:proofErr w:type="spellEnd"/>
+      <w:r>
+        <w:t xml:space="preserve"> </w:t>
+      </w:r>
+      <w:proofErr w:type="spellStart"/>
+      <w:r>
+        <w:t>you</w:t>
+      </w:r>
+      <w:proofErr w:type="spellEnd"/>
+      <w:r>
+        <w:t xml:space="preserve"> </w:t>
+      </w:r>
+      <w:proofErr w:type="spellStart"/>
+      <w:r>
+        <w:t>that</w:t>
+      </w:r>
+      <w:proofErr w:type="spellEnd"/>
+      <w:r>
+        <w:t xml:space="preserve"> Mr./Mrs. ------------------, </w:t>
+      </w:r>
+      <w:proofErr w:type="spellStart"/>
+      <w:r>
+        <w:t>identified</w:t>
+      </w:r>
+      <w:proofErr w:type="spellEnd"/>
+      <w:r>
+        <w:t xml:space="preserve"> </w:t>
+      </w:r>
+      <w:proofErr w:type="spellStart"/>
+      <w:r>
+        <w:t>with</w:t>
+      </w:r>
+      <w:proofErr w:type="spellEnd"/>
+      <w:r>
+        <w:t xml:space="preserve"> DNI/NIE No. --------------, staff </w:t>
+      </w:r>
+      <w:proofErr w:type="spellStart"/>
+      <w:r>
+        <w:t>member</w:t>
+      </w:r>
+      <w:proofErr w:type="spellEnd"/>
+      <w:r>
+        <w:t xml:space="preserve"> </w:t>
+      </w:r>
+      <w:proofErr w:type="spellStart"/>
+      <w:r>
+        <w:t>of</w:t>
+      </w:r>
+      <w:proofErr w:type="spellEnd"/>
+      <w:r>
+        <w:t xml:space="preserve"> </w:t>
+      </w:r>
+      <w:proofErr w:type="spellStart"/>
+      <w:r>
+        <w:t>the</w:t>
+      </w:r>
+      <w:proofErr w:type="spellEnd"/>
+      <w:r>
+        <w:t xml:space="preserve"> IES Castelar </w:t>
+      </w:r>
+      <w:proofErr w:type="spellStart"/>
+      <w:r>
+        <w:t>that</w:t>
+      </w:r>
+      <w:proofErr w:type="spellEnd"/>
+      <w:r>
+        <w:t xml:space="preserve"> </w:t>
+      </w:r>
+      <w:proofErr w:type="spellStart"/>
+      <w:r>
+        <w:t>you</w:t>
+      </w:r>
+      <w:proofErr w:type="spellEnd"/>
+      <w:r>
+        <w:t xml:space="preserve"> </w:t>
+      </w:r>
+      <w:proofErr w:type="spellStart"/>
+      <w:r>
+        <w:t>represent</w:t>
+      </w:r>
+      <w:proofErr w:type="spellEnd"/>
+      <w:r>
+        <w:t xml:space="preserve">, has </w:t>
+      </w:r>
+      <w:proofErr w:type="spellStart"/>
+      <w:r>
+        <w:t>been</w:t>
+      </w:r>
+      <w:proofErr w:type="spellEnd"/>
+      <w:r>
+        <w:t xml:space="preserve"> </w:t>
+      </w:r>
+      <w:proofErr w:type="spellStart"/>
+      <w:r>
+        <w:t>admitted</w:t>
+      </w:r>
+      <w:proofErr w:type="spellEnd"/>
+      <w:r>
+        <w:t xml:space="preserve"> </w:t>
+      </w:r>
+      <w:proofErr w:type="spellStart"/>
+      <w:r>
+        <w:t>to</w:t>
+      </w:r>
+      <w:proofErr w:type="spellEnd"/>
+      <w:r>
+        <w:t xml:space="preserve"> </w:t>
+      </w:r>
+      <w:proofErr w:type="spellStart"/>
+      <w:r>
+        <w:t>carry</w:t>
+      </w:r>
+      <w:proofErr w:type="spellEnd"/>
+      <w:r>
+        <w:t xml:space="preserve"> </w:t>
+      </w:r>
+      <w:proofErr w:type="spellStart"/>
+      <w:r>
+        <w:t>out</w:t>
+      </w:r>
+      <w:proofErr w:type="spellEnd"/>
+      <w:r>
+        <w:t xml:space="preserve"> </w:t>
+      </w:r>
+      <w:proofErr w:type="spellStart"/>
+      <w:r>
+        <w:t>his</w:t>
+      </w:r>
+      <w:proofErr w:type="spellEnd"/>
+      <w:r>
+        <w:t>/</w:t>
+      </w:r>
+      <w:proofErr w:type="spellStart"/>
+      <w:r>
+        <w:t>her</w:t>
+      </w:r>
+      <w:proofErr w:type="spellEnd"/>
+      <w:r>
+        <w:t xml:space="preserve"> Erasmus+ </w:t>
+      </w:r>
+      <w:proofErr w:type="spellStart"/>
+      <w:r>
+        <w:t>mobility</w:t>
+      </w:r>
+      <w:proofErr w:type="spellEnd"/>
+      <w:r>
+        <w:t xml:space="preserve"> in </w:t>
+      </w:r>
+      <w:proofErr w:type="spellStart"/>
+      <w:r>
+        <w:t>our</w:t>
+      </w:r>
+      <w:proofErr w:type="spellEnd"/>
+      <w:r>
+        <w:t xml:space="preserve"> </w:t>
+      </w:r>
+      <w:proofErr w:type="spellStart"/>
+      <w:r>
+        <w:t>organization</w:t>
+      </w:r>
+      <w:proofErr w:type="spellEnd"/>
+      <w:r>
+        <w:t xml:space="preserve"> </w:t>
+      </w:r>
+      <w:proofErr w:type="spellStart"/>
+      <w:r>
+        <w:t>during</w:t>
+      </w:r>
+      <w:proofErr w:type="spellEnd"/>
+      <w:r>
+        <w:t xml:space="preserve"> </w:t>
+      </w:r>
+      <w:proofErr w:type="spellStart"/>
+      <w:r>
+        <w:t>the</w:t>
+      </w:r>
+      <w:proofErr w:type="spellEnd"/>
+      <w:r>
+        <w:t xml:space="preserve"> </w:t>
+      </w:r>
+      <w:proofErr w:type="spellStart"/>
+      <w:r>
+        <w:t>year</w:t>
+      </w:r>
+      <w:proofErr w:type="spellEnd"/>
+      <w:r>
+        <w:t xml:space="preserve"> --------.</w:t>
+      </w:r>
+    </w:p>
+    <w:p>
+      <w:pPr>
+        <w:spacing w:after="560" w:line="252" w:lineRule="auto"/>
+      </w:pPr>
+      <w:r>
+        <w:t>Sincerely,</w:t>
+      </w:r>
+    </w:p>
+    <w:p>
+      <w:pPr>
+        <w:spacing w:after="400" w:line="252" w:lineRule="auto"/>
+      </w:pPr>
+      <w:proofErr w:type="spellStart"/>
+      <w:r>
+        <w:rPr>
+          <w:b/>
+        </w:rPr>
+        <w:t>Signature</w:t>
+      </w:r>
+      <w:proofErr w:type="spellEnd"/>
+      <w:r>
+        <w:rPr>
+          <w:b/>
+        </w:rPr>
+        <w:t xml:space="preserve"> and </w:t>
+      </w:r>
+      <w:proofErr w:type="spellStart"/>
+      <w:r>
+        <w:rPr>
+          <w:b/>
+        </w:rPr>
+        <w:t>stamp</w:t>
+      </w:r>
+      <w:proofErr w:type="spellEnd"/>
+    </w:p>
+    <w:p/>
     <w:sectPr>
-      <w:headerReference r:id="rId6" w:type="default"/>
-      <w:footerReference r:id="rId7" w:type="default"/>
-      <w:pgSz w:h="16834" w:w="11909" w:orient="portrait"/>
-      <w:pgMar w:bottom="1440" w:top="1440" w:left="1440" w:right="1440" w:header="720" w:footer="720"/>
+      <w:headerReference w:type="default" r:id="rId7"/>
+      <w:footerReference w:type="default" r:id="rId8"/>
+      <w:pgSz w:w="11909" w:h="16834"/>
+      <w:pgMar w:top="1440" w:right="1440" w:bottom="1440" w:left="1440" w:header="720" w:footer="720" w:gutter="0"/>
       <w:pgNumType w:start="1"/>
+      <w:cols w:space="720"/>
     </w:sectPr>
   </w:body>
 </w:document>
 </file>
 
+<file path=word/endnotes.xml><?xml version="1.0" encoding="utf-8"?>
+<w:endnotes xmlns:wpc="http://schemas.microsoft.com/office/word/2010/wordprocessingCanvas" xmlns:cx="http://schemas.microsoft.com/office/drawing/2014/chartex" xmlns:cx1="http://schemas.microsoft.com/office/drawing/2015/9/8/chartex" xmlns:cx2="http://schemas.microsoft.com/office/drawing/2015/10/21/chartex" xmlns:cx3="http://schemas.microsoft.com/office/drawing/2016/5/9/chartex" xmlns:cx4="http://schemas.microsoft.com/office/drawing/2016/5/10/chartex" xmlns:cx5="http://schemas.microsoft.com/office/drawing/2016/5/11/chartex" xmlns:cx6="http://schemas.microsoft.com/office/drawing/2016/5/12/chartex" xmlns:cx7="http://schemas.microsoft.com/office/drawing/2016/5/13/chartex" xmlns:cx8="http://schemas.microsoft.com/office/drawing/2016/5/14/chartex" xmlns:mc="http://schemas.openxmlformats.org/markup-compatibility/2006" xmlns:aink="http://schemas.microsoft.com/office/drawing/2016/ink" xmlns:am3d="http://schemas.microsoft.com/office/drawing/2017/model3d" xmlns:o="urn:schemas-microsoft-com:office:office" xmlns:oel="http://schemas.microsoft.com/office/2019/extlst" xmlns:r="http://schemas.openxmlformats.org/officeDocument/2006/relationships" xmlns:m="http://schemas.openxmlformats.org/officeDocument/2006/math" xmlns:v="urn:schemas-microsoft-com:vml" xmlns:wp14="http://schemas.microsoft.com/office/word/2010/wordprocessingDrawing" xmlns:wp="http://schemas.openxmlformats.org/drawingml/2006/wordprocessingDrawing" xmlns:w10="urn:schemas-microsoft-com:office:word" xmlns:w="http://schemas.openxmlformats.org/wordprocessingml/2006/main" xmlns:w14="http://schemas.microsoft.com/office/word/2010/wordml" xmlns:w15="http://schemas.microsoft.com/office/word/2012/wordml" xmlns:w16cex="http://schemas.microsoft.com/office/word/2018/wordml/cex" xmlns:w16cid="http://schemas.microsoft.com/office/word/2016/wordml/cid" xmlns:w16="http://schemas.microsoft.com/office/word/2018/wordml" xmlns:w16du="http://schemas.microsoft.com/office/word/2023/wordml/word16du" xmlns:w16sdtdh="http://schemas.microsoft.com/office/word/2020/wordml/sdtdatahash" xmlns:w16sdtfl="http://schemas.microsoft.com/office/word/2024/wordml/sdtformatlock" xmlns:w16se="http://schemas.microsoft.com/office/word/2015/wordml/symex" xmlns:wpg="http://schemas.microsoft.com/office/word/2010/wordprocessingGroup" xmlns:wpi="http://schemas.microsoft.com/office/word/2010/wordprocessingInk" xmlns:wne="http://schemas.microsoft.com/office/word/2006/wordml" xmlns:wps="http://schemas.microsoft.com/office/word/2010/wordprocessingShape" mc:Ignorable="w14 w15 w16se w16cid w16 w16cex w16sdtdh w16sdtfl w16du wp14">
+  <w:endnote w:type="separator" w:id="-1">
+    <w:p>
+      <w:pPr>
+        <w:spacing w:line="240" w:lineRule="auto"/>
+      </w:pPr>
+      <w:r>
+        <w:separator/>
+      </w:r>
+    </w:p>
+  </w:endnote>
+  <w:endnote w:type="continuationSeparator" w:id="0">
+    <w:p>
+      <w:pPr>
+        <w:spacing w:line="240" w:lineRule="auto"/>
+      </w:pPr>
+      <w:r>
+        <w:continuationSeparator/>
+      </w:r>
+    </w:p>
+  </w:endnote>
+</w:endnotes>
+</file>
+
 <file path=word/footer1.xml><?xml version="1.0" encoding="utf-8"?>
-<w:ftr xmlns:mc="http://schemas.openxmlformats.org/markup-compatibility/2006" xmlns:o="urn:schemas-microsoft-com:office:office" xmlns:r="http://schemas.openxmlformats.org/officeDocument/2006/relationships" xmlns:m="http://schemas.openxmlformats.org/officeDocument/2006/math" xmlns:v="urn:schemas-microsoft-com:vml" xmlns:wp="http://schemas.openxmlformats.org/drawingml/2006/wordprocessingDrawing" xmlns:w10="urn:schemas-microsoft-com:office:word" xmlns:w="http://schemas.openxmlformats.org/wordprocessingml/2006/main" xmlns:wne="http://schemas.microsoft.com/office/word/2006/wordml" xmlns:sl="http://schemas.openxmlformats.org/schemaLibrary/2006/main" xmlns:a="http://schemas.openxmlformats.org/drawingml/2006/main" xmlns:pic="http://schemas.openxmlformats.org/drawingml/2006/picture" xmlns:c="http://schemas.openxmlformats.org/drawingml/2006/chart" xmlns:lc="http://schemas.openxmlformats.org/drawingml/2006/lockedCanvas" xmlns:dgm="http://schemas.openxmlformats.org/drawingml/2006/diagram" xmlns:wps="http://schemas.microsoft.com/office/word/2010/wordprocessingShape" xmlns:wpg="http://schemas.microsoft.com/office/word/2010/wordprocessingGroup" xmlns:w14="http://schemas.microsoft.com/office/word/2010/wordml" xmlns:w15="http://schemas.microsoft.com/office/word/2012/wordml" xmlns:w16="http://schemas.microsoft.com/office/word/2018/wordml" xmlns:w16cex="http://schemas.microsoft.com/office/word/2018/wordml/cex" xmlns:w16cid="http://schemas.microsoft.com/office/word/2016/wordml/cid" xmlns="http://schemas.microsoft.com/office/tasks/2019/documenttasks" xmlns:cr="http://schemas.microsoft.com/office/comments/2020/reactions">
+<w:ftr xmlns:wpc="http://schemas.microsoft.com/office/word/2010/wordprocessingCanvas" xmlns:cx="http://schemas.microsoft.com/office/drawing/2014/chartex" xmlns:cx1="http://schemas.microsoft.com/office/drawing/2015/9/8/chartex" xmlns:cx2="http://schemas.microsoft.com/office/drawing/2015/10/21/chartex" xmlns:cx3="http://schemas.microsoft.com/office/drawing/2016/5/9/chartex" xmlns:cx4="http://schemas.microsoft.com/office/drawing/2016/5/10/chartex" xmlns:cx5="http://schemas.microsoft.com/office/drawing/2016/5/11/chartex" xmlns:cx6="http://schemas.microsoft.com/office/drawing/2016/5/12/chartex" xmlns:cx7="http://schemas.microsoft.com/office/drawing/2016/5/13/chartex" xmlns:cx8="http://schemas.microsoft.com/office/drawing/2016/5/14/chartex" xmlns:mc="http://schemas.openxmlformats.org/markup-compatibility/2006" xmlns:aink="http://schemas.microsoft.com/office/drawing/2016/ink" xmlns:am3d="http://schemas.microsoft.com/office/drawing/2017/model3d" xmlns:o="urn:schemas-microsoft-com:office:office" xmlns:oel="http://schemas.microsoft.com/office/2019/extlst" xmlns:r="http://schemas.openxmlformats.org/officeDocument/2006/relationships" xmlns:m="http://schemas.openxmlformats.org/officeDocument/2006/math" xmlns:v="urn:schemas-microsoft-com:vml" xmlns:wp14="http://schemas.microsoft.com/office/word/2010/wordprocessingDrawing" xmlns:wp="http://schemas.openxmlformats.org/drawingml/2006/wordprocessingDrawing" xmlns:w10="urn:schemas-microsoft-com:office:word" xmlns:w="http://schemas.openxmlformats.org/wordprocessingml/2006/main" xmlns:w14="http://schemas.microsoft.com/office/word/2010/wordml" xmlns:w15="http://schemas.microsoft.com/office/word/2012/wordml" xmlns:w16cex="http://schemas.microsoft.com/office/word/2018/wordml/cex" xmlns:w16cid="http://schemas.microsoft.com/office/word/2016/wordml/cid" xmlns:w16="http://schemas.microsoft.com/office/word/2018/wordml" xmlns:w16du="http://schemas.microsoft.com/office/word/2023/wordml/word16du" xmlns:w16sdtdh="http://schemas.microsoft.com/office/word/2020/wordml/sdtdatahash" xmlns:w16sdtfl="http://schemas.microsoft.com/office/word/2024/wordml/sdtformatlock" xmlns:w16se="http://schemas.microsoft.com/office/word/2015/wordml/symex" xmlns:wpg="http://schemas.microsoft.com/office/word/2010/wordprocessingGroup" xmlns:wpi="http://schemas.microsoft.com/office/word/2010/wordprocessingInk" xmlns:wne="http://schemas.microsoft.com/office/word/2006/wordml" xmlns:wps="http://schemas.microsoft.com/office/word/2010/wordprocessingShape" mc:Ignorable="w14 w15 w16se w16cid w16 w16cex w16sdtdh w16sdtfl w16du wp14">
   <w:p>
     <w:pPr>
-      <w:spacing w:line="276" w:lineRule="auto"/>
       <w:rPr>
         <w:sz w:val="18"/>
         <w:szCs w:val="18"/>
@@ -1545,34 +5322,44 @@
       <w:t>El proyecto Erasmus+ del IES Castelar está cofinanciado por la Unión Europea. Las opiniones y puntos de vista expresados en este comunicado sólo comprometen a su autor, el IES Castelar, y no reflejan necesariamente los de la Unión Europea ni los del Servicio Español para la Internacionalización de la Educación (SEPIE). Ni la Unión Europea ni la Agencia Nacional SEPIE pueden ser considerados responsables de ellos.</w:t>
     </w:r>
   </w:p>
-  <w:p>
-    <w:pPr>
-      <w:rPr/>
-    </w:pPr>
-    <w:r>
-      <w:rPr>
-        <w:sz w:val="12"/>
-        <w:rtl w:val="0"/>
-      </w:rPr>
-    </w:r>
-  </w:p>
+  <w:p/>
 </w:ftr>
 </file>
 
+<file path=word/footnotes.xml><?xml version="1.0" encoding="utf-8"?>
+<w:footnotes xmlns:wpc="http://schemas.microsoft.com/office/word/2010/wordprocessingCanvas" xmlns:cx="http://schemas.microsoft.com/office/drawing/2014/chartex" xmlns:cx1="http://schemas.microsoft.com/office/drawing/2015/9/8/chartex" xmlns:cx2="http://schemas.microsoft.com/office/drawing/2015/10/21/chartex" xmlns:cx3="http://schemas.microsoft.com/office/drawing/2016/5/9/chartex" xmlns:cx4="http://schemas.microsoft.com/office/drawing/2016/5/10/chartex" xmlns:cx5="http://schemas.microsoft.com/office/drawing/2016/5/11/chartex" xmlns:cx6="http://schemas.microsoft.com/office/drawing/2016/5/12/chartex" xmlns:cx7="http://schemas.microsoft.com/office/drawing/2016/5/13/chartex" xmlns:cx8="http://schemas.microsoft.com/office/drawing/2016/5/14/chartex" xmlns:mc="http://schemas.openxmlformats.org/markup-compatibility/2006" xmlns:aink="http://schemas.microsoft.com/office/drawing/2016/ink" xmlns:am3d="http://schemas.microsoft.com/office/drawing/2017/model3d" xmlns:o="urn:schemas-microsoft-com:office:office" xmlns:oel="http://schemas.microsoft.com/office/2019/extlst" xmlns:r="http://schemas.openxmlformats.org/officeDocument/2006/relationships" xmlns:m="http://schemas.openxmlformats.org/officeDocument/2006/math" xmlns:v="urn:schemas-microsoft-com:vml" xmlns:wp14="http://schemas.microsoft.com/office/word/2010/wordprocessingDrawing" xmlns:wp="http://schemas.openxmlformats.org/drawingml/2006/wordprocessingDrawing" xmlns:w10="urn:schemas-microsoft-com:office:word" xmlns:w="http://schemas.openxmlformats.org/wordprocessingml/2006/main" xmlns:w14="http://schemas.microsoft.com/office/word/2010/wordml" xmlns:w15="http://schemas.microsoft.com/office/word/2012/wordml" xmlns:w16cex="http://schemas.microsoft.com/office/word/2018/wordml/cex" xmlns:w16cid="http://schemas.microsoft.com/office/word/2016/wordml/cid" xmlns:w16="http://schemas.microsoft.com/office/word/2018/wordml" xmlns:w16du="http://schemas.microsoft.com/office/word/2023/wordml/word16du" xmlns:w16sdtdh="http://schemas.microsoft.com/office/word/2020/wordml/sdtdatahash" xmlns:w16sdtfl="http://schemas.microsoft.com/office/word/2024/wordml/sdtformatlock" xmlns:w16se="http://schemas.microsoft.com/office/word/2015/wordml/symex" xmlns:wpg="http://schemas.microsoft.com/office/word/2010/wordprocessingGroup" xmlns:wpi="http://schemas.microsoft.com/office/word/2010/wordprocessingInk" xmlns:wne="http://schemas.microsoft.com/office/word/2006/wordml" xmlns:wps="http://schemas.microsoft.com/office/word/2010/wordprocessingShape" mc:Ignorable="w14 w15 w16se w16cid w16 w16cex w16sdtdh w16sdtfl w16du wp14">
+  <w:footnote w:type="separator" w:id="-1">
+    <w:p>
+      <w:pPr>
+        <w:spacing w:line="240" w:lineRule="auto"/>
+      </w:pPr>
+      <w:r>
+        <w:separator/>
+      </w:r>
+    </w:p>
+  </w:footnote>
+  <w:footnote w:type="continuationSeparator" w:id="0">
+    <w:p>
+      <w:pPr>
+        <w:spacing w:line="240" w:lineRule="auto"/>
+      </w:pPr>
+      <w:r>
+        <w:continuationSeparator/>
+      </w:r>
+    </w:p>
+  </w:footnote>
+</w:footnotes>
+</file>
+
 <file path=word/header1.xml><?xml version="1.0" encoding="utf-8"?>
-<w:hdr xmlns:mc="http://schemas.openxmlformats.org/markup-compatibility/2006" xmlns:o="urn:schemas-microsoft-com:office:office" xmlns:r="http://schemas.openxmlformats.org/officeDocument/2006/relationships" xmlns:m="http://schemas.openxmlformats.org/officeDocument/2006/math" xmlns:v="urn:schemas-microsoft-com:vml" xmlns:wp="http://schemas.openxmlformats.org/drawingml/2006/wordprocessingDrawing" xmlns:w10="urn:schemas-microsoft-com:office:word" xmlns:w="http://schemas.openxmlformats.org/wordprocessingml/2006/main" xmlns:wne="http://schemas.microsoft.com/office/word/2006/wordml" xmlns:sl="http://schemas.openxmlformats.org/schemaLibrary/2006/main" xmlns:a="http://schemas.openxmlformats.org/drawingml/2006/main" xmlns:pic="http://schemas.openxmlformats.org/drawingml/2006/picture" xmlns:c="http://schemas.openxmlformats.org/drawingml/2006/chart" xmlns:lc="http://schemas.openxmlformats.org/drawingml/2006/lockedCanvas" xmlns:dgm="http://schemas.openxmlformats.org/drawingml/2006/diagram" xmlns:wps="http://schemas.microsoft.com/office/word/2010/wordprocessingShape" xmlns:wpg="http://schemas.microsoft.com/office/word/2010/wordprocessingGroup" xmlns:w14="http://schemas.microsoft.com/office/word/2010/wordml" xmlns:w15="http://schemas.microsoft.com/office/word/2012/wordml" xmlns:w16="http://schemas.microsoft.com/office/word/2018/wordml" xmlns:w16cex="http://schemas.microsoft.com/office/word/2018/wordml/cex" xmlns:w16cid="http://schemas.microsoft.com/office/word/2016/wordml/cid" xmlns="http://schemas.microsoft.com/office/tasks/2019/documenttasks" xmlns:cr="http://schemas.microsoft.com/office/comments/2020/reactions">
+<w:hdr xmlns:wpc="http://schemas.microsoft.com/office/word/2010/wordprocessingCanvas" xmlns:cx="http://schemas.microsoft.com/office/drawing/2014/chartex" xmlns:cx1="http://schemas.microsoft.com/office/drawing/2015/9/8/chartex" xmlns:cx2="http://schemas.microsoft.com/office/drawing/2015/10/21/chartex" xmlns:cx3="http://schemas.microsoft.com/office/drawing/2016/5/9/chartex" xmlns:cx4="http://schemas.microsoft.com/office/drawing/2016/5/10/chartex" xmlns:cx5="http://schemas.microsoft.com/office/drawing/2016/5/11/chartex" xmlns:cx6="http://schemas.microsoft.com/office/drawing/2016/5/12/chartex" xmlns:cx7="http://schemas.microsoft.com/office/drawing/2016/5/13/chartex" xmlns:cx8="http://schemas.microsoft.com/office/drawing/2016/5/14/chartex" xmlns:mc="http://schemas.openxmlformats.org/markup-compatibility/2006" xmlns:aink="http://schemas.microsoft.com/office/drawing/2016/ink" xmlns:am3d="http://schemas.microsoft.com/office/drawing/2017/model3d" xmlns:o="urn:schemas-microsoft-com:office:office" xmlns:oel="http://schemas.microsoft.com/office/2019/extlst" xmlns:r="http://schemas.openxmlformats.org/officeDocument/2006/relationships" xmlns:m="http://schemas.openxmlformats.org/officeDocument/2006/math" xmlns:v="urn:schemas-microsoft-com:vml" xmlns:wp14="http://schemas.microsoft.com/office/word/2010/wordprocessingDrawing" xmlns:wp="http://schemas.openxmlformats.org/drawingml/2006/wordprocessingDrawing" xmlns:w10="urn:schemas-microsoft-com:office:word" xmlns:w="http://schemas.openxmlformats.org/wordprocessingml/2006/main" xmlns:w14="http://schemas.microsoft.com/office/word/2010/wordml" xmlns:w15="http://schemas.microsoft.com/office/word/2012/wordml" xmlns:w16cex="http://schemas.microsoft.com/office/word/2018/wordml/cex" xmlns:w16cid="http://schemas.microsoft.com/office/word/2016/wordml/cid" xmlns:w16="http://schemas.microsoft.com/office/word/2018/wordml" xmlns:w16du="http://schemas.microsoft.com/office/word/2023/wordml/word16du" xmlns:w16sdtdh="http://schemas.microsoft.com/office/word/2020/wordml/sdtdatahash" xmlns:w16sdtfl="http://schemas.microsoft.com/office/word/2024/wordml/sdtformatlock" xmlns:w16se="http://schemas.microsoft.com/office/word/2015/wordml/symex" xmlns:wpg="http://schemas.microsoft.com/office/word/2010/wordprocessingGroup" xmlns:wpi="http://schemas.microsoft.com/office/word/2010/wordprocessingInk" xmlns:wne="http://schemas.microsoft.com/office/word/2006/wordml" xmlns:wps="http://schemas.microsoft.com/office/word/2010/wordprocessingShape" mc:Ignorable="w14 w15 w16se w16cid w16 w16cex w16sdtdh w16sdtfl w16du wp14">
   <w:p>
-    <w:pPr>
-      <w:rPr/>
-    </w:pPr>
     <w:r>
       <w:rPr>
-        <w:rtl w:val="0"/>
+        <w:noProof/>
       </w:rPr>
-    </w:r>
-    <w:r>
       <w:drawing>
-        <wp:anchor allowOverlap="1" behindDoc="0" distB="0" distT="0" distL="0" distR="0" hidden="0" layoutInCell="1" locked="0" relativeHeight="0" simplePos="0">
+        <wp:anchor distT="0" distB="0" distL="0" distR="0" simplePos="0" relativeHeight="251658240" behindDoc="0" locked="0" layoutInCell="1" hidden="0" allowOverlap="1" wp14:anchorId="4676CF34" wp14:editId="56F7D2B5">
           <wp:simplePos x="0" y="0"/>
           <wp:positionH relativeFrom="column">
             <wp:posOffset>0</wp:posOffset>
@@ -1581,19 +5368,20 @@
             <wp:posOffset>-380000</wp:posOffset>
           </wp:positionV>
           <wp:extent cx="713232" cy="713232"/>
-          <wp:effectExtent b="0" l="0" r="0" t="0"/>
+          <wp:effectExtent l="0" t="0" r="0" b="0"/>
           <wp:wrapNone/>
-          <wp:docPr descr="Escudo del IES Castelar" id="1" name="Escudo IES Castelar"/>
-          <a:graphic>
+          <wp:docPr id="1" name="Escudo IES Castelar" descr="Escudo del IES Castelar"/>
+          <wp:cNvGraphicFramePr/>
+          <a:graphic xmlns:a="http://schemas.openxmlformats.org/drawingml/2006/main">
             <a:graphicData uri="http://schemas.openxmlformats.org/drawingml/2006/picture">
-              <pic:pic>
+              <pic:pic xmlns:pic="http://schemas.openxmlformats.org/drawingml/2006/picture">
                 <pic:nvPicPr>
-                  <pic:cNvPr descr="Escudo del IES Castelar" id="0" name="escudo_ies_castelar.jpg"/>
+                  <pic:cNvPr id="0" name="escudo_ies_castelar.jpg" descr="Escudo del IES Castelar"/>
                   <pic:cNvPicPr preferRelativeResize="0"/>
                 </pic:nvPicPr>
                 <pic:blipFill>
                   <a:blip r:embed="rId1"/>
-                  <a:srcRect b="0" l="0" r="0" t="0"/>
+                  <a:srcRect/>
                   <a:stretch>
                     <a:fillRect/>
                   </a:stretch>
@@ -1603,7 +5391,9 @@
                     <a:off x="0" y="0"/>
                     <a:ext cx="713232" cy="713232"/>
                   </a:xfrm>
-                  <a:prstGeom prst="rect"/>
+                  <a:prstGeom prst="rect">
+                    <a:avLst/>
+                  </a:prstGeom>
                   <a:ln/>
                 </pic:spPr>
               </pic:pic>
@@ -1613,8 +5403,11 @@
       </w:drawing>
     </w:r>
     <w:r>
+      <w:rPr>
+        <w:noProof/>
+      </w:rPr>
       <w:drawing>
-        <wp:anchor allowOverlap="1" behindDoc="0" distB="114300" distT="114300" distL="114300" distR="114300" hidden="0" layoutInCell="1" locked="0" relativeHeight="0" simplePos="0">
+        <wp:anchor distT="114300" distB="114300" distL="114300" distR="114300" simplePos="0" relativeHeight="251659264" behindDoc="0" locked="0" layoutInCell="1" hidden="0" allowOverlap="1" wp14:anchorId="7C5B5B44" wp14:editId="57C94706">
           <wp:simplePos x="0" y="0"/>
           <wp:positionH relativeFrom="column">
             <wp:posOffset>4095750</wp:posOffset>
@@ -1623,19 +5416,20 @@
             <wp:posOffset>1</wp:posOffset>
           </wp:positionV>
           <wp:extent cx="2057988" cy="430891"/>
-          <wp:effectExtent b="0" l="0" r="0" t="0"/>
+          <wp:effectExtent l="0" t="0" r="0" b="0"/>
           <wp:wrapNone/>
           <wp:docPr id="2" name="image2.png"/>
-          <a:graphic>
+          <wp:cNvGraphicFramePr/>
+          <a:graphic xmlns:a="http://schemas.openxmlformats.org/drawingml/2006/main">
             <a:graphicData uri="http://schemas.openxmlformats.org/drawingml/2006/picture">
-              <pic:pic>
+              <pic:pic xmlns:pic="http://schemas.openxmlformats.org/drawingml/2006/picture">
                 <pic:nvPicPr>
                   <pic:cNvPr id="0" name="image2.png"/>
                   <pic:cNvPicPr preferRelativeResize="0"/>
                 </pic:nvPicPr>
                 <pic:blipFill>
                   <a:blip r:embed="rId2"/>
-                  <a:srcRect b="0" l="0" r="0" t="0"/>
+                  <a:srcRect/>
                   <a:stretch>
                     <a:fillRect/>
                   </a:stretch>
@@ -1645,7 +5439,9 @@
                     <a:off x="0" y="0"/>
                     <a:ext cx="2057988" cy="430891"/>
                   </a:xfrm>
-                  <a:prstGeom prst="rect"/>
+                  <a:prstGeom prst="rect">
+                    <a:avLst/>
+                  </a:prstGeom>
                   <a:ln/>
                 </pic:spPr>
               </pic:pic>
@@ -1659,8 +5455,11 @@
 </file>
 
 <file path=word/numbering.xml><?xml version="1.0" encoding="utf-8"?>
-<w:numbering xmlns:mc="http://schemas.openxmlformats.org/markup-compatibility/2006" xmlns:o="urn:schemas-microsoft-com:office:office" xmlns:r="http://schemas.openxmlformats.org/officeDocument/2006/relationships" xmlns:m="http://schemas.openxmlformats.org/officeDocument/2006/math" xmlns:v="urn:schemas-microsoft-com:vml" xmlns:wp="http://schemas.openxmlformats.org/drawingml/2006/wordprocessingDrawing" xmlns:w10="urn:schemas-microsoft-com:office:word" xmlns:w="http://schemas.openxmlformats.org/wordprocessingml/2006/main" xmlns:wne="http://schemas.microsoft.com/office/word/2006/wordml" xmlns:sl="http://schemas.openxmlformats.org/schemaLibrary/2006/main" xmlns:a="http://schemas.openxmlformats.org/drawingml/2006/main" xmlns:pic="http://schemas.openxmlformats.org/drawingml/2006/picture" xmlns:c="http://schemas.openxmlformats.org/drawingml/2006/chart" xmlns:lc="http://schemas.openxmlformats.org/drawingml/2006/lockedCanvas" xmlns:dgm="http://schemas.openxmlformats.org/drawingml/2006/diagram" xmlns:wps="http://schemas.microsoft.com/office/word/2010/wordprocessingShape" xmlns:wpg="http://schemas.microsoft.com/office/word/2010/wordprocessingGroup" xmlns:w14="http://schemas.microsoft.com/office/word/2010/wordml" xmlns:w15="http://schemas.microsoft.com/office/word/2012/wordml" xmlns:w16="http://schemas.microsoft.com/office/word/2018/wordml" xmlns:w16cex="http://schemas.microsoft.com/office/word/2018/wordml/cex" xmlns:w16cid="http://schemas.microsoft.com/office/word/2016/wordml/cid" xmlns="http://schemas.microsoft.com/office/tasks/2019/documenttasks" xmlns:cr="http://schemas.microsoft.com/office/comments/2020/reactions">
-  <w:abstractNum w:abstractNumId="1">
+<w:numbering xmlns:wpc="http://schemas.microsoft.com/office/word/2010/wordprocessingCanvas" xmlns:cx="http://schemas.microsoft.com/office/drawing/2014/chartex" xmlns:cx1="http://schemas.microsoft.com/office/drawing/2015/9/8/chartex" xmlns:cx2="http://schemas.microsoft.com/office/drawing/2015/10/21/chartex" xmlns:cx3="http://schemas.microsoft.com/office/drawing/2016/5/9/chartex" xmlns:cx4="http://schemas.microsoft.com/office/drawing/2016/5/10/chartex" xmlns:cx5="http://schemas.microsoft.com/office/drawing/2016/5/11/chartex" xmlns:cx6="http://schemas.microsoft.com/office/drawing/2016/5/12/chartex" xmlns:cx7="http://schemas.microsoft.com/office/drawing/2016/5/13/chartex" xmlns:cx8="http://schemas.microsoft.com/office/drawing/2016/5/14/chartex" xmlns:mc="http://schemas.openxmlformats.org/markup-compatibility/2006" xmlns:aink="http://schemas.microsoft.com/office/drawing/2016/ink" xmlns:am3d="http://schemas.microsoft.com/office/drawing/2017/model3d" xmlns:o="urn:schemas-microsoft-com:office:office" xmlns:oel="http://schemas.microsoft.com/office/2019/extlst" xmlns:r="http://schemas.openxmlformats.org/officeDocument/2006/relationships" xmlns:m="http://schemas.openxmlformats.org/officeDocument/2006/math" xmlns:v="urn:schemas-microsoft-com:vml" xmlns:wp14="http://schemas.microsoft.com/office/word/2010/wordprocessingDrawing" xmlns:wp="http://schemas.openxmlformats.org/drawingml/2006/wordprocessingDrawing" xmlns:w10="urn:schemas-microsoft-com:office:word" xmlns:w="http://schemas.openxmlformats.org/wordprocessingml/2006/main" xmlns:w14="http://schemas.microsoft.com/office/word/2010/wordml" xmlns:w15="http://schemas.microsoft.com/office/word/2012/wordml" xmlns:w16cex="http://schemas.microsoft.com/office/word/2018/wordml/cex" xmlns:w16cid="http://schemas.microsoft.com/office/word/2016/wordml/cid" xmlns:w16="http://schemas.microsoft.com/office/word/2018/wordml" xmlns:w16du="http://schemas.microsoft.com/office/word/2023/wordml/word16du" xmlns:w16sdtdh="http://schemas.microsoft.com/office/word/2020/wordml/sdtdatahash" xmlns:w16sdtfl="http://schemas.microsoft.com/office/word/2024/wordml/sdtformatlock" xmlns:w16se="http://schemas.microsoft.com/office/word/2015/wordml/symex" xmlns:wpg="http://schemas.microsoft.com/office/word/2010/wordprocessingGroup" xmlns:wpi="http://schemas.microsoft.com/office/word/2010/wordprocessingInk" xmlns:wne="http://schemas.microsoft.com/office/word/2006/wordml" xmlns:wps="http://schemas.microsoft.com/office/word/2010/wordprocessingShape" mc:Ignorable="w14 w15 w16se w16cid w16 w16cex w16sdtdh w16sdtfl w16du wp14">
+  <w:abstractNum w:abstractNumId="0" w15:restartNumberingAfterBreak="0">
+    <w:nsid w:val="3E753F25"/>
+    <w:multiLevelType w:val="multilevel"/>
+    <w:tmpl w:val="915281E4"/>
     <w:lvl w:ilvl="0">
       <w:start w:val="1"/>
       <w:numFmt w:val="bullet"/>
@@ -1770,7 +5569,10 @@
       </w:rPr>
     </w:lvl>
   </w:abstractNum>
-  <w:abstractNum w:abstractNumId="2">
+  <w:abstractNum w:abstractNumId="1" w15:restartNumberingAfterBreak="0">
+    <w:nsid w:val="50E1046B"/>
+    <w:multiLevelType w:val="multilevel"/>
+    <w:tmpl w:val="4322EF1C"/>
     <w:lvl w:ilvl="0">
       <w:start w:val="1"/>
       <w:numFmt w:val="bullet"/>
@@ -1880,24 +5682,24 @@
       </w:rPr>
     </w:lvl>
   </w:abstractNum>
-  <w:num w:numId="1">
+  <w:num w:numId="1" w16cid:durableId="50034640">
+    <w:abstractNumId w:val="0"/>
+  </w:num>
+  <w:num w:numId="2" w16cid:durableId="1722358680">
     <w:abstractNumId w:val="1"/>
-  </w:num>
-  <w:num w:numId="2">
-    <w:abstractNumId w:val="2"/>
   </w:num>
 </w:numbering>
 </file>
 
 <file path=word/styles.xml><?xml version="1.0" encoding="utf-8"?>
-<w:styles xmlns:mc="http://schemas.openxmlformats.org/markup-compatibility/2006" xmlns:o="urn:schemas-microsoft-com:office:office" xmlns:r="http://schemas.openxmlformats.org/officeDocument/2006/relationships" xmlns:m="http://schemas.openxmlformats.org/officeDocument/2006/math" xmlns:v="urn:schemas-microsoft-com:vml" xmlns:wp="http://schemas.openxmlformats.org/drawingml/2006/wordprocessingDrawing" xmlns:w10="urn:schemas-microsoft-com:office:word" xmlns:w="http://schemas.openxmlformats.org/wordprocessingml/2006/main" xmlns:wne="http://schemas.microsoft.com/office/word/2006/wordml" xmlns:sl="http://schemas.openxmlformats.org/schemaLibrary/2006/main" xmlns:a="http://schemas.openxmlformats.org/drawingml/2006/main" xmlns:pic="http://schemas.openxmlformats.org/drawingml/2006/picture" xmlns:c="http://schemas.openxmlformats.org/drawingml/2006/chart" xmlns:lc="http://schemas.openxmlformats.org/drawingml/2006/lockedCanvas" xmlns:dgm="http://schemas.openxmlformats.org/drawingml/2006/diagram" xmlns:wps="http://schemas.microsoft.com/office/word/2010/wordprocessingShape" xmlns:wpg="http://schemas.microsoft.com/office/word/2010/wordprocessingGroup" xmlns:w14="http://schemas.microsoft.com/office/word/2010/wordml" xmlns:w15="http://schemas.microsoft.com/office/word/2012/wordml" xmlns:w16="http://schemas.microsoft.com/office/word/2018/wordml" xmlns:w16cex="http://schemas.microsoft.com/office/word/2018/wordml/cex" xmlns:w16cid="http://schemas.microsoft.com/office/word/2016/wordml/cid" xmlns="http://schemas.microsoft.com/office/tasks/2019/documenttasks" xmlns:cr="http://schemas.microsoft.com/office/comments/2020/reactions">
+<w:styles xmlns:mc="http://schemas.openxmlformats.org/markup-compatibility/2006" xmlns:r="http://schemas.openxmlformats.org/officeDocument/2006/relationships" xmlns:w="http://schemas.openxmlformats.org/wordprocessingml/2006/main" xmlns:w14="http://schemas.microsoft.com/office/word/2010/wordml" xmlns:w15="http://schemas.microsoft.com/office/word/2012/wordml" xmlns:w16cex="http://schemas.microsoft.com/office/word/2018/wordml/cex" xmlns:w16cid="http://schemas.microsoft.com/office/word/2016/wordml/cid" xmlns:w16="http://schemas.microsoft.com/office/word/2018/wordml" xmlns:w16du="http://schemas.microsoft.com/office/word/2023/wordml/word16du" xmlns:w16sdtdh="http://schemas.microsoft.com/office/word/2020/wordml/sdtdatahash" xmlns:w16sdtfl="http://schemas.microsoft.com/office/word/2024/wordml/sdtformatlock" xmlns:w16se="http://schemas.microsoft.com/office/word/2015/wordml/symex" mc:Ignorable="w14 w15 w16se w16cid w16 w16cex w16sdtdh w16sdtfl w16du">
   <w:docDefaults>
     <w:rPrDefault>
       <w:rPr>
-        <w:rFonts w:ascii="Arial" w:cs="Arial" w:eastAsia="Arial" w:hAnsi="Arial"/>
+        <w:rFonts w:ascii="Arial" w:eastAsia="Arial" w:hAnsi="Arial" w:cs="Arial"/>
         <w:sz w:val="22"/>
         <w:szCs w:val="22"/>
-        <w:lang w:val="es"/>
+        <w:lang w:val="es" w:eastAsia="es-ES" w:bidi="ar-SA"/>
       </w:rPr>
     </w:rPrDefault>
     <w:pPrDefault>
@@ -1906,79 +5708,457 @@
       </w:pPr>
     </w:pPrDefault>
   </w:docDefaults>
-  <w:style w:type="table" w:styleId="TableNormal" w:default="1">
-    <w:name w:val="TableNormal"/>
-    <w:tblPr>
-      <w:tblCellMar>
-        <w:top w:w="100.0" w:type="dxa"/>
-        <w:left w:w="100.0" w:type="dxa"/>
-        <w:bottom w:w="100.0" w:type="dxa"/>
-        <w:right w:w="100.0" w:type="dxa"/>
-      </w:tblCellMar>
-    </w:tblPr>
+  <w:latentStyles w:defLockedState="0" w:defUIPriority="99" w:defSemiHidden="0" w:defUnhideWhenUsed="0" w:defQFormat="0" w:count="376">
+    <w:lsdException w:name="Normal" w:uiPriority="0" w:qFormat="1"/>
+    <w:lsdException w:name="heading 1" w:uiPriority="9" w:qFormat="1"/>
+    <w:lsdException w:name="heading 2" w:semiHidden="1" w:uiPriority="9" w:unhideWhenUsed="1" w:qFormat="1"/>
+    <w:lsdException w:name="heading 3" w:semiHidden="1" w:uiPriority="9" w:unhideWhenUsed="1" w:qFormat="1"/>
+    <w:lsdException w:name="heading 4" w:semiHidden="1" w:uiPriority="9" w:unhideWhenUsed="1" w:qFormat="1"/>
+    <w:lsdException w:name="heading 5" w:semiHidden="1" w:uiPriority="9" w:unhideWhenUsed="1" w:qFormat="1"/>
+    <w:lsdException w:name="heading 6" w:semiHidden="1" w:uiPriority="9" w:unhideWhenUsed="1" w:qFormat="1"/>
+    <w:lsdException w:name="heading 7" w:semiHidden="1" w:uiPriority="9" w:unhideWhenUsed="1" w:qFormat="1"/>
+    <w:lsdException w:name="heading 8" w:semiHidden="1" w:uiPriority="9" w:unhideWhenUsed="1" w:qFormat="1"/>
+    <w:lsdException w:name="heading 9" w:semiHidden="1" w:uiPriority="9" w:unhideWhenUsed="1" w:qFormat="1"/>
+    <w:lsdException w:name="index 1" w:semiHidden="1" w:unhideWhenUsed="1"/>
+    <w:lsdException w:name="index 2" w:semiHidden="1" w:unhideWhenUsed="1"/>
+    <w:lsdException w:name="index 3" w:semiHidden="1" w:unhideWhenUsed="1"/>
+    <w:lsdException w:name="index 4" w:semiHidden="1" w:unhideWhenUsed="1"/>
+    <w:lsdException w:name="index 5" w:semiHidden="1" w:unhideWhenUsed="1"/>
+    <w:lsdException w:name="index 6" w:semiHidden="1" w:unhideWhenUsed="1"/>
+    <w:lsdException w:name="index 7" w:semiHidden="1" w:unhideWhenUsed="1"/>
+    <w:lsdException w:name="index 8" w:semiHidden="1" w:unhideWhenUsed="1"/>
+    <w:lsdException w:name="index 9" w:semiHidden="1" w:unhideWhenUsed="1"/>
+    <w:lsdException w:name="toc 1" w:semiHidden="1" w:uiPriority="39" w:unhideWhenUsed="1"/>
+    <w:lsdException w:name="toc 2" w:semiHidden="1" w:uiPriority="39" w:unhideWhenUsed="1"/>
+    <w:lsdException w:name="toc 3" w:semiHidden="1" w:uiPriority="39" w:unhideWhenUsed="1"/>
+    <w:lsdException w:name="toc 4" w:semiHidden="1" w:uiPriority="39" w:unhideWhenUsed="1"/>
+    <w:lsdException w:name="toc 5" w:semiHidden="1" w:uiPriority="39" w:unhideWhenUsed="1"/>
+    <w:lsdException w:name="toc 6" w:semiHidden="1" w:uiPriority="39" w:unhideWhenUsed="1"/>
+    <w:lsdException w:name="toc 7" w:semiHidden="1" w:uiPriority="39" w:unhideWhenUsed="1"/>
+    <w:lsdException w:name="toc 8" w:semiHidden="1" w:uiPriority="39" w:unhideWhenUsed="1"/>
+    <w:lsdException w:name="toc 9" w:semiHidden="1" w:uiPriority="39" w:unhideWhenUsed="1"/>
+    <w:lsdException w:name="Normal Indent" w:semiHidden="1" w:unhideWhenUsed="1"/>
+    <w:lsdException w:name="footnote text" w:semiHidden="1" w:unhideWhenUsed="1"/>
+    <w:lsdException w:name="annotation text" w:semiHidden="1" w:unhideWhenUsed="1"/>
+    <w:lsdException w:name="header" w:semiHidden="1" w:unhideWhenUsed="1"/>
+    <w:lsdException w:name="footer" w:semiHidden="1" w:unhideWhenUsed="1"/>
+    <w:lsdException w:name="index heading" w:semiHidden="1" w:unhideWhenUsed="1"/>
+    <w:lsdException w:name="caption" w:semiHidden="1" w:uiPriority="35" w:unhideWhenUsed="1" w:qFormat="1"/>
+    <w:lsdException w:name="table of figures" w:semiHidden="1" w:unhideWhenUsed="1"/>
+    <w:lsdException w:name="envelope address" w:semiHidden="1" w:unhideWhenUsed="1"/>
+    <w:lsdException w:name="envelope return" w:semiHidden="1" w:unhideWhenUsed="1"/>
+    <w:lsdException w:name="footnote reference" w:semiHidden="1" w:unhideWhenUsed="1"/>
+    <w:lsdException w:name="annotation reference" w:semiHidden="1" w:unhideWhenUsed="1"/>
+    <w:lsdException w:name="line number" w:semiHidden="1" w:unhideWhenUsed="1"/>
+    <w:lsdException w:name="page number" w:semiHidden="1" w:unhideWhenUsed="1"/>
+    <w:lsdException w:name="endnote reference" w:semiHidden="1" w:unhideWhenUsed="1"/>
+    <w:lsdException w:name="endnote text" w:semiHidden="1" w:unhideWhenUsed="1"/>
+    <w:lsdException w:name="table of authorities" w:semiHidden="1" w:unhideWhenUsed="1"/>
+    <w:lsdException w:name="macro" w:semiHidden="1" w:unhideWhenUsed="1"/>
+    <w:lsdException w:name="toa heading" w:semiHidden="1" w:unhideWhenUsed="1"/>
+    <w:lsdException w:name="List" w:semiHidden="1" w:unhideWhenUsed="1"/>
+    <w:lsdException w:name="List Bullet" w:semiHidden="1" w:unhideWhenUsed="1"/>
+    <w:lsdException w:name="List Number" w:semiHidden="1" w:unhideWhenUsed="1"/>
+    <w:lsdException w:name="List 2" w:semiHidden="1" w:unhideWhenUsed="1"/>
+    <w:lsdException w:name="List 3" w:semiHidden="1" w:unhideWhenUsed="1"/>
+    <w:lsdException w:name="List 4" w:semiHidden="1" w:unhideWhenUsed="1"/>
+    <w:lsdException w:name="List 5" w:semiHidden="1" w:unhideWhenUsed="1"/>
+    <w:lsdException w:name="List Bullet 2" w:semiHidden="1" w:unhideWhenUsed="1"/>
+    <w:lsdException w:name="List Bullet 3" w:semiHidden="1" w:unhideWhenUsed="1"/>
+    <w:lsdException w:name="List Bullet 4" w:semiHidden="1" w:unhideWhenUsed="1"/>
+    <w:lsdException w:name="List Bullet 5" w:semiHidden="1" w:unhideWhenUsed="1"/>
+    <w:lsdException w:name="List Number 2" w:semiHidden="1" w:unhideWhenUsed="1"/>
+    <w:lsdException w:name="List Number 3" w:semiHidden="1" w:unhideWhenUsed="1"/>
+    <w:lsdException w:name="List Number 4" w:semiHidden="1" w:unhideWhenUsed="1"/>
+    <w:lsdException w:name="List Number 5" w:semiHidden="1" w:unhideWhenUsed="1"/>
+    <w:lsdException w:name="Title" w:uiPriority="10" w:qFormat="1"/>
+    <w:lsdException w:name="Closing" w:semiHidden="1" w:unhideWhenUsed="1"/>
+    <w:lsdException w:name="Signature" w:semiHidden="1" w:unhideWhenUsed="1"/>
+    <w:lsdException w:name="Default Paragraph Font" w:semiHidden="1" w:uiPriority="1" w:unhideWhenUsed="1"/>
+    <w:lsdException w:name="Body Text" w:semiHidden="1" w:unhideWhenUsed="1"/>
+    <w:lsdException w:name="Body Text Indent" w:semiHidden="1" w:unhideWhenUsed="1"/>
+    <w:lsdException w:name="List Continue" w:semiHidden="1" w:unhideWhenUsed="1"/>
+    <w:lsdException w:name="List Continue 2" w:semiHidden="1" w:unhideWhenUsed="1"/>
+    <w:lsdException w:name="List Continue 3" w:semiHidden="1" w:unhideWhenUsed="1"/>
+    <w:lsdException w:name="List Continue 4" w:semiHidden="1" w:unhideWhenUsed="1"/>
+    <w:lsdException w:name="List Continue 5" w:semiHidden="1" w:unhideWhenUsed="1"/>
+    <w:lsdException w:name="Message Header" w:semiHidden="1" w:unhideWhenUsed="1"/>
+    <w:lsdException w:name="Subtitle" w:uiPriority="11" w:qFormat="1"/>
+    <w:lsdException w:name="Salutation" w:semiHidden="1" w:unhideWhenUsed="1"/>
+    <w:lsdException w:name="Date" w:semiHidden="1" w:unhideWhenUsed="1"/>
+    <w:lsdException w:name="Body Text First Indent" w:semiHidden="1" w:unhideWhenUsed="1"/>
+    <w:lsdException w:name="Body Text First Indent 2" w:semiHidden="1" w:unhideWhenUsed="1"/>
+    <w:lsdException w:name="Note Heading" w:semiHidden="1" w:unhideWhenUsed="1"/>
+    <w:lsdException w:name="Body Text 2" w:semiHidden="1" w:unhideWhenUsed="1"/>
+    <w:lsdException w:name="Body Text 3" w:semiHidden="1" w:unhideWhenUsed="1"/>
+    <w:lsdException w:name="Body Text Indent 2" w:semiHidden="1" w:unhideWhenUsed="1"/>
+    <w:lsdException w:name="Body Text Indent 3" w:semiHidden="1" w:unhideWhenUsed="1"/>
+    <w:lsdException w:name="Block Text" w:semiHidden="1" w:unhideWhenUsed="1"/>
+    <w:lsdException w:name="Hyperlink" w:semiHidden="1" w:unhideWhenUsed="1"/>
+    <w:lsdException w:name="FollowedHyperlink" w:semiHidden="1" w:unhideWhenUsed="1"/>
+    <w:lsdException w:name="Strong" w:uiPriority="22" w:qFormat="1"/>
+    <w:lsdException w:name="Emphasis" w:uiPriority="20" w:qFormat="1"/>
+    <w:lsdException w:name="Document Map" w:semiHidden="1" w:unhideWhenUsed="1"/>
+    <w:lsdException w:name="Plain Text" w:semiHidden="1" w:unhideWhenUsed="1"/>
+    <w:lsdException w:name="E-mail Signature" w:semiHidden="1" w:unhideWhenUsed="1"/>
+    <w:lsdException w:name="HTML Top of Form" w:semiHidden="1" w:unhideWhenUsed="1"/>
+    <w:lsdException w:name="HTML Bottom of Form" w:semiHidden="1" w:unhideWhenUsed="1"/>
+    <w:lsdException w:name="Normal (Web)" w:semiHidden="1" w:unhideWhenUsed="1"/>
+    <w:lsdException w:name="HTML Acronym" w:semiHidden="1" w:unhideWhenUsed="1"/>
+    <w:lsdException w:name="HTML Address" w:semiHidden="1" w:unhideWhenUsed="1"/>
+    <w:lsdException w:name="HTML Cite" w:semiHidden="1" w:unhideWhenUsed="1"/>
+    <w:lsdException w:name="HTML Code" w:semiHidden="1" w:unhideWhenUsed="1"/>
+    <w:lsdException w:name="HTML Definition" w:semiHidden="1" w:unhideWhenUsed="1"/>
+    <w:lsdException w:name="HTML Keyboard" w:semiHidden="1" w:unhideWhenUsed="1"/>
+    <w:lsdException w:name="HTML Preformatted" w:semiHidden="1" w:unhideWhenUsed="1"/>
+    <w:lsdException w:name="HTML Sample" w:semiHidden="1" w:unhideWhenUsed="1"/>
+    <w:lsdException w:name="HTML Typewriter" w:semiHidden="1" w:unhideWhenUsed="1"/>
+    <w:lsdException w:name="HTML Variable" w:semiHidden="1" w:unhideWhenUsed="1"/>
+    <w:lsdException w:name="Normal Table" w:semiHidden="1" w:unhideWhenUsed="1"/>
+    <w:lsdException w:name="annotation subject" w:semiHidden="1" w:unhideWhenUsed="1"/>
+    <w:lsdException w:name="No List" w:semiHidden="1" w:unhideWhenUsed="1"/>
+    <w:lsdException w:name="Outline List 1" w:semiHidden="1" w:unhideWhenUsed="1"/>
+    <w:lsdException w:name="Outline List 2" w:semiHidden="1" w:unhideWhenUsed="1"/>
+    <w:lsdException w:name="Outline List 3" w:semiHidden="1" w:unhideWhenUsed="1"/>
+    <w:lsdException w:name="Table Simple 1" w:semiHidden="1" w:unhideWhenUsed="1"/>
+    <w:lsdException w:name="Table Simple 2" w:semiHidden="1" w:unhideWhenUsed="1"/>
+    <w:lsdException w:name="Table Simple 3" w:semiHidden="1" w:unhideWhenUsed="1"/>
+    <w:lsdException w:name="Table Classic 1" w:semiHidden="1" w:unhideWhenUsed="1"/>
+    <w:lsdException w:name="Table Classic 2" w:semiHidden="1" w:unhideWhenUsed="1"/>
+    <w:lsdException w:name="Table Classic 3" w:semiHidden="1" w:unhideWhenUsed="1"/>
+    <w:lsdException w:name="Table Classic 4" w:semiHidden="1" w:unhideWhenUsed="1"/>
+    <w:lsdException w:name="Table Colorful 1" w:semiHidden="1" w:unhideWhenUsed="1"/>
+    <w:lsdException w:name="Table Colorful 2" w:semiHidden="1" w:unhideWhenUsed="1"/>
+    <w:lsdException w:name="Table Colorful 3" w:semiHidden="1" w:unhideWhenUsed="1"/>
+    <w:lsdException w:name="Table Columns 1" w:semiHidden="1" w:unhideWhenUsed="1"/>
+    <w:lsdException w:name="Table Columns 2" w:semiHidden="1" w:unhideWhenUsed="1"/>
+    <w:lsdException w:name="Table Columns 3" w:semiHidden="1" w:unhideWhenUsed="1"/>
+    <w:lsdException w:name="Table Columns 4" w:semiHidden="1" w:unhideWhenUsed="1"/>
+    <w:lsdException w:name="Table Columns 5" w:semiHidden="1" w:unhideWhenUsed="1"/>
+    <w:lsdException w:name="Table Grid 1" w:semiHidden="1" w:unhideWhenUsed="1"/>
+    <w:lsdException w:name="Table Grid 2" w:semiHidden="1" w:unhideWhenUsed="1"/>
+    <w:lsdException w:name="Table Grid 3" w:semiHidden="1" w:unhideWhenUsed="1"/>
+    <w:lsdException w:name="Table Grid 4" w:semiHidden="1" w:unhideWhenUsed="1"/>
+    <w:lsdException w:name="Table Grid 5" w:semiHidden="1" w:unhideWhenUsed="1"/>
+    <w:lsdException w:name="Table Grid 6" w:semiHidden="1" w:unhideWhenUsed="1"/>
+    <w:lsdException w:name="Table Grid 7" w:semiHidden="1" w:unhideWhenUsed="1"/>
+    <w:lsdException w:name="Table Grid 8" w:semiHidden="1" w:unhideWhenUsed="1"/>
+    <w:lsdException w:name="Table List 1" w:semiHidden="1" w:unhideWhenUsed="1"/>
+    <w:lsdException w:name="Table List 2" w:semiHidden="1" w:unhideWhenUsed="1"/>
+    <w:lsdException w:name="Table List 3" w:semiHidden="1" w:unhideWhenUsed="1"/>
+    <w:lsdException w:name="Table List 4" w:semiHidden="1" w:unhideWhenUsed="1"/>
+    <w:lsdException w:name="Table List 5" w:semiHidden="1" w:unhideWhenUsed="1"/>
+    <w:lsdException w:name="Table List 6" w:semiHidden="1" w:unhideWhenUsed="1"/>
+    <w:lsdException w:name="Table List 7" w:semiHidden="1" w:unhideWhenUsed="1"/>
+    <w:lsdException w:name="Table List 8" w:semiHidden="1" w:unhideWhenUsed="1"/>
+    <w:lsdException w:name="Table 3D effects 1" w:semiHidden="1" w:unhideWhenUsed="1"/>
+    <w:lsdException w:name="Table 3D effects 2" w:semiHidden="1" w:unhideWhenUsed="1"/>
+    <w:lsdException w:name="Table 3D effects 3" w:semiHidden="1" w:unhideWhenUsed="1"/>
+    <w:lsdException w:name="Table Contemporary" w:semiHidden="1" w:unhideWhenUsed="1"/>
+    <w:lsdException w:name="Table Elegant" w:semiHidden="1" w:unhideWhenUsed="1"/>
+    <w:lsdException w:name="Table Professional" w:semiHidden="1" w:unhideWhenUsed="1"/>
+    <w:lsdException w:name="Table Subtle 1" w:semiHidden="1" w:unhideWhenUsed="1"/>
+    <w:lsdException w:name="Table Subtle 2" w:semiHidden="1" w:unhideWhenUsed="1"/>
+    <w:lsdException w:name="Table Web 1" w:semiHidden="1" w:unhideWhenUsed="1"/>
+    <w:lsdException w:name="Table Web 2" w:semiHidden="1" w:unhideWhenUsed="1"/>
+    <w:lsdException w:name="Table Web 3" w:semiHidden="1" w:unhideWhenUsed="1"/>
+    <w:lsdException w:name="Balloon Text" w:semiHidden="1" w:unhideWhenUsed="1"/>
+    <w:lsdException w:name="Table Grid" w:uiPriority="39"/>
+    <w:lsdException w:name="Table Theme" w:semiHidden="1" w:unhideWhenUsed="1"/>
+    <w:lsdException w:name="Placeholder Text" w:semiHidden="1"/>
+    <w:lsdException w:name="No Spacing" w:uiPriority="1" w:qFormat="1"/>
+    <w:lsdException w:name="Light Shading" w:uiPriority="60"/>
+    <w:lsdException w:name="Light List" w:uiPriority="61"/>
+    <w:lsdException w:name="Light Grid" w:uiPriority="62"/>
+    <w:lsdException w:name="Medium Shading 1" w:uiPriority="63"/>
+    <w:lsdException w:name="Medium Shading 2" w:uiPriority="64"/>
+    <w:lsdException w:name="Medium List 1" w:uiPriority="65"/>
+    <w:lsdException w:name="Medium List 2" w:uiPriority="66"/>
+    <w:lsdException w:name="Medium Grid 1" w:uiPriority="67"/>
+    <w:lsdException w:name="Medium Grid 2" w:uiPriority="68"/>
+    <w:lsdException w:name="Medium Grid 3" w:uiPriority="69"/>
+    <w:lsdException w:name="Dark List" w:uiPriority="70"/>
+    <w:lsdException w:name="Colorful Shading" w:uiPriority="71"/>
+    <w:lsdException w:name="Colorful List" w:uiPriority="72"/>
+    <w:lsdException w:name="Colorful Grid" w:uiPriority="73"/>
+    <w:lsdException w:name="Light Shading Accent 1" w:uiPriority="60"/>
+    <w:lsdException w:name="Light List Accent 1" w:uiPriority="61"/>
+    <w:lsdException w:name="Light Grid Accent 1" w:uiPriority="62"/>
+    <w:lsdException w:name="Medium Shading 1 Accent 1" w:uiPriority="63"/>
+    <w:lsdException w:name="Medium Shading 2 Accent 1" w:uiPriority="64"/>
+    <w:lsdException w:name="Medium List 1 Accent 1" w:uiPriority="65"/>
+    <w:lsdException w:name="Revision" w:semiHidden="1"/>
+    <w:lsdException w:name="List Paragraph" w:uiPriority="34" w:qFormat="1"/>
+    <w:lsdException w:name="Quote" w:uiPriority="29" w:qFormat="1"/>
+    <w:lsdException w:name="Intense Quote" w:uiPriority="30" w:qFormat="1"/>
+    <w:lsdException w:name="Medium List 2 Accent 1" w:uiPriority="66"/>
+    <w:lsdException w:name="Medium Grid 1 Accent 1" w:uiPriority="67"/>
+    <w:lsdException w:name="Medium Grid 2 Accent 1" w:uiPriority="68"/>
+    <w:lsdException w:name="Medium Grid 3 Accent 1" w:uiPriority="69"/>
+    <w:lsdException w:name="Dark List Accent 1" w:uiPriority="70"/>
+    <w:lsdException w:name="Colorful Shading Accent 1" w:uiPriority="71"/>
+    <w:lsdException w:name="Colorful List Accent 1" w:uiPriority="72"/>
+    <w:lsdException w:name="Colorful Grid Accent 1" w:uiPriority="73"/>
+    <w:lsdException w:name="Light Shading Accent 2" w:uiPriority="60"/>
+    <w:lsdException w:name="Light List Accent 2" w:uiPriority="61"/>
+    <w:lsdException w:name="Light Grid Accent 2" w:uiPriority="62"/>
+    <w:lsdException w:name="Medium Shading 1 Accent 2" w:uiPriority="63"/>
+    <w:lsdException w:name="Medium Shading 2 Accent 2" w:uiPriority="64"/>
+    <w:lsdException w:name="Medium List 1 Accent 2" w:uiPriority="65"/>
+    <w:lsdException w:name="Medium List 2 Accent 2" w:uiPriority="66"/>
+    <w:lsdException w:name="Medium Grid 1 Accent 2" w:uiPriority="67"/>
+    <w:lsdException w:name="Medium Grid 2 Accent 2" w:uiPriority="68"/>
+    <w:lsdException w:name="Medium Grid 3 Accent 2" w:uiPriority="69"/>
+    <w:lsdException w:name="Dark List Accent 2" w:uiPriority="70"/>
+    <w:lsdException w:name="Colorful Shading Accent 2" w:uiPriority="71"/>
+    <w:lsdException w:name="Colorful List Accent 2" w:uiPriority="72"/>
+    <w:lsdException w:name="Colorful Grid Accent 2" w:uiPriority="73"/>
+    <w:lsdException w:name="Light Shading Accent 3" w:uiPriority="60"/>
+    <w:lsdException w:name="Light List Accent 3" w:uiPriority="61"/>
+    <w:lsdException w:name="Light Grid Accent 3" w:uiPriority="62"/>
+    <w:lsdException w:name="Medium Shading 1 Accent 3" w:uiPriority="63"/>
+    <w:lsdException w:name="Medium Shading 2 Accent 3" w:uiPriority="64"/>
+    <w:lsdException w:name="Medium List 1 Accent 3" w:uiPriority="65"/>
+    <w:lsdException w:name="Medium List 2 Accent 3" w:uiPriority="66"/>
+    <w:lsdException w:name="Medium Grid 1 Accent 3" w:uiPriority="67"/>
+    <w:lsdException w:name="Medium Grid 2 Accent 3" w:uiPriority="68"/>
+    <w:lsdException w:name="Medium Grid 3 Accent 3" w:uiPriority="69"/>
+    <w:lsdException w:name="Dark List Accent 3" w:uiPriority="70"/>
+    <w:lsdException w:name="Colorful Shading Accent 3" w:uiPriority="71"/>
+    <w:lsdException w:name="Colorful List Accent 3" w:uiPriority="72"/>
+    <w:lsdException w:name="Colorful Grid Accent 3" w:uiPriority="73"/>
+    <w:lsdException w:name="Light Shading Accent 4" w:uiPriority="60"/>
+    <w:lsdException w:name="Light List Accent 4" w:uiPriority="61"/>
+    <w:lsdException w:name="Light Grid Accent 4" w:uiPriority="62"/>
+    <w:lsdException w:name="Medium Shading 1 Accent 4" w:uiPriority="63"/>
+    <w:lsdException w:name="Medium Shading 2 Accent 4" w:uiPriority="64"/>
+    <w:lsdException w:name="Medium List 1 Accent 4" w:uiPriority="65"/>
+    <w:lsdException w:name="Medium List 2 Accent 4" w:uiPriority="66"/>
+    <w:lsdException w:name="Medium Grid 1 Accent 4" w:uiPriority="67"/>
+    <w:lsdException w:name="Medium Grid 2 Accent 4" w:uiPriority="68"/>
+    <w:lsdException w:name="Medium Grid 3 Accent 4" w:uiPriority="69"/>
+    <w:lsdException w:name="Dark List Accent 4" w:uiPriority="70"/>
+    <w:lsdException w:name="Colorful Shading Accent 4" w:uiPriority="71"/>
+    <w:lsdException w:name="Colorful List Accent 4" w:uiPriority="72"/>
+    <w:lsdException w:name="Colorful Grid Accent 4" w:uiPriority="73"/>
+    <w:lsdException w:name="Light Shading Accent 5" w:uiPriority="60"/>
+    <w:lsdException w:name="Light List Accent 5" w:uiPriority="61"/>
+    <w:lsdException w:name="Light Grid Accent 5" w:uiPriority="62"/>
+    <w:lsdException w:name="Medium Shading 1 Accent 5" w:uiPriority="63"/>
+    <w:lsdException w:name="Medium Shading 2 Accent 5" w:uiPriority="64"/>
+    <w:lsdException w:name="Medium List 1 Accent 5" w:uiPriority="65"/>
+    <w:lsdException w:name="Medium List 2 Accent 5" w:uiPriority="66"/>
+    <w:lsdException w:name="Medium Grid 1 Accent 5" w:uiPriority="67"/>
+    <w:lsdException w:name="Medium Grid 2 Accent 5" w:uiPriority="68"/>
+    <w:lsdException w:name="Medium Grid 3 Accent 5" w:uiPriority="69"/>
+    <w:lsdException w:name="Dark List Accent 5" w:uiPriority="70"/>
+    <w:lsdException w:name="Colorful Shading Accent 5" w:uiPriority="71"/>
+    <w:lsdException w:name="Colorful List Accent 5" w:uiPriority="72"/>
+    <w:lsdException w:name="Colorful Grid Accent 5" w:uiPriority="73"/>
+    <w:lsdException w:name="Light Shading Accent 6" w:uiPriority="60"/>
+    <w:lsdException w:name="Light List Accent 6" w:uiPriority="61"/>
+    <w:lsdException w:name="Light Grid Accent 6" w:uiPriority="62"/>
+    <w:lsdException w:name="Medium Shading 1 Accent 6" w:uiPriority="63"/>
+    <w:lsdException w:name="Medium Shading 2 Accent 6" w:uiPriority="64"/>
+    <w:lsdException w:name="Medium List 1 Accent 6" w:uiPriority="65"/>
+    <w:lsdException w:name="Medium List 2 Accent 6" w:uiPriority="66"/>
+    <w:lsdException w:name="Medium Grid 1 Accent 6" w:uiPriority="67"/>
+    <w:lsdException w:name="Medium Grid 2 Accent 6" w:uiPriority="68"/>
+    <w:lsdException w:name="Medium Grid 3 Accent 6" w:uiPriority="69"/>
+    <w:lsdException w:name="Dark List Accent 6" w:uiPriority="70"/>
+    <w:lsdException w:name="Colorful Shading Accent 6" w:uiPriority="71"/>
+    <w:lsdException w:name="Colorful List Accent 6" w:uiPriority="72"/>
+    <w:lsdException w:name="Colorful Grid Accent 6" w:uiPriority="73"/>
+    <w:lsdException w:name="Subtle Emphasis" w:uiPriority="19" w:qFormat="1"/>
+    <w:lsdException w:name="Intense Emphasis" w:uiPriority="21" w:qFormat="1"/>
+    <w:lsdException w:name="Subtle Reference" w:uiPriority="31" w:qFormat="1"/>
+    <w:lsdException w:name="Intense Reference" w:uiPriority="32" w:qFormat="1"/>
+    <w:lsdException w:name="Book Title" w:uiPriority="33" w:qFormat="1"/>
+    <w:lsdException w:name="Bibliography" w:semiHidden="1" w:uiPriority="37" w:unhideWhenUsed="1"/>
+    <w:lsdException w:name="TOC Heading" w:semiHidden="1" w:uiPriority="39" w:unhideWhenUsed="1" w:qFormat="1"/>
+    <w:lsdException w:name="Plain Table 1" w:uiPriority="41"/>
+    <w:lsdException w:name="Plain Table 2" w:uiPriority="42"/>
+    <w:lsdException w:name="Plain Table 3" w:uiPriority="43"/>
+    <w:lsdException w:name="Plain Table 4" w:uiPriority="44"/>
+    <w:lsdException w:name="Plain Table 5" w:uiPriority="45"/>
+    <w:lsdException w:name="Grid Table Light" w:uiPriority="40"/>
+    <w:lsdException w:name="Grid Table 1 Light" w:uiPriority="46"/>
+    <w:lsdException w:name="Grid Table 2" w:uiPriority="47"/>
+    <w:lsdException w:name="Grid Table 3" w:uiPriority="48"/>
+    <w:lsdException w:name="Grid Table 4" w:uiPriority="49"/>
+    <w:lsdException w:name="Grid Table 5 Dark" w:uiPriority="50"/>
+    <w:lsdException w:name="Grid Table 6 Colorful" w:uiPriority="51"/>
+    <w:lsdException w:name="Grid Table 7 Colorful" w:uiPriority="52"/>
+    <w:lsdException w:name="Grid Table 1 Light Accent 1" w:uiPriority="46"/>
+    <w:lsdException w:name="Grid Table 2 Accent 1" w:uiPriority="47"/>
+    <w:lsdException w:name="Grid Table 3 Accent 1" w:uiPriority="48"/>
+    <w:lsdException w:name="Grid Table 4 Accent 1" w:uiPriority="49"/>
+    <w:lsdException w:name="Grid Table 5 Dark Accent 1" w:uiPriority="50"/>
+    <w:lsdException w:name="Grid Table 6 Colorful Accent 1" w:uiPriority="51"/>
+    <w:lsdException w:name="Grid Table 7 Colorful Accent 1" w:uiPriority="52"/>
+    <w:lsdException w:name="Grid Table 1 Light Accent 2" w:uiPriority="46"/>
+    <w:lsdException w:name="Grid Table 2 Accent 2" w:uiPriority="47"/>
+    <w:lsdException w:name="Grid Table 3 Accent 2" w:uiPriority="48"/>
+    <w:lsdException w:name="Grid Table 4 Accent 2" w:uiPriority="49"/>
+    <w:lsdException w:name="Grid Table 5 Dark Accent 2" w:uiPriority="50"/>
+    <w:lsdException w:name="Grid Table 6 Colorful Accent 2" w:uiPriority="51"/>
+    <w:lsdException w:name="Grid Table 7 Colorful Accent 2" w:uiPriority="52"/>
+    <w:lsdException w:name="Grid Table 1 Light Accent 3" w:uiPriority="46"/>
+    <w:lsdException w:name="Grid Table 2 Accent 3" w:uiPriority="47"/>
+    <w:lsdException w:name="Grid Table 3 Accent 3" w:uiPriority="48"/>
+    <w:lsdException w:name="Grid Table 4 Accent 3" w:uiPriority="49"/>
+    <w:lsdException w:name="Grid Table 5 Dark Accent 3" w:uiPriority="50"/>
+    <w:lsdException w:name="Grid Table 6 Colorful Accent 3" w:uiPriority="51"/>
+    <w:lsdException w:name="Grid Table 7 Colorful Accent 3" w:uiPriority="52"/>
+    <w:lsdException w:name="Grid Table 1 Light Accent 4" w:uiPriority="46"/>
+    <w:lsdException w:name="Grid Table 2 Accent 4" w:uiPriority="47"/>
+    <w:lsdException w:name="Grid Table 3 Accent 4" w:uiPriority="48"/>
+    <w:lsdException w:name="Grid Table 4 Accent 4" w:uiPriority="49"/>
+    <w:lsdException w:name="Grid Table 5 Dark Accent 4" w:uiPriority="50"/>
+    <w:lsdException w:name="Grid Table 6 Colorful Accent 4" w:uiPriority="51"/>
+    <w:lsdException w:name="Grid Table 7 Colorful Accent 4" w:uiPriority="52"/>
+    <w:lsdException w:name="Grid Table 1 Light Accent 5" w:uiPriority="46"/>
+    <w:lsdException w:name="Grid Table 2 Accent 5" w:uiPriority="47"/>
+    <w:lsdException w:name="Grid Table 3 Accent 5" w:uiPriority="48"/>
+    <w:lsdException w:name="Grid Table 4 Accent 5" w:uiPriority="49"/>
+    <w:lsdException w:name="Grid Table 5 Dark Accent 5" w:uiPriority="50"/>
+    <w:lsdException w:name="Grid Table 6 Colorful Accent 5" w:uiPriority="51"/>
+    <w:lsdException w:name="Grid Table 7 Colorful Accent 5" w:uiPriority="52"/>
+    <w:lsdException w:name="Grid Table 1 Light Accent 6" w:uiPriority="46"/>
+    <w:lsdException w:name="Grid Table 2 Accent 6" w:uiPriority="47"/>
+    <w:lsdException w:name="Grid Table 3 Accent 6" w:uiPriority="48"/>
+    <w:lsdException w:name="Grid Table 4 Accent 6" w:uiPriority="49"/>
+    <w:lsdException w:name="Grid Table 5 Dark Accent 6" w:uiPriority="50"/>
+    <w:lsdException w:name="Grid Table 6 Colorful Accent 6" w:uiPriority="51"/>
+    <w:lsdException w:name="Grid Table 7 Colorful Accent 6" w:uiPriority="52"/>
+    <w:lsdException w:name="List Table 1 Light" w:uiPriority="46"/>
+    <w:lsdException w:name="List Table 2" w:uiPriority="47"/>
+    <w:lsdException w:name="List Table 3" w:uiPriority="48"/>
+    <w:lsdException w:name="List Table 4" w:uiPriority="49"/>
+    <w:lsdException w:name="List Table 5 Dark" w:uiPriority="50"/>
+    <w:lsdException w:name="List Table 6 Colorful" w:uiPriority="51"/>
+    <w:lsdException w:name="List Table 7 Colorful" w:uiPriority="52"/>
+    <w:lsdException w:name="List Table 1 Light Accent 1" w:uiPriority="46"/>
+    <w:lsdException w:name="List Table 2 Accent 1" w:uiPriority="47"/>
+    <w:lsdException w:name="List Table 3 Accent 1" w:uiPriority="48"/>
+    <w:lsdException w:name="List Table 4 Accent 1" w:uiPriority="49"/>
+    <w:lsdException w:name="List Table 5 Dark Accent 1" w:uiPriority="50"/>
+    <w:lsdException w:name="List Table 6 Colorful Accent 1" w:uiPriority="51"/>
+    <w:lsdException w:name="List Table 7 Colorful Accent 1" w:uiPriority="52"/>
+    <w:lsdException w:name="List Table 1 Light Accent 2" w:uiPriority="46"/>
+    <w:lsdException w:name="List Table 2 Accent 2" w:uiPriority="47"/>
+    <w:lsdException w:name="List Table 3 Accent 2" w:uiPriority="48"/>
+    <w:lsdException w:name="List Table 4 Accent 2" w:uiPriority="49"/>
+    <w:lsdException w:name="List Table 5 Dark Accent 2" w:uiPriority="50"/>
+    <w:lsdException w:name="List Table 6 Colorful Accent 2" w:uiPriority="51"/>
+    <w:lsdException w:name="List Table 7 Colorful Accent 2" w:uiPriority="52"/>
+    <w:lsdException w:name="List Table 1 Light Accent 3" w:uiPriority="46"/>
+    <w:lsdException w:name="List Table 2 Accent 3" w:uiPriority="47"/>
+    <w:lsdException w:name="List Table 3 Accent 3" w:uiPriority="48"/>
+    <w:lsdException w:name="List Table 4 Accent 3" w:uiPriority="49"/>
+    <w:lsdException w:name="List Table 5 Dark Accent 3" w:uiPriority="50"/>
+    <w:lsdException w:name="List Table 6 Colorful Accent 3" w:uiPriority="51"/>
+    <w:lsdException w:name="List Table 7 Colorful Accent 3" w:uiPriority="52"/>
+    <w:lsdException w:name="List Table 1 Light Accent 4" w:uiPriority="46"/>
+    <w:lsdException w:name="List Table 2 Accent 4" w:uiPriority="47"/>
+    <w:lsdException w:name="List Table 3 Accent 4" w:uiPriority="48"/>
+    <w:lsdException w:name="List Table 4 Accent 4" w:uiPriority="49"/>
+    <w:lsdException w:name="List Table 5 Dark Accent 4" w:uiPriority="50"/>
+    <w:lsdException w:name="List Table 6 Colorful Accent 4" w:uiPriority="51"/>
+    <w:lsdException w:name="List Table 7 Colorful Accent 4" w:uiPriority="52"/>
+    <w:lsdException w:name="List Table 1 Light Accent 5" w:uiPriority="46"/>
+    <w:lsdException w:name="List Table 2 Accent 5" w:uiPriority="47"/>
+    <w:lsdException w:name="List Table 3 Accent 5" w:uiPriority="48"/>
+    <w:lsdException w:name="List Table 4 Accent 5" w:uiPriority="49"/>
+    <w:lsdException w:name="List Table 5 Dark Accent 5" w:uiPriority="50"/>
+    <w:lsdException w:name="List Table 6 Colorful Accent 5" w:uiPriority="51"/>
+    <w:lsdException w:name="List Table 7 Colorful Accent 5" w:uiPriority="52"/>
+    <w:lsdException w:name="List Table 1 Light Accent 6" w:uiPriority="46"/>
+    <w:lsdException w:name="List Table 2 Accent 6" w:uiPriority="47"/>
+    <w:lsdException w:name="List Table 3 Accent 6" w:uiPriority="48"/>
+    <w:lsdException w:name="List Table 4 Accent 6" w:uiPriority="49"/>
+    <w:lsdException w:name="List Table 5 Dark Accent 6" w:uiPriority="50"/>
+    <w:lsdException w:name="List Table 6 Colorful Accent 6" w:uiPriority="51"/>
+    <w:lsdException w:name="List Table 7 Colorful Accent 6" w:uiPriority="52"/>
+    <w:lsdException w:name="Mention" w:semiHidden="1" w:unhideWhenUsed="1"/>
+    <w:lsdException w:name="Smart Hyperlink" w:semiHidden="1" w:unhideWhenUsed="1"/>
+    <w:lsdException w:name="Hashtag" w:semiHidden="1" w:unhideWhenUsed="1"/>
+    <w:lsdException w:name="Unresolved Mention" w:semiHidden="1" w:unhideWhenUsed="1"/>
+    <w:lsdException w:name="Smart Link" w:semiHidden="1" w:unhideWhenUsed="1"/>
+  </w:latentStyles>
+  <w:style w:type="paragraph" w:default="1" w:styleId="Normal">
+    <w:name w:val="Normal"/>
+    <w:qFormat/>
   </w:style>
-  <w:style w:type="paragraph" w:styleId="Normal" w:default="1">
-    <w:name w:val="normal"/>
-  </w:style>
-  <w:style w:type="paragraph" w:styleId="Heading1">
+  <w:style w:type="paragraph" w:styleId="Ttulo1">
     <w:name w:val="heading 1"/>
     <w:basedOn w:val="Normal"/>
     <w:next w:val="Normal"/>
+    <w:uiPriority w:val="9"/>
+    <w:qFormat/>
     <w:pPr>
-      <w:keepNext w:val="1"/>
-      <w:keepLines w:val="1"/>
-      <w:pageBreakBefore w:val="0"/>
-      <w:spacing w:after="120" w:before="400" w:lineRule="auto"/>
+      <w:keepNext/>
+      <w:keepLines/>
+      <w:spacing w:before="400" w:after="120"/>
+      <w:outlineLvl w:val="0"/>
     </w:pPr>
     <w:rPr>
       <w:sz w:val="40"/>
       <w:szCs w:val="40"/>
     </w:rPr>
   </w:style>
-  <w:style w:type="paragraph" w:styleId="Heading2">
+  <w:style w:type="paragraph" w:styleId="Ttulo2">
     <w:name w:val="heading 2"/>
     <w:basedOn w:val="Normal"/>
     <w:next w:val="Normal"/>
+    <w:uiPriority w:val="9"/>
+    <w:semiHidden/>
+    <w:unhideWhenUsed/>
+    <w:qFormat/>
     <w:pPr>
-      <w:keepNext w:val="1"/>
-      <w:keepLines w:val="1"/>
-      <w:pageBreakBefore w:val="0"/>
-      <w:spacing w:after="120" w:before="360" w:lineRule="auto"/>
+      <w:keepNext/>
+      <w:keepLines/>
+      <w:spacing w:before="360" w:after="120"/>
+      <w:outlineLvl w:val="1"/>
     </w:pPr>
     <w:rPr>
-      <w:b w:val="0"/>
-      <w:bCs w:val="0"/>
       <w:sz w:val="32"/>
       <w:szCs w:val="32"/>
     </w:rPr>
   </w:style>
-  <w:style w:type="paragraph" w:styleId="Heading3">
+  <w:style w:type="paragraph" w:styleId="Ttulo3">
     <w:name w:val="heading 3"/>
     <w:basedOn w:val="Normal"/>
     <w:next w:val="Normal"/>
+    <w:uiPriority w:val="9"/>
+    <w:semiHidden/>
+    <w:unhideWhenUsed/>
+    <w:qFormat/>
     <w:pPr>
-      <w:keepNext w:val="1"/>
-      <w:keepLines w:val="1"/>
-      <w:pageBreakBefore w:val="0"/>
-      <w:spacing w:after="80" w:before="320" w:lineRule="auto"/>
+      <w:keepNext/>
+      <w:keepLines/>
+      <w:spacing w:before="320" w:after="80"/>
+      <w:outlineLvl w:val="2"/>
     </w:pPr>
     <w:rPr>
-      <w:b w:val="0"/>
-      <w:bCs w:val="0"/>
       <w:color w:val="434343"/>
       <w:sz w:val="28"/>
       <w:szCs w:val="28"/>
     </w:rPr>
   </w:style>
-  <w:style w:type="paragraph" w:styleId="Heading4">
+  <w:style w:type="paragraph" w:styleId="Ttulo4">
     <w:name w:val="heading 4"/>
     <w:basedOn w:val="Normal"/>
     <w:next w:val="Normal"/>
+    <w:uiPriority w:val="9"/>
+    <w:semiHidden/>
+    <w:unhideWhenUsed/>
+    <w:qFormat/>
     <w:pPr>
-      <w:keepNext w:val="1"/>
-      <w:keepLines w:val="1"/>
-      <w:pageBreakBefore w:val="0"/>
-      <w:spacing w:after="80" w:before="280" w:lineRule="auto"/>
+      <w:keepNext/>
+      <w:keepLines/>
+      <w:spacing w:before="280" w:after="80"/>
+      <w:outlineLvl w:val="3"/>
     </w:pPr>
     <w:rPr>
       <w:color w:val="666666"/>
@@ -1986,82 +6166,123 @@
       <w:szCs w:val="24"/>
     </w:rPr>
   </w:style>
-  <w:style w:type="paragraph" w:styleId="Heading5">
+  <w:style w:type="paragraph" w:styleId="Ttulo5">
     <w:name w:val="heading 5"/>
     <w:basedOn w:val="Normal"/>
     <w:next w:val="Normal"/>
+    <w:uiPriority w:val="9"/>
+    <w:semiHidden/>
+    <w:unhideWhenUsed/>
+    <w:qFormat/>
     <w:pPr>
-      <w:keepNext w:val="1"/>
-      <w:keepLines w:val="1"/>
-      <w:pageBreakBefore w:val="0"/>
-      <w:spacing w:after="80" w:before="240" w:lineRule="auto"/>
+      <w:keepNext/>
+      <w:keepLines/>
+      <w:spacing w:before="240" w:after="80"/>
+      <w:outlineLvl w:val="4"/>
     </w:pPr>
     <w:rPr>
       <w:color w:val="666666"/>
-      <w:sz w:val="22"/>
-      <w:szCs w:val="22"/>
     </w:rPr>
   </w:style>
-  <w:style w:type="paragraph" w:styleId="Heading6">
+  <w:style w:type="paragraph" w:styleId="Ttulo6">
     <w:name w:val="heading 6"/>
     <w:basedOn w:val="Normal"/>
     <w:next w:val="Normal"/>
+    <w:uiPriority w:val="9"/>
+    <w:semiHidden/>
+    <w:unhideWhenUsed/>
+    <w:qFormat/>
     <w:pPr>
-      <w:keepNext w:val="1"/>
-      <w:keepLines w:val="1"/>
-      <w:pageBreakBefore w:val="0"/>
-      <w:spacing w:after="80" w:before="240" w:lineRule="auto"/>
+      <w:keepNext/>
+      <w:keepLines/>
+      <w:spacing w:before="240" w:after="80"/>
+      <w:outlineLvl w:val="5"/>
     </w:pPr>
     <w:rPr>
-      <w:i w:val="1"/>
-      <w:iCs w:val="1"/>
+      <w:i/>
+      <w:iCs/>
       <w:color w:val="666666"/>
-      <w:sz w:val="22"/>
-      <w:szCs w:val="22"/>
     </w:rPr>
   </w:style>
-  <w:style w:type="paragraph" w:styleId="Title">
+  <w:style w:type="character" w:default="1" w:styleId="Fuentedeprrafopredeter">
+    <w:name w:val="Default Paragraph Font"/>
+    <w:uiPriority w:val="1"/>
+    <w:semiHidden/>
+    <w:unhideWhenUsed/>
+  </w:style>
+  <w:style w:type="table" w:default="1" w:styleId="Tablanormal">
+    <w:name w:val="Normal Table"/>
+    <w:uiPriority w:val="99"/>
+    <w:semiHidden/>
+    <w:unhideWhenUsed/>
+    <w:tblPr>
+      <w:tblInd w:w="0" w:type="dxa"/>
+      <w:tblCellMar>
+        <w:top w:w="0" w:type="dxa"/>
+        <w:left w:w="108" w:type="dxa"/>
+        <w:bottom w:w="0" w:type="dxa"/>
+        <w:right w:w="108" w:type="dxa"/>
+      </w:tblCellMar>
+    </w:tblPr>
+  </w:style>
+  <w:style w:type="numbering" w:default="1" w:styleId="Sinlista">
+    <w:name w:val="No List"/>
+    <w:uiPriority w:val="99"/>
+    <w:semiHidden/>
+    <w:unhideWhenUsed/>
+  </w:style>
+  <w:style w:type="table" w:customStyle="1" w:styleId="TableNormal">
+    <w:name w:val="TableNormal"/>
+    <w:tblPr>
+      <w:tblCellMar>
+        <w:top w:w="100" w:type="dxa"/>
+        <w:left w:w="100" w:type="dxa"/>
+        <w:bottom w:w="100" w:type="dxa"/>
+        <w:right w:w="100" w:type="dxa"/>
+      </w:tblCellMar>
+    </w:tblPr>
+  </w:style>
+  <w:style w:type="paragraph" w:styleId="Ttulo">
     <w:name w:val="Title"/>
     <w:basedOn w:val="Normal"/>
     <w:next w:val="Normal"/>
+    <w:uiPriority w:val="10"/>
+    <w:qFormat/>
     <w:pPr>
-      <w:keepNext w:val="1"/>
-      <w:keepLines w:val="1"/>
-      <w:pageBreakBefore w:val="0"/>
-      <w:spacing w:after="60" w:before="0" w:lineRule="auto"/>
+      <w:keepNext/>
+      <w:keepLines/>
+      <w:spacing w:after="60"/>
     </w:pPr>
     <w:rPr>
       <w:sz w:val="52"/>
       <w:szCs w:val="52"/>
     </w:rPr>
   </w:style>
-  <w:style w:type="paragraph" w:styleId="Subtitle">
+  <w:style w:type="paragraph" w:styleId="Subttulo">
     <w:name w:val="Subtitle"/>
     <w:basedOn w:val="Normal"/>
     <w:next w:val="Normal"/>
+    <w:uiPriority w:val="11"/>
+    <w:qFormat/>
     <w:pPr>
-      <w:keepNext w:val="1"/>
-      <w:keepLines w:val="1"/>
-      <w:pageBreakBefore w:val="0"/>
-      <w:spacing w:after="320" w:before="0" w:lineRule="auto"/>
+      <w:keepNext/>
+      <w:keepLines/>
+      <w:spacing w:after="320"/>
     </w:pPr>
     <w:rPr>
-      <w:rFonts w:ascii="Arial" w:cs="Arial" w:eastAsia="Arial" w:hAnsi="Arial"/>
-      <w:i w:val="0"/>
-      <w:iCs w:val="0"/>
       <w:color w:val="666666"/>
       <w:sz w:val="30"/>
       <w:szCs w:val="30"/>
     </w:rPr>
   </w:style>
-  <w:style w:type="table" w:styleId="Table1">
+  <w:style w:type="table" w:customStyle="1" w:styleId="a">
     <w:basedOn w:val="TableNormal"/>
     <w:tblPr>
       <w:tblStyleRowBandSize w:val="1"/>
       <w:tblStyleColBandSize w:val="1"/>
     </w:tblPr>
   </w:style>
-  <w:style w:type="table" w:styleId="Table2">
+  <w:style w:type="table" w:customStyle="1" w:styleId="a0">
     <w:basedOn w:val="TableNormal"/>
     <w:tblPr>
       <w:tblStyleRowBandSize w:val="1"/>
